--- a/sablon/teklifsablon.docx
+++ b/sablon/teklifsablon.docx
@@ -2,206 +2,192 @@
 <file path=word/document.xml><?xml version="1.0" encoding="utf-8"?>
 <w:document xmlns:wpc="http://schemas.microsoft.com/office/word/2010/wordprocessingCanvas" xmlns:cx="http://schemas.microsoft.com/office/drawing/2014/chartex" xmlns:cx1="http://schemas.microsoft.com/office/drawing/2015/9/8/chartex" xmlns:cx2="http://schemas.microsoft.com/office/drawing/2015/10/21/chartex" xmlns:cx3="http://schemas.microsoft.com/office/drawing/2016/5/9/chartex" xmlns:cx4="http://schemas.microsoft.com/office/drawing/2016/5/10/chartex" xmlns:cx5="http://schemas.microsoft.com/office/drawing/2016/5/11/chartex" xmlns:cx6="http://schemas.microsoft.com/office/drawing/2016/5/12/chartex" xmlns:cx7="http://schemas.microsoft.com/office/drawing/2016/5/13/chartex" xmlns:cx8="http://schemas.microsoft.com/office/drawing/2016/5/14/chartex" xmlns:mc="http://schemas.openxmlformats.org/markup-compatibility/2006" xmlns:aink="http://schemas.microsoft.com/office/drawing/2016/ink" xmlns:am3d="http://schemas.microsoft.com/office/drawing/2017/model3d" xmlns:o="urn:schemas-microsoft-com:office:office" xmlns:oel="http://schemas.microsoft.com/office/2019/extlst" xmlns:r="http://schemas.openxmlformats.org/officeDocument/2006/relationships" xmlns:m="http://schemas.openxmlformats.org/officeDocument/2006/math" xmlns:v="urn:schemas-microsoft-com:vml" xmlns:wp14="http://schemas.microsoft.com/office/word/2010/wordprocessingDrawing" xmlns:wp="http://schemas.openxmlformats.org/drawingml/2006/wordprocessingDrawing" xmlns:w10="urn:schemas-microsoft-com:office:word" xmlns:w="http://schemas.openxmlformats.org/wordprocessingml/2006/main" xmlns:w14="http://schemas.microsoft.com/office/word/2010/wordml" xmlns:w15="http://schemas.microsoft.com/office/word/2012/wordml" xmlns:w16cex="http://schemas.microsoft.com/office/word/2018/wordml/cex" xmlns:w16cid="http://schemas.microsoft.com/office/word/2016/wordml/cid" xmlns:w16="http://schemas.microsoft.com/office/word/2018/wordml" xmlns:w16du="http://schemas.microsoft.com/office/word/2023/wordml/word16du" xmlns:w16sdtdh="http://schemas.microsoft.com/office/word/2020/wordml/sdtdatahash" xmlns:w16sdtfl="http://schemas.microsoft.com/office/word/2024/wordml/sdtformatlock" xmlns:w16se="http://schemas.microsoft.com/office/word/2015/wordml/symex" xmlns:wpg="http://schemas.microsoft.com/office/word/2010/wordprocessingGroup" xmlns:wpi="http://schemas.microsoft.com/office/word/2010/wordprocessingInk" xmlns:wne="http://schemas.microsoft.com/office/word/2006/wordml" xmlns:wps="http://schemas.microsoft.com/office/word/2010/wordprocessingShape" mc:Ignorable="w14 w15 w16se w16cid w16 w16cex w16sdtdh w16sdtfl w16du wp14">
   <w:body>
-    <w:p>
-      <w:pPr>
-        <w:ind w:left="-709"/>
-        <w:rPr>
-          <w:rFonts w:ascii="Tahoma" w:hAnsi="Tahoma" w:cs="Tahoma"/>
-          <w:sz w:val="20"/>
-          <w:szCs w:val="20"/>
-        </w:rPr>
-      </w:pPr>
-      <w:r>
-        <w:rPr>
-          <w:rFonts w:ascii="Tahoma" w:hAnsi="Tahoma" w:cs="Tahoma"/>
-          <w:color w:val="808080" w:themeColor="background1" w:themeShade="80"/>
-          <w:sz w:val="18"/>
-          <w:szCs w:val="18"/>
-        </w:rPr>
-        <w:t>SAYIN</w:t>
-      </w:r>
-    </w:p>
-    <w:p>
-      <w:pPr>
-        <w:ind w:left="-709"/>
-        <w:rPr>
-          <w:rFonts w:ascii="Tahoma" w:eastAsia="Tahoma" w:hAnsi="Tahoma"/>
-          <w:noProof/>
-          <w:color w:val="000000"/>
-          <w:sz w:val="16"/>
-          <w:szCs w:val="16"/>
-        </w:rPr>
-      </w:pPr>
-      <w:r>
-        <w:rPr>
-          <w:rFonts w:ascii="Tahoma" w:eastAsia="Tahoma" w:hAnsi="Tahoma"/>
-          <w:b/>
-          <w:bCs/>
-          <w:noProof/>
-          <w:color w:val="000000"/>
-          <w:sz w:val="20"/>
-          <w:szCs w:val="20"/>
-        </w:rPr>
-        <w:t>{musteri_adi}</w:t>
-      </w:r>
-      <w:r>
-        <w:rPr>
-          <w:rFonts w:ascii="Tahoma" w:hAnsi="Tahoma" w:cs="Tahoma"/>
-          <w:b/>
-          <w:bCs/>
-          <w:sz w:val="20"/>
-          <w:szCs w:val="20"/>
-        </w:rPr>
-        <w:br/>
-      </w:r>
-      <w:r>
-        <w:rPr>
-          <w:rFonts w:ascii="Tahoma" w:eastAsia="Tahoma" w:hAnsi="Tahoma"/>
-          <w:noProof/>
-          <w:color w:val="000000"/>
-          <w:sz w:val="18"/>
-          <w:szCs w:val="18"/>
-        </w:rPr>
-        <w:t>{musteri_adresi}</w:t>
-      </w:r>
-    </w:p>
-    <w:p>
-      <w:pPr>
-        <w:ind w:left="-426"/>
-        <w:rPr>
-          <w:rFonts w:ascii="Tahoma" w:hAnsi="Tahoma" w:cs="Tahoma"/>
-          <w:b/>
-          <w:bCs/>
-          <w:sz w:val="20"/>
-          <w:szCs w:val="20"/>
-        </w:rPr>
-      </w:pPr>
-      <w:r>
-        <w:rPr>
-          <w:rFonts w:ascii="Tahoma" w:hAnsi="Tahoma" w:cs="Tahoma"/>
-          <w:b/>
-          <w:bCs/>
-          <w:noProof/>
-          <w:sz w:val="20"/>
-          <w:szCs w:val="20"/>
-        </w:rPr>
-        <mc:AlternateContent>
-          <mc:Choice Requires="wps">
-            <w:drawing>
-              <wp:anchor distT="0" distB="0" distL="114300" distR="114300" simplePos="0" relativeHeight="251662336" behindDoc="0" locked="0" layoutInCell="1" allowOverlap="1" wp14:anchorId="54B38BC3" wp14:editId="0AFE705D">
-                <wp:simplePos x="0" y="0"/>
-                <wp:positionH relativeFrom="column">
-                  <wp:posOffset>-482829</wp:posOffset>
-                </wp:positionH>
-                <wp:positionV relativeFrom="paragraph">
-                  <wp:posOffset>58649</wp:posOffset>
-                </wp:positionV>
-                <wp:extent cx="6839712" cy="0"/>
-                <wp:effectExtent l="0" t="0" r="0" b="0"/>
-                <wp:wrapNone/>
-                <wp:docPr id="1890390604" name="Düz Bağlayıcı 3"/>
-                <wp:cNvGraphicFramePr/>
-                <a:graphic xmlns:a="http://schemas.openxmlformats.org/drawingml/2006/main">
-                  <a:graphicData uri="http://schemas.microsoft.com/office/word/2010/wordprocessingShape">
-                    <wps:wsp>
-                      <wps:cNvCnPr/>
-                      <wps:spPr>
-                        <a:xfrm>
-                          <a:off x="0" y="0"/>
-                          <a:ext cx="6839712" cy="0"/>
-                        </a:xfrm>
-                        <a:prstGeom prst="line">
-                          <a:avLst/>
-                        </a:prstGeom>
-                        <a:ln w="19050">
-                          <a:solidFill>
-                            <a:schemeClr val="bg1">
-                              <a:lumMod val="50000"/>
-                            </a:schemeClr>
-                          </a:solidFill>
-                        </a:ln>
-                      </wps:spPr>
-                      <wps:style>
-                        <a:lnRef idx="1">
-                          <a:schemeClr val="accent1"/>
-                        </a:lnRef>
-                        <a:fillRef idx="0">
-                          <a:schemeClr val="accent1"/>
-                        </a:fillRef>
-                        <a:effectRef idx="0">
-                          <a:schemeClr val="accent1"/>
-                        </a:effectRef>
-                        <a:fontRef idx="minor">
-                          <a:schemeClr val="tx1"/>
-                        </a:fontRef>
-                      </wps:style>
-                      <wps:bodyPr/>
-                    </wps:wsp>
-                  </a:graphicData>
-                </a:graphic>
-              </wp:anchor>
-            </w:drawing>
-          </mc:Choice>
-          <mc:Fallback>
-            <w:pict>
-              <v:line w14:anchorId="08AE4479" id="Düz Bağlayıcı 3" o:spid="_x0000_s1026" style="position:absolute;z-index:251662336;visibility:visible;mso-wrap-style:square;mso-wrap-distance-left:9pt;mso-wrap-distance-top:0;mso-wrap-distance-right:9pt;mso-wrap-distance-bottom:0;mso-position-horizontal:absolute;mso-position-horizontal-relative:text;mso-position-vertical:absolute;mso-position-vertical-relative:text" from="-38pt,4.6pt" to="500.55pt,4.6pt" o:gfxdata="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" strokecolor="#7f7f7f [1612]" strokeweight="1.5pt">
-                <v:stroke joinstyle="miter"/>
-              </v:line>
-            </w:pict>
-          </mc:Fallback>
-        </mc:AlternateContent>
-      </w:r>
-    </w:p>
     <w:tbl>
       <w:tblPr>
-        <w:tblStyle w:val="TabloKlavuzu"/>
-        <w:tblW w:w="10774" w:type="dxa"/>
-        <w:tblInd w:w="-709" w:type="dxa"/>
-        <w:tblBorders>
-          <w:top w:val="none" w:sz="0" w:space="0" w:color="auto"/>
-          <w:left w:val="none" w:sz="0" w:space="0" w:color="auto"/>
-          <w:bottom w:val="none" w:sz="0" w:space="0" w:color="auto"/>
-          <w:right w:val="none" w:sz="0" w:space="0" w:color="auto"/>
-          <w:insideH w:val="none" w:sz="0" w:space="0" w:color="auto"/>
-          <w:insideV w:val="none" w:sz="0" w:space="0" w:color="auto"/>
-        </w:tblBorders>
+        <w:tblW w:w="10782" w:type="dxa"/>
+        <w:tblInd w:w="-859" w:type="dxa"/>
+        <w:tblLayout w:type="fixed"/>
+        <w:tblCellMar>
+          <w:left w:w="0" w:type="dxa"/>
+          <w:right w:w="0" w:type="dxa"/>
+        </w:tblCellMar>
         <w:tblLook w:val="04A0" w:firstRow="1" w:lastRow="0" w:firstColumn="1" w:lastColumn="0" w:noHBand="0" w:noVBand="1"/>
       </w:tblPr>
       <w:tblGrid>
-        <w:gridCol w:w="709"/>
-        <w:gridCol w:w="5103"/>
-        <w:gridCol w:w="1560"/>
-        <w:gridCol w:w="1559"/>
+        <w:gridCol w:w="433"/>
+        <w:gridCol w:w="5529"/>
+        <w:gridCol w:w="567"/>
+        <w:gridCol w:w="567"/>
+        <w:gridCol w:w="1843"/>
         <w:gridCol w:w="1843"/>
       </w:tblGrid>
       <w:tr>
         <w:trPr>
-          <w:trHeight w:val="394"/>
+          <w:gridAfter w:val="3"/>
+          <w:wAfter w:w="4253" w:type="dxa"/>
+          <w:trHeight w:val="330"/>
         </w:trPr>
         <w:tc>
           <w:tcPr>
-            <w:tcW w:w="709" w:type="dxa"/>
-            <w:shd w:val="clear" w:color="auto" w:fill="3333FF"/>
+            <w:tcW w:w="6529" w:type="dxa"/>
+            <w:gridSpan w:val="3"/>
             <w:vAlign w:val="center"/>
           </w:tcPr>
           <w:p>
             <w:pPr>
-              <w:jc w:val="center"/>
-              <w:rPr>
-                <w:rFonts w:ascii="Tahoma" w:hAnsi="Tahoma" w:cs="Tahoma"/>
+              <w:ind w:left="136"/>
+              <w:rPr>
+                <w:rStyle w:val="CharacterStyle2"/>
+                <w:rFonts w:ascii="JetBrains Mono" w:hAnsi="JetBrains Mono" w:cs="JetBrains Mono"/>
                 <w:b/>
                 <w:bCs/>
-                <w:color w:val="FFFFFF" w:themeColor="background1"/>
+                <w:color w:val="auto"/>
+              </w:rPr>
+            </w:pPr>
+            <w:r>
+              <w:rPr>
+                <w:rStyle w:val="CharacterStyle2"/>
+                <w:rFonts w:ascii="JetBrains Mono" w:hAnsi="JetBrains Mono" w:cs="JetBrains Mono"/>
+                <w:b/>
+                <w:bCs/>
+                <w:color w:val="auto"/>
+              </w:rPr>
+              <w:t>MÜŞTERİ BİLGİLERİ</w:t>
+            </w:r>
+          </w:p>
+        </w:tc>
+      </w:tr>
+      <w:tr>
+        <w:trPr>
+          <w:gridAfter w:val="3"/>
+          <w:wAfter w:w="4253" w:type="dxa"/>
+          <w:trHeight w:val="1346"/>
+        </w:trPr>
+        <w:tc>
+          <w:tcPr>
+            <w:tcW w:w="6529" w:type="dxa"/>
+            <w:gridSpan w:val="3"/>
+            <w:vAlign w:val="center"/>
+          </w:tcPr>
+          <w:p>
+            <w:pPr>
+              <w:pStyle w:val="ParagraphStyle5"/>
+              <w:ind w:left="136"/>
+              <w:jc w:val="left"/>
+              <w:rPr>
+                <w:rFonts w:ascii="JetBrains Mono" w:eastAsia="Tahoma" w:hAnsi="JetBrains Mono" w:cs="JetBrains Mono"/>
+                <w:bCs/>
+                <w:noProof/>
+                <w:color w:val="000000"/>
+                <w:sz w:val="16"/>
+                <w:szCs w:val="16"/>
+              </w:rPr>
+            </w:pPr>
+            <w:r>
+              <w:rPr>
+                <w:rStyle w:val="CharacterStyle4"/>
+                <w:rFonts w:ascii="JetBrains Mono" w:hAnsi="JetBrains Mono" w:cs="JetBrains Mono"/>
+                <w:b w:val="0"/>
+                <w:bCs/>
+                <w:sz w:val="16"/>
+                <w:szCs w:val="16"/>
+              </w:rPr>
+              <w:t xml:space="preserve">{musteri_adi}</w:t>
+            </w:r>
+          </w:p>
+          <w:p>
+            <w:pPr>
+              <w:pStyle w:val="ParagraphStyle5"/>
+              <w:ind w:left="136"/>
+              <w:jc w:val="left"/>
+              <w:rPr>
+                <w:rStyle w:val="CharacterStyle10"/>
+                <w:rFonts w:ascii="JetBrains Mono" w:hAnsi="JetBrains Mono" w:cs="JetBrains Mono"/>
+                <w:bCs/>
+                <w:sz w:val="16"/>
+                <w:szCs w:val="16"/>
+              </w:rPr>
+            </w:pPr>
+            <w:r>
+              <w:rPr>
+                <w:rStyle w:val="CharacterStyle10"/>
+                <w:rFonts w:ascii="JetBrains Mono" w:hAnsi="JetBrains Mono" w:cs="JetBrains Mono"/>
+                <w:bCs/>
+                <w:sz w:val="16"/>
+                <w:szCs w:val="16"/>
+              </w:rPr>
+              <w:t xml:space="preserve">{musteri_adresi}</w:t>
+            </w:r>
+          </w:p>
+          <w:p>
+            <w:pPr>
+              <w:pStyle w:val="ParagraphStyle5"/>
+              <w:ind w:left="136"/>
+              <w:jc w:val="left"/>
+              <w:rPr>
+                <w:rStyle w:val="CharacterStyle10"/>
+                <w:rFonts w:ascii="JetBrains Mono" w:hAnsi="JetBrains Mono" w:cs="JetBrains Mono"/>
+                <w:bCs/>
+                <w:sz w:val="16"/>
+                <w:szCs w:val="16"/>
+              </w:rPr>
+            </w:pPr>
+            <w:r>
+              <w:rPr>
+                <w:rStyle w:val="CharacterStyle10"/>
+                <w:rFonts w:ascii="JetBrains Mono" w:hAnsi="JetBrains Mono" w:cs="JetBrains Mono"/>
+                <w:bCs/>
+                <w:sz w:val="16"/>
+                <w:szCs w:val="16"/>
+              </w:rPr>
+              <w:t xml:space="preserve">{musteri_yetkili}</w:t>
+            </w:r>
+          </w:p>
+          <w:p>
+            <w:pPr>
+              <w:pStyle w:val="ParagraphStyle5"/>
+              <w:ind w:left="136"/>
+              <w:jc w:val="left"/>
+              <w:rPr>
+                <w:rStyle w:val="CharacterStyle4"/>
+                <w:rFonts w:ascii="JetBrains Mono" w:hAnsi="JetBrains Mono" w:cs="JetBrains Mono"/>
+              </w:rPr>
+            </w:pPr>
+            <w:r>
+              <w:t xml:space="preserve">{musteri_email}</w:t>
+            </w:r>
+          </w:p>
+        </w:tc>
+      </w:tr>
+      <w:tr>
+        <w:trPr>
+          <w:trHeight w:val="360"/>
+        </w:trPr>
+        <w:tc>
+          <w:tcPr>
+            <w:tcW w:w="433" w:type="dxa"/>
+            <w:tcBorders>
+              <w:bottom w:val="single" w:sz="8" w:space="0" w:color="auto"/>
+            </w:tcBorders>
+            <w:vAlign w:val="center"/>
+          </w:tcPr>
+          <w:p>
+            <w:pPr>
+              <w:pStyle w:val="ParagraphStyle28"/>
+              <w:jc w:val="left"/>
+              <w:rPr>
+                <w:rStyle w:val="CharacterStyle24"/>
+                <w:rFonts w:ascii="JetBrains Mono" w:hAnsi="JetBrains Mono" w:cs="JetBrains Mono"/>
+                <w:color w:val="auto"/>
                 <w:sz w:val="18"/>
                 <w:szCs w:val="18"/>
               </w:rPr>
             </w:pPr>
             <w:r>
               <w:rPr>
-                <w:rFonts w:ascii="Tahoma" w:hAnsi="Tahoma" w:cs="Tahoma"/>
-                <w:b/>
-                <w:bCs/>
-                <w:color w:val="FFFFFF" w:themeColor="background1"/>
+                <w:rStyle w:val="CharacterStyle24"/>
+                <w:rFonts w:ascii="JetBrains Mono" w:hAnsi="JetBrains Mono" w:cs="JetBrains Mono"/>
+                <w:color w:val="auto"/>
                 <w:sz w:val="18"/>
                 <w:szCs w:val="18"/>
               </w:rPr>
@@ -211,28 +197,29 @@
         </w:tc>
         <w:tc>
           <w:tcPr>
-            <w:tcW w:w="5103" w:type="dxa"/>
-            <w:shd w:val="clear" w:color="auto" w:fill="3333FF"/>
+            <w:tcW w:w="5529" w:type="dxa"/>
+            <w:tcBorders>
+              <w:bottom w:val="single" w:sz="8" w:space="0" w:color="auto"/>
+            </w:tcBorders>
             <w:vAlign w:val="center"/>
           </w:tcPr>
           <w:p>
             <w:pPr>
-              <w:ind w:left="175"/>
-              <w:rPr>
-                <w:rFonts w:ascii="Tahoma" w:hAnsi="Tahoma" w:cs="Tahoma"/>
-                <w:b/>
-                <w:bCs/>
-                <w:color w:val="FFFFFF" w:themeColor="background1"/>
+              <w:pStyle w:val="ParagraphStyle29"/>
+              <w:jc w:val="left"/>
+              <w:rPr>
+                <w:rStyle w:val="CharacterStyle25"/>
+                <w:rFonts w:ascii="JetBrains Mono" w:hAnsi="JetBrains Mono" w:cs="JetBrains Mono"/>
+                <w:color w:val="auto"/>
                 <w:sz w:val="18"/>
                 <w:szCs w:val="18"/>
               </w:rPr>
             </w:pPr>
             <w:r>
               <w:rPr>
-                <w:rFonts w:ascii="Tahoma" w:hAnsi="Tahoma" w:cs="Tahoma"/>
-                <w:b/>
-                <w:bCs/>
-                <w:color w:val="FFFFFF" w:themeColor="background1"/>
+                <w:rStyle w:val="CharacterStyle25"/>
+                <w:rFonts w:ascii="JetBrains Mono" w:hAnsi="JetBrains Mono" w:cs="JetBrains Mono"/>
+                <w:color w:val="auto"/>
                 <w:sz w:val="18"/>
                 <w:szCs w:val="18"/>
               </w:rPr>
@@ -242,28 +229,30 @@
         </w:tc>
         <w:tc>
           <w:tcPr>
-            <w:tcW w:w="1560" w:type="dxa"/>
-            <w:shd w:val="clear" w:color="auto" w:fill="3333FF"/>
+            <w:tcW w:w="1134" w:type="dxa"/>
+            <w:gridSpan w:val="2"/>
+            <w:tcBorders>
+              <w:bottom w:val="single" w:sz="8" w:space="0" w:color="auto"/>
+            </w:tcBorders>
             <w:vAlign w:val="center"/>
           </w:tcPr>
           <w:p>
             <w:pPr>
-              <w:jc w:val="center"/>
-              <w:rPr>
-                <w:rFonts w:ascii="Tahoma" w:hAnsi="Tahoma" w:cs="Tahoma"/>
-                <w:b/>
-                <w:bCs/>
-                <w:color w:val="FFFFFF" w:themeColor="background1"/>
+              <w:pStyle w:val="ParagraphStyle29"/>
+              <w:jc w:val="left"/>
+              <w:rPr>
+                <w:rStyle w:val="CharacterStyle25"/>
+                <w:rFonts w:ascii="JetBrains Mono" w:hAnsi="JetBrains Mono" w:cs="JetBrains Mono"/>
+                <w:color w:val="auto"/>
                 <w:sz w:val="18"/>
                 <w:szCs w:val="18"/>
               </w:rPr>
             </w:pPr>
             <w:r>
               <w:rPr>
-                <w:rFonts w:ascii="Tahoma" w:hAnsi="Tahoma" w:cs="Tahoma"/>
-                <w:b/>
-                <w:bCs/>
-                <w:color w:val="FFFFFF" w:themeColor="background1"/>
+                <w:rStyle w:val="CharacterStyle25"/>
+                <w:rFonts w:ascii="JetBrains Mono" w:hAnsi="JetBrains Mono" w:cs="JetBrains Mono"/>
+                <w:color w:val="auto"/>
                 <w:sz w:val="18"/>
                 <w:szCs w:val="18"/>
               </w:rPr>
@@ -273,28 +262,29 @@
         </w:tc>
         <w:tc>
           <w:tcPr>
-            <w:tcW w:w="1559" w:type="dxa"/>
-            <w:shd w:val="clear" w:color="auto" w:fill="3333FF"/>
+            <w:tcW w:w="1843" w:type="dxa"/>
+            <w:tcBorders>
+              <w:bottom w:val="single" w:sz="8" w:space="0" w:color="auto"/>
+            </w:tcBorders>
             <w:vAlign w:val="center"/>
           </w:tcPr>
           <w:p>
             <w:pPr>
-              <w:jc w:val="center"/>
-              <w:rPr>
-                <w:rFonts w:ascii="Tahoma" w:hAnsi="Tahoma" w:cs="Tahoma"/>
-                <w:b/>
-                <w:bCs/>
-                <w:color w:val="FFFFFF" w:themeColor="background1"/>
+              <w:pStyle w:val="ParagraphStyle29"/>
+              <w:jc w:val="left"/>
+              <w:rPr>
+                <w:rStyle w:val="CharacterStyle25"/>
+                <w:rFonts w:ascii="JetBrains Mono" w:hAnsi="JetBrains Mono" w:cs="JetBrains Mono"/>
+                <w:color w:val="auto"/>
                 <w:sz w:val="18"/>
                 <w:szCs w:val="18"/>
               </w:rPr>
             </w:pPr>
             <w:r>
               <w:rPr>
-                <w:rFonts w:ascii="Tahoma" w:hAnsi="Tahoma" w:cs="Tahoma"/>
-                <w:b/>
-                <w:bCs/>
-                <w:color w:val="FFFFFF" w:themeColor="background1"/>
+                <w:rStyle w:val="CharacterStyle25"/>
+                <w:rFonts w:ascii="JetBrains Mono" w:hAnsi="JetBrains Mono" w:cs="JetBrains Mono"/>
+                <w:color w:val="auto"/>
                 <w:sz w:val="18"/>
                 <w:szCs w:val="18"/>
               </w:rPr>
@@ -305,27 +295,28 @@
         <w:tc>
           <w:tcPr>
             <w:tcW w:w="1843" w:type="dxa"/>
-            <w:shd w:val="clear" w:color="auto" w:fill="3333FF"/>
+            <w:tcBorders>
+              <w:bottom w:val="single" w:sz="8" w:space="0" w:color="auto"/>
+            </w:tcBorders>
             <w:vAlign w:val="center"/>
           </w:tcPr>
           <w:p>
             <w:pPr>
-              <w:jc w:val="center"/>
-              <w:rPr>
-                <w:rFonts w:ascii="Tahoma" w:hAnsi="Tahoma" w:cs="Tahoma"/>
-                <w:b/>
-                <w:bCs/>
-                <w:color w:val="FFFFFF" w:themeColor="background1"/>
+              <w:pStyle w:val="ParagraphStyle29"/>
+              <w:jc w:val="left"/>
+              <w:rPr>
+                <w:rStyle w:val="CharacterStyle25"/>
+                <w:rFonts w:ascii="JetBrains Mono" w:hAnsi="JetBrains Mono" w:cs="JetBrains Mono"/>
+                <w:color w:val="auto"/>
                 <w:sz w:val="18"/>
                 <w:szCs w:val="18"/>
               </w:rPr>
             </w:pPr>
             <w:r>
               <w:rPr>
-                <w:rFonts w:ascii="Tahoma" w:hAnsi="Tahoma" w:cs="Tahoma"/>
-                <w:b/>
-                <w:bCs/>
-                <w:color w:val="FFFFFF" w:themeColor="background1"/>
+                <w:rStyle w:val="CharacterStyle25"/>
+                <w:rFonts w:ascii="JetBrains Mono" w:hAnsi="JetBrains Mono" w:cs="JetBrains Mono"/>
+                <w:color w:val="auto"/>
                 <w:sz w:val="18"/>
                 <w:szCs w:val="18"/>
               </w:rPr>
@@ -336,153 +327,133 @@
       </w:tr>
       <w:tr>
         <w:trPr>
-          <w:trHeight w:val="428"/>
+          <w:trHeight w:val="283"/>
         </w:trPr>
         <w:tc>
           <w:tcPr>
-            <w:tcW w:w="709" w:type="dxa"/>
+            <w:tcW w:w="433" w:type="dxa"/>
+            <w:tcBorders>
+              <w:top w:val="single" w:sz="8" w:space="0" w:color="auto"/>
+            </w:tcBorders>
             <w:vAlign w:val="center"/>
           </w:tcPr>
           <w:p>
             <w:pPr>
-              <w:ind w:left="32"/>
-              <w:rPr>
-                <w:rFonts w:ascii="Tahoma" w:hAnsi="Tahoma" w:cs="Tahoma"/>
-                <w:sz w:val="18"/>
-                <w:szCs w:val="18"/>
+              <w:pStyle w:val="ParagraphStyle30"/>
+              <w:ind w:left="11"/>
+              <w:rPr>
+                <w:rStyle w:val="CharacterStyle26"/>
+                <w:rFonts w:ascii="JetBrains Mono" w:hAnsi="JetBrains Mono" w:cs="JetBrains Mono"/>
               </w:rPr>
             </w:pPr>
             <w:r>
               <w:rPr>
-                <w:rFonts w:ascii="Tahoma" w:hAnsi="Tahoma" w:cs="Tahoma"/>
-                <w:sz w:val="18"/>
-                <w:szCs w:val="18"/>
-              </w:rPr>
-              <w:t>{</w:t>
-            </w:r>
-            <w:proofErr w:type="spellStart"/>
-            <w:proofErr w:type="gramStart"/>
-            <w:r>
-              <w:rPr>
-                <w:rFonts w:ascii="Tahoma" w:hAnsi="Tahoma" w:cs="Tahoma"/>
-                <w:sz w:val="18"/>
-                <w:szCs w:val="18"/>
-              </w:rPr>
-              <w:t>no</w:t>
-            </w:r>
-            <w:proofErr w:type="spellEnd"/>
-            <w:proofErr w:type="gramEnd"/>
-            <w:r>
-              <w:rPr>
-                <w:rFonts w:ascii="Tahoma" w:hAnsi="Tahoma" w:cs="Tahoma"/>
-                <w:sz w:val="18"/>
-                <w:szCs w:val="18"/>
-              </w:rPr>
-              <w:t>}</w:t>
+                <w:rStyle w:val="CharacterStyle26"/>
+                <w:rFonts w:ascii="JetBrains Mono" w:hAnsi="JetBrains Mono" w:cs="JetBrains Mono"/>
+              </w:rPr>
+              <w:t xml:space="preserve">{no}</w:t>
             </w:r>
           </w:p>
         </w:tc>
         <w:tc>
           <w:tcPr>
-            <w:tcW w:w="5103" w:type="dxa"/>
+            <w:tcW w:w="5529" w:type="dxa"/>
+            <w:tcBorders>
+              <w:top w:val="single" w:sz="8" w:space="0" w:color="auto"/>
+            </w:tcBorders>
             <w:vAlign w:val="center"/>
           </w:tcPr>
           <w:p>
             <w:pPr>
-              <w:ind w:left="175"/>
-              <w:rPr>
-                <w:rFonts w:ascii="Tahoma" w:hAnsi="Tahoma" w:cs="Tahoma"/>
-                <w:sz w:val="18"/>
-                <w:szCs w:val="18"/>
+              <w:pStyle w:val="ParagraphStyle31"/>
+              <w:jc w:val="left"/>
+              <w:rPr>
+                <w:rStyle w:val="CharacterStyle27"/>
+                <w:rFonts w:ascii="JetBrains Mono" w:hAnsi="JetBrains Mono" w:cs="JetBrains Mono"/>
               </w:rPr>
             </w:pPr>
             <w:r>
               <w:rPr>
-                <w:rFonts w:ascii="Tahoma" w:eastAsia="Tahoma" w:hAnsi="Tahoma"/>
-                <w:noProof/>
-                <w:color w:val="000000"/>
-                <w:sz w:val="18"/>
-                <w:szCs w:val="18"/>
-              </w:rPr>
-              <w:t>{hizmet_adi}</w:t>
+                <w:rStyle w:val="CharacterStyle26"/>
+                <w:rFonts w:ascii="JetBrains Mono" w:hAnsi="JetBrains Mono" w:cs="JetBrains Mono"/>
+              </w:rPr>
+              <w:t xml:space="preserve">{hizmet_adi}</w:t>
             </w:r>
           </w:p>
         </w:tc>
         <w:tc>
           <w:tcPr>
-            <w:tcW w:w="1560" w:type="dxa"/>
+            <w:tcW w:w="1134" w:type="dxa"/>
+            <w:gridSpan w:val="2"/>
+            <w:tcBorders>
+              <w:top w:val="single" w:sz="8" w:space="0" w:color="auto"/>
+            </w:tcBorders>
             <w:vAlign w:val="center"/>
           </w:tcPr>
           <w:p>
             <w:pPr>
-              <w:jc w:val="center"/>
-              <w:rPr>
-                <w:rFonts w:ascii="Tahoma" w:hAnsi="Tahoma" w:cs="Tahoma"/>
-                <w:sz w:val="18"/>
-                <w:szCs w:val="18"/>
+              <w:pStyle w:val="ParagraphStyle31"/>
+              <w:rPr>
+                <w:rStyle w:val="CharacterStyle27"/>
+                <w:rFonts w:ascii="JetBrains Mono" w:hAnsi="JetBrains Mono" w:cs="JetBrains Mono"/>
               </w:rPr>
             </w:pPr>
             <w:r>
               <w:rPr>
-                <w:rFonts w:ascii="Tahoma" w:eastAsia="Tahoma" w:hAnsi="Tahoma"/>
-                <w:noProof/>
-                <w:color w:val="000000"/>
-                <w:sz w:val="18"/>
-                <w:szCs w:val="18"/>
-              </w:rPr>
-              <w:t>{adet}</w:t>
-            </w:r>
-          </w:p>
-        </w:tc>
-        <w:tc>
-          <w:tcPr>
-            <w:tcW w:w="1559" w:type="dxa"/>
-            <w:vAlign w:val="center"/>
-          </w:tcPr>
-          <w:p>
-            <w:pPr>
-              <w:jc w:val="center"/>
-              <w:rPr>
-                <w:rFonts w:ascii="Tahoma" w:hAnsi="Tahoma" w:cs="Tahoma"/>
-                <w:sz w:val="18"/>
-                <w:szCs w:val="18"/>
-              </w:rPr>
-            </w:pPr>
-            <w:r>
-              <w:rPr>
-                <w:rFonts w:ascii="Tahoma" w:eastAsia="Tahoma" w:hAnsi="Tahoma"/>
-                <w:noProof/>
-                <w:color w:val="000000"/>
-                <w:sz w:val="18"/>
-                <w:szCs w:val="18"/>
-              </w:rPr>
-              <w:t>{birim_fiyat}</w:t>
+                <w:rStyle w:val="CharacterStyle27"/>
+                <w:rFonts w:ascii="JetBrains Mono" w:hAnsi="JetBrains Mono" w:cs="JetBrains Mono"/>
+              </w:rPr>
+              <w:t xml:space="preserve">{adet}</w:t>
             </w:r>
           </w:p>
         </w:tc>
         <w:tc>
           <w:tcPr>
             <w:tcW w:w="1843" w:type="dxa"/>
+            <w:tcBorders>
+              <w:top w:val="single" w:sz="8" w:space="0" w:color="auto"/>
+            </w:tcBorders>
             <w:vAlign w:val="center"/>
           </w:tcPr>
           <w:p>
             <w:pPr>
-              <w:jc w:val="center"/>
-              <w:rPr>
-                <w:rFonts w:ascii="Tahoma" w:hAnsi="Tahoma" w:cs="Tahoma"/>
-                <w:sz w:val="18"/>
-                <w:szCs w:val="18"/>
+              <w:pStyle w:val="ParagraphStyle31"/>
+              <w:rPr>
+                <w:rStyle w:val="CharacterStyle27"/>
+                <w:rFonts w:ascii="JetBrains Mono" w:hAnsi="JetBrains Mono" w:cs="JetBrains Mono"/>
               </w:rPr>
             </w:pPr>
             <w:r>
               <w:rPr>
-                <w:rFonts w:ascii="Tahoma" w:eastAsia="Tahoma" w:hAnsi="Tahoma"/>
-                <w:noProof/>
-                <w:color w:val="000000"/>
-                <w:sz w:val="18"/>
-                <w:szCs w:val="18"/>
-              </w:rPr>
-              <w:t>{toplam_fiyat}</w:t>
+                <w:rStyle w:val="CharacterStyle27"/>
+                <w:rFonts w:ascii="JetBrains Mono" w:hAnsi="JetBrains Mono" w:cs="JetBrains Mono"/>
+              </w:rPr>
+              <w:t xml:space="preserve">{birim_fiyat}</w:t>
+            </w:r>
+          </w:p>
+        </w:tc>
+        <w:tc>
+          <w:tcPr>
+            <w:tcW w:w="1843" w:type="dxa"/>
+            <w:tcBorders>
+              <w:top w:val="single" w:sz="8" w:space="0" w:color="auto"/>
+            </w:tcBorders>
+            <w:vAlign w:val="center"/>
+          </w:tcPr>
+          <w:p>
+            <w:pPr>
+              <w:pStyle w:val="ParagraphStyle31"/>
+              <w:rPr>
+                <w:rStyle w:val="CharacterStyle27"/>
+                <w:rFonts w:ascii="JetBrains Mono" w:hAnsi="JetBrains Mono" w:cs="JetBrains Mono"/>
+              </w:rPr>
+            </w:pPr>
+            <w:r>
+              <w:rPr>
+                <w:rStyle w:val="CharacterStyle27"/>
+                <w:rFonts w:ascii="JetBrains Mono" w:hAnsi="JetBrains Mono" w:cs="JetBrains Mono"/>
+              </w:rPr>
+              <w:t xml:space="preserve">{toplam_fiyat}</w:t>
             </w:r>
           </w:p>
         </w:tc>
@@ -491,8 +462,8 @@
     <w:p>
       <w:pPr>
         <w:rPr>
-          <w:rFonts w:ascii="Tahoma" w:hAnsi="Tahoma" w:cs="Tahoma"/>
-          <w:sz w:val="10"/>
+          <w:rFonts w:ascii="JetBrains Mono" w:hAnsi="JetBrains Mono" w:cs="JetBrains Mono"/>
+          <w:sz w:val="12"/>
           <w:szCs w:val="10"/>
         </w:rPr>
       </w:pPr>
@@ -501,7 +472,7 @@
       <w:tblPr>
         <w:tblStyle w:val="TabloKlavuzu"/>
         <w:tblW w:w="10764" w:type="dxa"/>
-        <w:tblInd w:w="-714" w:type="dxa"/>
+        <w:tblInd w:w="-866" w:type="dxa"/>
         <w:tblBorders>
           <w:top w:val="single" w:sz="12" w:space="0" w:color="0066FF"/>
           <w:left w:val="single" w:sz="12" w:space="0" w:color="0066FF"/>
@@ -523,13 +494,16 @@
           <w:tcPr>
             <w:tcW w:w="567" w:type="dxa"/>
             <w:vMerge w:val="restart"/>
+            <w:tcBorders>
+              <w:top w:val="single" w:sz="12" w:space="0" w:color="463AED"/>
+              <w:left w:val="single" w:sz="12" w:space="0" w:color="463AED"/>
+            </w:tcBorders>
           </w:tcPr>
           <w:p>
             <w:pPr>
               <w:rPr>
-                <w:rFonts w:ascii="Tahoma" w:hAnsi="Tahoma" w:cs="Tahoma"/>
+                <w:rFonts w:ascii="JetBrains Mono" w:hAnsi="JetBrains Mono" w:cs="JetBrains Mono"/>
                 <w:sz w:val="20"/>
-                <w:szCs w:val="20"/>
               </w:rPr>
             </w:pPr>
           </w:p>
@@ -539,15 +513,15 @@
             <w:tcW w:w="9356" w:type="dxa"/>
             <w:gridSpan w:val="2"/>
             <w:tcBorders>
+              <w:top w:val="single" w:sz="12" w:space="0" w:color="463AED"/>
               <w:bottom w:val="nil"/>
             </w:tcBorders>
           </w:tcPr>
           <w:p>
             <w:pPr>
               <w:rPr>
-                <w:rFonts w:ascii="Tahoma" w:hAnsi="Tahoma" w:cs="Tahoma"/>
+                <w:rFonts w:ascii="JetBrains Mono" w:hAnsi="JetBrains Mono" w:cs="JetBrains Mono"/>
                 <w:sz w:val="20"/>
-                <w:szCs w:val="20"/>
               </w:rPr>
             </w:pPr>
           </w:p>
@@ -556,13 +530,16 @@
           <w:tcPr>
             <w:tcW w:w="841" w:type="dxa"/>
             <w:vMerge w:val="restart"/>
+            <w:tcBorders>
+              <w:top w:val="single" w:sz="12" w:space="0" w:color="463AED"/>
+              <w:right w:val="single" w:sz="12" w:space="0" w:color="463AED"/>
+            </w:tcBorders>
           </w:tcPr>
           <w:p>
             <w:pPr>
               <w:rPr>
-                <w:rFonts w:ascii="Tahoma" w:hAnsi="Tahoma" w:cs="Tahoma"/>
+                <w:rFonts w:ascii="JetBrains Mono" w:hAnsi="JetBrains Mono" w:cs="JetBrains Mono"/>
                 <w:sz w:val="20"/>
-                <w:szCs w:val="20"/>
               </w:rPr>
             </w:pPr>
           </w:p>
@@ -576,13 +553,15 @@
           <w:tcPr>
             <w:tcW w:w="567" w:type="dxa"/>
             <w:vMerge/>
+            <w:tcBorders>
+              <w:left w:val="single" w:sz="12" w:space="0" w:color="463AED"/>
+            </w:tcBorders>
           </w:tcPr>
           <w:p>
             <w:pPr>
               <w:rPr>
-                <w:rFonts w:ascii="Tahoma" w:hAnsi="Tahoma" w:cs="Tahoma"/>
+                <w:rFonts w:ascii="JetBrains Mono" w:hAnsi="JetBrains Mono" w:cs="JetBrains Mono"/>
                 <w:sz w:val="20"/>
-                <w:szCs w:val="20"/>
               </w:rPr>
             </w:pPr>
           </w:p>
@@ -599,26 +578,18 @@
           <w:p>
             <w:pPr>
               <w:rPr>
-                <w:rFonts w:ascii="Tahoma" w:hAnsi="Tahoma" w:cs="Tahoma"/>
+                <w:rFonts w:ascii="JetBrains Mono" w:hAnsi="JetBrains Mono" w:cs="JetBrains Mono"/>
                 <w:sz w:val="18"/>
                 <w:szCs w:val="18"/>
               </w:rPr>
             </w:pPr>
             <w:r>
               <w:rPr>
-                <w:rFonts w:ascii="Tahoma" w:hAnsi="Tahoma" w:cs="Tahoma"/>
+                <w:rFonts w:ascii="JetBrains Mono" w:hAnsi="JetBrains Mono" w:cs="JetBrains Mono"/>
                 <w:sz w:val="18"/>
                 <w:szCs w:val="18"/>
               </w:rPr>
-              <w:t>Ara Toplam</w:t>
-            </w:r>
-            <w:r>
-              <w:rPr>
-                <w:rFonts w:ascii="Tahoma" w:hAnsi="Tahoma" w:cs="Tahoma"/>
-                <w:sz w:val="18"/>
-                <w:szCs w:val="18"/>
-              </w:rPr>
-              <w:t>:</w:t>
+              <w:t>Ara Toplam:</w:t>
             </w:r>
           </w:p>
         </w:tc>
@@ -635,14 +606,14 @@
             <w:pPr>
               <w:jc w:val="right"/>
               <w:rPr>
-                <w:rFonts w:ascii="Tahoma" w:hAnsi="Tahoma" w:cs="Tahoma"/>
+                <w:rFonts w:ascii="JetBrains Mono" w:hAnsi="JetBrains Mono" w:cs="JetBrains Mono"/>
                 <w:sz w:val="18"/>
                 <w:szCs w:val="18"/>
               </w:rPr>
             </w:pPr>
             <w:r>
               <w:rPr>
-                <w:rFonts w:ascii="Tahoma" w:eastAsia="Tahoma" w:hAnsi="Tahoma"/>
+                <w:rFonts w:ascii="JetBrains Mono" w:eastAsia="Tahoma" w:hAnsi="JetBrains Mono" w:cs="JetBrains Mono"/>
                 <w:noProof/>
                 <w:color w:val="000000"/>
                 <w:sz w:val="18"/>
@@ -656,13 +627,15 @@
           <w:tcPr>
             <w:tcW w:w="841" w:type="dxa"/>
             <w:vMerge/>
+            <w:tcBorders>
+              <w:right w:val="single" w:sz="12" w:space="0" w:color="463AED"/>
+            </w:tcBorders>
           </w:tcPr>
           <w:p>
             <w:pPr>
               <w:rPr>
-                <w:rFonts w:ascii="Tahoma" w:hAnsi="Tahoma" w:cs="Tahoma"/>
+                <w:rFonts w:ascii="JetBrains Mono" w:hAnsi="JetBrains Mono" w:cs="JetBrains Mono"/>
                 <w:sz w:val="20"/>
-                <w:szCs w:val="20"/>
               </w:rPr>
             </w:pPr>
           </w:p>
@@ -676,13 +649,15 @@
           <w:tcPr>
             <w:tcW w:w="567" w:type="dxa"/>
             <w:vMerge/>
+            <w:tcBorders>
+              <w:left w:val="single" w:sz="12" w:space="0" w:color="463AED"/>
+            </w:tcBorders>
           </w:tcPr>
           <w:p>
             <w:pPr>
               <w:rPr>
-                <w:rFonts w:ascii="Tahoma" w:hAnsi="Tahoma" w:cs="Tahoma"/>
+                <w:rFonts w:ascii="JetBrains Mono" w:hAnsi="JetBrains Mono" w:cs="JetBrains Mono"/>
                 <w:sz w:val="20"/>
-                <w:szCs w:val="20"/>
               </w:rPr>
             </w:pPr>
           </w:p>
@@ -699,14 +674,14 @@
           <w:p>
             <w:pPr>
               <w:rPr>
-                <w:rFonts w:ascii="Tahoma" w:hAnsi="Tahoma" w:cs="Tahoma"/>
+                <w:rFonts w:ascii="JetBrains Mono" w:hAnsi="JetBrains Mono" w:cs="JetBrains Mono"/>
                 <w:sz w:val="18"/>
                 <w:szCs w:val="18"/>
               </w:rPr>
             </w:pPr>
             <w:r>
               <w:rPr>
-                <w:rFonts w:ascii="Tahoma" w:hAnsi="Tahoma" w:cs="Tahoma"/>
+                <w:rFonts w:ascii="JetBrains Mono" w:hAnsi="JetBrains Mono" w:cs="JetBrains Mono"/>
                 <w:sz w:val="18"/>
                 <w:szCs w:val="18"/>
               </w:rPr>
@@ -727,7 +702,7 @@
             <w:pPr>
               <w:jc w:val="right"/>
               <w:rPr>
-                <w:rFonts w:ascii="Tahoma" w:eastAsia="Tahoma" w:hAnsi="Tahoma" w:cs="Tahoma"/>
+                <w:rFonts w:ascii="JetBrains Mono" w:eastAsia="Tahoma" w:hAnsi="JetBrains Mono" w:cs="JetBrains Mono"/>
                 <w:noProof/>
                 <w:color w:val="000000"/>
                 <w:sz w:val="18"/>
@@ -736,7 +711,7 @@
             </w:pPr>
             <w:r>
               <w:rPr>
-                <w:rFonts w:ascii="Tahoma" w:eastAsia="Tahoma" w:hAnsi="Tahoma" w:cs="Tahoma"/>
+                <w:rFonts w:ascii="JetBrains Mono" w:eastAsia="Tahoma" w:hAnsi="JetBrains Mono" w:cs="JetBrains Mono"/>
                 <w:noProof/>
                 <w:sz w:val="18"/>
                 <w:szCs w:val="18"/>
@@ -747,7 +722,7 @@
             <w:proofErr w:type="gramStart"/>
             <w:r>
               <w:rPr>
-                <w:rFonts w:ascii="Tahoma" w:hAnsi="Tahoma" w:cs="Tahoma"/>
+                <w:rFonts w:ascii="JetBrains Mono" w:hAnsi="JetBrains Mono" w:cs="JetBrains Mono"/>
                 <w:sz w:val="18"/>
                 <w:szCs w:val="18"/>
               </w:rPr>
@@ -756,7 +731,7 @@
             <w:proofErr w:type="gramEnd"/>
             <w:r>
               <w:rPr>
-                <w:rFonts w:ascii="Tahoma" w:hAnsi="Tahoma" w:cs="Tahoma"/>
+                <w:rFonts w:ascii="JetBrains Mono" w:hAnsi="JetBrains Mono" w:cs="JetBrains Mono"/>
                 <w:sz w:val="18"/>
                 <w:szCs w:val="18"/>
               </w:rPr>
@@ -765,7 +740,7 @@
             <w:proofErr w:type="spellEnd"/>
             <w:r>
               <w:rPr>
-                <w:rFonts w:ascii="Tahoma" w:hAnsi="Tahoma" w:cs="Tahoma"/>
+                <w:rFonts w:ascii="JetBrains Mono" w:hAnsi="JetBrains Mono" w:cs="JetBrains Mono"/>
                 <w:sz w:val="18"/>
                 <w:szCs w:val="18"/>
               </w:rPr>
@@ -777,13 +752,15 @@
           <w:tcPr>
             <w:tcW w:w="841" w:type="dxa"/>
             <w:vMerge/>
+            <w:tcBorders>
+              <w:right w:val="single" w:sz="12" w:space="0" w:color="463AED"/>
+            </w:tcBorders>
           </w:tcPr>
           <w:p>
             <w:pPr>
               <w:rPr>
-                <w:rFonts w:ascii="Tahoma" w:hAnsi="Tahoma" w:cs="Tahoma"/>
+                <w:rFonts w:ascii="JetBrains Mono" w:hAnsi="JetBrains Mono" w:cs="JetBrains Mono"/>
                 <w:sz w:val="20"/>
-                <w:szCs w:val="20"/>
               </w:rPr>
             </w:pPr>
           </w:p>
@@ -797,13 +774,15 @@
           <w:tcPr>
             <w:tcW w:w="567" w:type="dxa"/>
             <w:vMerge/>
+            <w:tcBorders>
+              <w:left w:val="single" w:sz="12" w:space="0" w:color="463AED"/>
+            </w:tcBorders>
           </w:tcPr>
           <w:p>
             <w:pPr>
               <w:rPr>
-                <w:rFonts w:ascii="Tahoma" w:hAnsi="Tahoma" w:cs="Tahoma"/>
+                <w:rFonts w:ascii="JetBrains Mono" w:hAnsi="JetBrains Mono" w:cs="JetBrains Mono"/>
                 <w:sz w:val="20"/>
-                <w:szCs w:val="20"/>
               </w:rPr>
             </w:pPr>
           </w:p>
@@ -820,14 +799,14 @@
           <w:p>
             <w:pPr>
               <w:rPr>
-                <w:rFonts w:ascii="Tahoma" w:hAnsi="Tahoma" w:cs="Tahoma"/>
+                <w:rFonts w:ascii="JetBrains Mono" w:hAnsi="JetBrains Mono" w:cs="JetBrains Mono"/>
                 <w:sz w:val="18"/>
                 <w:szCs w:val="18"/>
               </w:rPr>
             </w:pPr>
             <w:r>
               <w:rPr>
-                <w:rFonts w:ascii="Tahoma" w:hAnsi="Tahoma" w:cs="Tahoma"/>
+                <w:rFonts w:ascii="JetBrains Mono" w:hAnsi="JetBrains Mono" w:cs="JetBrains Mono"/>
                 <w:sz w:val="18"/>
                 <w:szCs w:val="18"/>
               </w:rPr>
@@ -848,14 +827,14 @@
             <w:pPr>
               <w:jc w:val="right"/>
               <w:rPr>
-                <w:rFonts w:ascii="Tahoma" w:hAnsi="Tahoma" w:cs="Tahoma"/>
+                <w:rFonts w:ascii="JetBrains Mono" w:hAnsi="JetBrains Mono" w:cs="JetBrains Mono"/>
                 <w:sz w:val="18"/>
                 <w:szCs w:val="18"/>
               </w:rPr>
             </w:pPr>
             <w:r>
               <w:rPr>
-                <w:rFonts w:ascii="Tahoma" w:eastAsia="Tahoma" w:hAnsi="Tahoma"/>
+                <w:rFonts w:ascii="JetBrains Mono" w:eastAsia="Tahoma" w:hAnsi="JetBrains Mono" w:cs="JetBrains Mono"/>
                 <w:noProof/>
                 <w:color w:val="000000"/>
                 <w:sz w:val="18"/>
@@ -869,13 +848,15 @@
           <w:tcPr>
             <w:tcW w:w="841" w:type="dxa"/>
             <w:vMerge/>
+            <w:tcBorders>
+              <w:right w:val="single" w:sz="12" w:space="0" w:color="463AED"/>
+            </w:tcBorders>
           </w:tcPr>
           <w:p>
             <w:pPr>
               <w:rPr>
-                <w:rFonts w:ascii="Tahoma" w:hAnsi="Tahoma" w:cs="Tahoma"/>
+                <w:rFonts w:ascii="JetBrains Mono" w:hAnsi="JetBrains Mono" w:cs="JetBrains Mono"/>
                 <w:sz w:val="20"/>
-                <w:szCs w:val="20"/>
               </w:rPr>
             </w:pPr>
           </w:p>
@@ -889,13 +870,15 @@
           <w:tcPr>
             <w:tcW w:w="567" w:type="dxa"/>
             <w:vMerge/>
+            <w:tcBorders>
+              <w:left w:val="single" w:sz="12" w:space="0" w:color="463AED"/>
+            </w:tcBorders>
           </w:tcPr>
           <w:p>
             <w:pPr>
               <w:rPr>
-                <w:rFonts w:ascii="Tahoma" w:hAnsi="Tahoma" w:cs="Tahoma"/>
+                <w:rFonts w:ascii="JetBrains Mono" w:hAnsi="JetBrains Mono" w:cs="JetBrains Mono"/>
                 <w:sz w:val="20"/>
-                <w:szCs w:val="20"/>
               </w:rPr>
             </w:pPr>
           </w:p>
@@ -911,7 +894,7 @@
           <w:p>
             <w:pPr>
               <w:rPr>
-                <w:rFonts w:ascii="Tahoma" w:hAnsi="Tahoma" w:cs="Tahoma"/>
+                <w:rFonts w:ascii="JetBrains Mono" w:hAnsi="JetBrains Mono" w:cs="JetBrains Mono"/>
                 <w:b/>
                 <w:bCs/>
                 <w:sz w:val="18"/>
@@ -920,7 +903,7 @@
             </w:pPr>
             <w:r>
               <w:rPr>
-                <w:rFonts w:ascii="Tahoma" w:hAnsi="Tahoma" w:cs="Tahoma"/>
+                <w:rFonts w:ascii="JetBrains Mono" w:hAnsi="JetBrains Mono" w:cs="JetBrains Mono"/>
                 <w:b/>
                 <w:bCs/>
                 <w:sz w:val="18"/>
@@ -942,16 +925,15 @@
             <w:pPr>
               <w:jc w:val="right"/>
               <w:rPr>
-                <w:rFonts w:ascii="Tahoma" w:hAnsi="Tahoma" w:cs="Tahoma"/>
+                <w:rFonts w:ascii="JetBrains Mono" w:hAnsi="JetBrains Mono" w:cs="JetBrains Mono"/>
                 <w:b/>
                 <w:bCs/>
                 <w:sz w:val="20"/>
-                <w:szCs w:val="20"/>
               </w:rPr>
             </w:pPr>
             <w:r>
               <w:rPr>
-                <w:rFonts w:ascii="Tahoma" w:eastAsia="Tahoma" w:hAnsi="Tahoma"/>
+                <w:rFonts w:ascii="JetBrains Mono" w:eastAsia="Tahoma" w:hAnsi="JetBrains Mono" w:cs="JetBrains Mono"/>
                 <w:b/>
                 <w:bCs/>
                 <w:noProof/>
@@ -967,13 +949,15 @@
           <w:tcPr>
             <w:tcW w:w="841" w:type="dxa"/>
             <w:vMerge/>
+            <w:tcBorders>
+              <w:right w:val="single" w:sz="12" w:space="0" w:color="463AED"/>
+            </w:tcBorders>
           </w:tcPr>
           <w:p>
             <w:pPr>
               <w:rPr>
-                <w:rFonts w:ascii="Tahoma" w:hAnsi="Tahoma" w:cs="Tahoma"/>
+                <w:rFonts w:ascii="JetBrains Mono" w:hAnsi="JetBrains Mono" w:cs="JetBrains Mono"/>
                 <w:sz w:val="20"/>
-                <w:szCs w:val="20"/>
               </w:rPr>
             </w:pPr>
           </w:p>
@@ -984,13 +968,16 @@
           <w:tcPr>
             <w:tcW w:w="567" w:type="dxa"/>
             <w:vMerge/>
+            <w:tcBorders>
+              <w:left w:val="single" w:sz="12" w:space="0" w:color="463AED"/>
+              <w:bottom w:val="single" w:sz="12" w:space="0" w:color="463AED"/>
+            </w:tcBorders>
           </w:tcPr>
           <w:p>
             <w:pPr>
               <w:rPr>
-                <w:rFonts w:ascii="Tahoma" w:hAnsi="Tahoma" w:cs="Tahoma"/>
+                <w:rFonts w:ascii="JetBrains Mono" w:hAnsi="JetBrains Mono" w:cs="JetBrains Mono"/>
                 <w:sz w:val="20"/>
-                <w:szCs w:val="20"/>
               </w:rPr>
             </w:pPr>
           </w:p>
@@ -999,13 +986,15 @@
           <w:tcPr>
             <w:tcW w:w="9356" w:type="dxa"/>
             <w:gridSpan w:val="2"/>
+            <w:tcBorders>
+              <w:bottom w:val="single" w:sz="12" w:space="0" w:color="463AED"/>
+            </w:tcBorders>
           </w:tcPr>
           <w:p>
             <w:pPr>
               <w:rPr>
-                <w:rFonts w:ascii="Tahoma" w:hAnsi="Tahoma" w:cs="Tahoma"/>
+                <w:rFonts w:ascii="JetBrains Mono" w:hAnsi="JetBrains Mono" w:cs="JetBrains Mono"/>
                 <w:sz w:val="20"/>
-                <w:szCs w:val="20"/>
               </w:rPr>
             </w:pPr>
           </w:p>
@@ -1014,13 +1003,16 @@
           <w:tcPr>
             <w:tcW w:w="841" w:type="dxa"/>
             <w:vMerge/>
+            <w:tcBorders>
+              <w:bottom w:val="single" w:sz="12" w:space="0" w:color="463AED"/>
+              <w:right w:val="single" w:sz="12" w:space="0" w:color="463AED"/>
+            </w:tcBorders>
           </w:tcPr>
           <w:p>
             <w:pPr>
               <w:rPr>
-                <w:rFonts w:ascii="Tahoma" w:hAnsi="Tahoma" w:cs="Tahoma"/>
+                <w:rFonts w:ascii="JetBrains Mono" w:hAnsi="JetBrains Mono" w:cs="JetBrains Mono"/>
                 <w:sz w:val="20"/>
-                <w:szCs w:val="20"/>
               </w:rPr>
             </w:pPr>
           </w:p>
@@ -1029,568 +1021,360 @@
     </w:tbl>
     <w:p>
       <w:pPr>
+        <w:pStyle w:val="ParagraphStyle32"/>
+        <w:ind w:left="-709"/>
         <w:rPr>
-          <w:rFonts w:ascii="Tahoma" w:hAnsi="Tahoma" w:cs="Tahoma"/>
-          <w:sz w:val="20"/>
-          <w:szCs w:val="20"/>
+          <w:rStyle w:val="FakeCharacterStyle"/>
+          <w:rFonts w:ascii="JetBrains Mono" w:eastAsia="Tahoma" w:hAnsi="JetBrains Mono" w:cs="JetBrains Mono"/>
+          <w:b/>
+          <w:color w:val="000000"/>
+          <w:sz w:val="12"/>
+          <w:szCs w:val="2"/>
+        </w:rPr>
+      </w:pPr>
+    </w:p>
+    <w:p>
+      <w:pPr>
+        <w:pStyle w:val="ParagraphStyle32"/>
+        <w:ind w:left="-709"/>
+        <w:rPr>
+          <w:rStyle w:val="FakeCharacterStyle"/>
+          <w:rFonts w:ascii="JetBrains Mono" w:eastAsia="Tahoma" w:hAnsi="JetBrains Mono" w:cs="JetBrains Mono"/>
+          <w:b/>
+          <w:color w:val="000000"/>
+          <w:sz w:val="12"/>
+          <w:szCs w:val="2"/>
+        </w:rPr>
+      </w:pPr>
+    </w:p>
+    <w:p>
+      <w:pPr>
+        <w:pStyle w:val="ParagraphStyle32"/>
+        <w:ind w:left="-709"/>
+        <w:rPr>
+          <w:rStyle w:val="FakeCharacterStyle"/>
+          <w:rFonts w:ascii="JetBrains Mono" w:eastAsia="Tahoma" w:hAnsi="JetBrains Mono" w:cs="JetBrains Mono"/>
+          <w:b/>
+          <w:color w:val="000000"/>
+          <w:sz w:val="12"/>
+          <w:szCs w:val="2"/>
         </w:rPr>
       </w:pPr>
       <w:r>
         <w:rPr>
-          <w:rFonts w:ascii="Tahoma" w:hAnsi="Tahoma" w:cs="Tahoma"/>
-          <w:noProof/>
+          <w:rStyle w:val="FakeCharacterStyle"/>
+          <w:rFonts w:ascii="JetBrains Mono" w:eastAsia="Tahoma" w:hAnsi="JetBrains Mono" w:cs="JetBrains Mono"/>
+          <w:b/>
+          <w:color w:val="000000"/>
+          <w:sz w:val="12"/>
+          <w:szCs w:val="2"/>
+        </w:rPr>
+        <w:t xml:space="preserve">   </w:t>
+      </w:r>
+      <w:r>
+        <w:rPr>
+          <w:rStyle w:val="FakeCharacterStyle"/>
+          <w:rFonts w:ascii="JetBrains Mono" w:eastAsia="Tahoma" w:hAnsi="JetBrains Mono" w:cs="JetBrains Mono"/>
+          <w:b/>
+          <w:color w:val="000000"/>
+          <w:sz w:val="12"/>
+          <w:szCs w:val="2"/>
+        </w:rPr>
+        <w:t xml:space="preserve">Notlar: </w:t>
+      </w:r>
+    </w:p>
+    <w:p>
+      <w:pPr>
+        <w:pStyle w:val="ParagraphStyle32"/>
+        <w:ind w:left="-502" w:right="709"/>
+        <w:contextualSpacing/>
+        <w:rPr>
+          <w:rStyle w:val="FakeCharacterStyle"/>
+          <w:rFonts w:ascii="JetBrains Mono" w:eastAsia="Tahoma" w:hAnsi="JetBrains Mono" w:cs="JetBrains Mono"/>
+          <w:color w:val="000000"/>
+          <w:sz w:val="12"/>
+          <w:szCs w:val="2"/>
+        </w:rPr>
+      </w:pPr>
+      <w:r>
+        <w:rPr>
+          <w:rStyle w:val="FakeCharacterStyle"/>
+          <w:rFonts w:ascii="JetBrains Mono" w:eastAsia="Tahoma" w:hAnsi="JetBrains Mono" w:cs="JetBrains Mono"/>
+          <w:b/>
+          <w:color w:val="000000"/>
+          <w:sz w:val="12"/>
+          <w:szCs w:val="2"/>
+        </w:rPr>
+        <w:t xml:space="preserve">“*” </w:t>
+      </w:r>
+      <w:r>
+        <w:rPr>
+          <w:rStyle w:val="FakeCharacterStyle"/>
+          <w:rFonts w:ascii="JetBrains Mono" w:eastAsia="Tahoma" w:hAnsi="JetBrains Mono" w:cs="JetBrains Mono"/>
+          <w:color w:val="000000"/>
+          <w:sz w:val="12"/>
+          <w:szCs w:val="2"/>
+        </w:rPr>
+        <w:t>işaretli analizler TÜRKAK tarafından TS EN ISO/IEC 17025'e göre akredite kapsamımızda yer almaktadır.</w:t>
+      </w:r>
+    </w:p>
+    <w:p>
+      <w:pPr>
+        <w:pStyle w:val="ParagraphStyle32"/>
+        <w:ind w:left="-502" w:right="709"/>
+        <w:contextualSpacing/>
+        <w:rPr>
+          <w:rStyle w:val="FakeCharacterStyle"/>
+          <w:rFonts w:ascii="JetBrains Mono" w:eastAsia="Tahoma" w:hAnsi="JetBrains Mono" w:cs="JetBrains Mono"/>
+          <w:color w:val="000000"/>
+          <w:sz w:val="12"/>
+          <w:szCs w:val="2"/>
+        </w:rPr>
+      </w:pPr>
+      <w:r>
+        <w:rPr>
+          <w:rStyle w:val="FakeCharacterStyle"/>
+          <w:rFonts w:ascii="JetBrains Mono" w:eastAsia="Tahoma" w:hAnsi="JetBrains Mono" w:cs="JetBrains Mono"/>
+          <w:color w:val="000000"/>
+          <w:sz w:val="12"/>
+          <w:szCs w:val="2"/>
+        </w:rPr>
+        <w:t>Numune gönderimi kargo ile yapıldığında, kargo ücreti göndericiye aittir.</w:t>
+      </w:r>
+      <w:r>
+        <w:rPr>
+          <w:rStyle w:val="FakeCharacterStyle"/>
+          <w:rFonts w:ascii="JetBrains Mono" w:eastAsia="Tahoma" w:hAnsi="JetBrains Mono" w:cs="JetBrains Mono"/>
+          <w:color w:val="000000"/>
+          <w:sz w:val="12"/>
+          <w:szCs w:val="2"/>
+        </w:rPr>
+        <w:br/>
+        <w:t xml:space="preserve">Fiyat teklifimizi ıslak imzalı olarak, </w:t>
+      </w:r>
+      <w:proofErr w:type="gramStart"/>
+      <w:r>
+        <w:rPr>
+          <w:rStyle w:val="FakeCharacterStyle"/>
+          <w:rFonts w:ascii="JetBrains Mono" w:eastAsia="Tahoma" w:hAnsi="JetBrains Mono" w:cs="JetBrains Mono"/>
+          <w:color w:val="000000"/>
+          <w:sz w:val="12"/>
+          <w:szCs w:val="2"/>
+        </w:rPr>
+        <w:t>mail</w:t>
+      </w:r>
+      <w:proofErr w:type="gramEnd"/>
+      <w:r>
+        <w:rPr>
+          <w:rStyle w:val="FakeCharacterStyle"/>
+          <w:rFonts w:ascii="JetBrains Mono" w:eastAsia="Tahoma" w:hAnsi="JetBrains Mono" w:cs="JetBrains Mono"/>
+          <w:color w:val="000000"/>
+          <w:sz w:val="12"/>
+          <w:szCs w:val="2"/>
+        </w:rPr>
+        <w:t xml:space="preserve"> üzerinden veya numune gönderimi sağlayarak onayladığınızı beyan edebilirsiniz.</w:t>
+      </w:r>
+      <w:r>
+        <w:rPr>
+          <w:rStyle w:val="FakeCharacterStyle"/>
+          <w:rFonts w:ascii="JetBrains Mono" w:eastAsia="Tahoma" w:hAnsi="JetBrains Mono" w:cs="JetBrains Mono"/>
+          <w:color w:val="000000"/>
+          <w:sz w:val="12"/>
+          <w:szCs w:val="2"/>
+        </w:rPr>
+        <w:br/>
+        <w:t>Yapılacak analizlere ve hizmetlere ait ücretler, müşteri tarafından peşin olarak ödenir. Rapor, ödeme yapıldıktan sonra müşteriye gönderilir. Ödemenin yapılmaması halinde, UNIQUE ödeme yapılıncaya kadar analiz hizmetlerine başlamama veya analiz raporunu müşteriye iletmeme hakkına sahiptir.</w:t>
+      </w:r>
+      <w:r>
+        <w:rPr>
+          <w:rStyle w:val="FakeCharacterStyle"/>
+          <w:rFonts w:ascii="JetBrains Mono" w:eastAsia="Tahoma" w:hAnsi="JetBrains Mono" w:cs="JetBrains Mono"/>
+          <w:color w:val="000000"/>
+          <w:sz w:val="12"/>
+          <w:szCs w:val="2"/>
+        </w:rPr>
+        <w:br/>
+        <w:t>İkinci dilde rapor ve/veya eksik bilgi sebebi ile revize rapor ücreti 10,00 $ + KDV şeklindedir.</w:t>
+      </w:r>
+      <w:r>
+        <w:rPr>
+          <w:rStyle w:val="FakeCharacterStyle"/>
+          <w:rFonts w:ascii="JetBrains Mono" w:eastAsia="Tahoma" w:hAnsi="JetBrains Mono" w:cs="JetBrains Mono"/>
+          <w:color w:val="000000"/>
+          <w:sz w:val="12"/>
+          <w:szCs w:val="2"/>
+        </w:rPr>
+        <w:br/>
+        <w:t>İşbu teklifi onaylayarak UNIQUE ANALİZ BELGELENDİRME VE GÖZETİM HİZMETLERİ LTD.ŞTİ tarafından verilecek olan hizmetlerin, bu formun bütün sayfalarında yer alan şartlara uygun olarak gerçekleştirilmesini ve bu hizmetler karşılığında uygulanacak fiyat ve ödeme koşullarını gayri kabili rücu olarak kabul ettiğimizi beyaz ve taahhüt ederiz.</w:t>
+      </w:r>
+    </w:p>
+    <w:p>
+      <w:pPr>
+        <w:tabs>
+          <w:tab w:val="left" w:pos="6065"/>
+        </w:tabs>
+        <w:rPr>
+          <w:rFonts w:ascii="JetBrains Mono" w:hAnsi="JetBrains Mono" w:cs="JetBrains Mono"/>
+        </w:rPr>
+      </w:pPr>
+      <w:r>
+        <w:rPr>
+          <w:rFonts w:ascii="JetBrains Mono" w:hAnsi="JetBrains Mono" w:cs="JetBrains Mono"/>
+        </w:rPr>
+        <w:tab/>
+      </w:r>
+    </w:p>
+    <w:p>
+      <w:pPr>
+        <w:tabs>
+          <w:tab w:val="left" w:pos="3000"/>
+        </w:tabs>
+        <w:rPr>
+          <w:rFonts w:ascii="JetBrains Mono" w:hAnsi="JetBrains Mono" w:cs="JetBrains Mono"/>
+        </w:rPr>
+      </w:pPr>
+    </w:p>
+    <w:p>
+      <w:pPr>
+        <w:tabs>
+          <w:tab w:val="left" w:pos="3000"/>
+        </w:tabs>
+        <w:rPr>
+          <w:rFonts w:ascii="JetBrains Mono" w:hAnsi="JetBrains Mono" w:cs="JetBrains Mono"/>
+        </w:rPr>
+      </w:pPr>
+    </w:p>
+    <w:p>
+      <w:pPr>
+        <w:ind w:right="284"/>
+        <w:jc w:val="right"/>
+        <w:rPr>
+          <w:rFonts w:ascii="JetBrains Mono" w:hAnsi="JetBrains Mono" w:cs="JetBrains Mono"/>
           <w:sz w:val="20"/>
-          <w:szCs w:val="20"/>
         </w:rPr>
-        <mc:AlternateContent>
-          <mc:Choice Requires="wps">
-            <w:drawing>
-              <wp:anchor distT="0" distB="0" distL="114300" distR="114300" simplePos="0" relativeHeight="251663360" behindDoc="0" locked="0" layoutInCell="1" allowOverlap="1" wp14:anchorId="228C7ED0" wp14:editId="4115803B">
-                <wp:simplePos x="0" y="0"/>
-                <wp:positionH relativeFrom="margin">
-                  <wp:posOffset>-449580</wp:posOffset>
-                </wp:positionH>
-                <wp:positionV relativeFrom="margin">
-                  <wp:posOffset>5158740</wp:posOffset>
-                </wp:positionV>
-                <wp:extent cx="6828790" cy="2757805"/>
-                <wp:effectExtent l="0" t="0" r="10160" b="23495"/>
-                <wp:wrapSquare wrapText="bothSides"/>
-                <wp:docPr id="1440880291" name="Metin Kutusu 3"/>
-                <wp:cNvGraphicFramePr/>
-                <a:graphic xmlns:a="http://schemas.openxmlformats.org/drawingml/2006/main">
-                  <a:graphicData uri="http://schemas.microsoft.com/office/word/2010/wordprocessingShape">
-                    <wps:wsp>
-                      <wps:cNvSpPr txBox="1"/>
-                      <wps:spPr>
-                        <a:xfrm>
-                          <a:off x="0" y="0"/>
-                          <a:ext cx="6828790" cy="2757805"/>
-                        </a:xfrm>
-                        <a:prstGeom prst="rect">
-                          <a:avLst/>
-                        </a:prstGeom>
-                        <a:solidFill>
-                          <a:schemeClr val="lt1"/>
-                        </a:solidFill>
-                        <a:ln w="6350">
-                          <a:solidFill>
-                            <a:schemeClr val="bg1"/>
-                          </a:solidFill>
-                        </a:ln>
-                      </wps:spPr>
-                      <wps:txbx>
-                        <w:txbxContent>
-                          <w:p>
-                            <w:pPr>
-                              <w:rPr>
-                                <w:rStyle w:val="CharacterStyle25"/>
-                                <w:sz w:val="14"/>
-                                <w:szCs w:val="14"/>
-                              </w:rPr>
-                            </w:pPr>
-                            <w:r>
-                              <w:rPr>
-                                <w:rFonts w:ascii="Tahoma" w:hAnsi="Tahoma" w:cs="Tahoma"/>
-                                <w:b/>
-                                <w:bCs/>
-                                <w:sz w:val="18"/>
-                                <w:szCs w:val="18"/>
-                              </w:rPr>
-                              <w:t>Notlar</w:t>
-                            </w:r>
-                            <w:r>
-                              <w:rPr>
-                                <w:rStyle w:val="CharacterStyle19"/>
-                              </w:rPr>
-                              <w:br/>
-                              <w:t xml:space="preserve">   1. * işaretli analizler laboratuvarımızın TS EN ISO/IEC 17025 standardı akreditasyon kapsamında yer almaktadır.</w:t>
-                            </w:r>
-                            <w:r>
-                              <w:rPr>
-                                <w:rStyle w:val="CharacterStyle19"/>
-                              </w:rPr>
-                              <w:br/>
-                              <w:t xml:space="preserve">   2. 500 g/mlnumune gereklidir. Numune gönderimi kargo ile yapıldığında, kargo ücreti göndericiye aittir. </w:t>
-                            </w:r>
-                            <w:r>
-                              <w:rPr>
-                                <w:rStyle w:val="CharacterStyle19"/>
-                              </w:rPr>
-                              <w:br/>
-                              <w:t xml:space="preserve">   3. Fiyat teklifimizi ıslak imzalı olarak, mail üzerinden veya numune gönderimi sağlayarak onayladığınızı beyan edebilirsiniz.</w:t>
-                            </w:r>
-                            <w:r>
-                              <w:rPr>
-                                <w:rStyle w:val="CharacterStyle19"/>
-                              </w:rPr>
-                              <w:br/>
-                              <w:t xml:space="preserve">   4. Yapılacak analizlere ve hizmetlere ait ücretler, müşteri tarafından peşin olarak ödenir. Rapor, ödeme yapıldıktan sonra müşteriye gönderilir. Ödemenin yapılmaması  </w:t>
-                            </w:r>
-                            <w:r>
-                              <w:rPr>
-                                <w:rStyle w:val="CharacterStyle19"/>
-                              </w:rPr>
-                              <w:br/>
-                              <w:t xml:space="preserve">       halinde, UNIQUE ödeme yapılıncaya kadar analiz hizmetlerine başlamama veya analiz raporunu müşteriye iletmeme hakkına sahiptir.</w:t>
-                            </w:r>
-                            <w:r>
-                              <w:rPr>
-                                <w:rStyle w:val="CharacterStyle19"/>
-                              </w:rPr>
-                              <w:br/>
-                              <w:t xml:space="preserve">   6. İkinci dilde rapor ve/veya eksik bilgi sebebi ile revize rapor ücreti 10,00 $ + KDV şeklindedir.</w:t>
-                            </w:r>
-                            <w:r>
-                              <w:rPr>
-                                <w:rStyle w:val="CharacterStyle19"/>
-                              </w:rPr>
-                              <w:br/>
-                              <w:t xml:space="preserve">   7. İşbu teklifi onaylayarak </w:t>
-                            </w:r>
-                            <w:r>
-                              <w:rPr>
-                                <w:rStyle w:val="CharacterStyle25"/>
-                                <w:sz w:val="14"/>
-                                <w:szCs w:val="14"/>
-                              </w:rPr>
-                              <w:t xml:space="preserve">UNIQUE ANALİZ BELGELENDİRME VE GÖZETİM HİZMETLERİ LTD.ŞTİ tarafından verilecek olan hizmetlerin, bu formun bütün sayfalarında </w:t>
-                            </w:r>
-                            <w:r>
-                              <w:rPr>
-                                <w:rStyle w:val="CharacterStyle25"/>
-                                <w:sz w:val="14"/>
-                                <w:szCs w:val="14"/>
-                              </w:rPr>
-                              <w:br/>
-                              <w:t xml:space="preserve">       </w:t>
-                            </w:r>
-                            <w:r>
-                              <w:rPr>
-                                <w:rStyle w:val="CharacterStyle25"/>
-                                <w:sz w:val="14"/>
-                                <w:szCs w:val="14"/>
-                              </w:rPr>
-                              <w:t>yer</w:t>
-                            </w:r>
-                            <w:r>
-                              <w:rPr>
-                                <w:rStyle w:val="CharacterStyle25"/>
-                                <w:sz w:val="14"/>
-                                <w:szCs w:val="14"/>
-                              </w:rPr>
-                              <w:t xml:space="preserve"> </w:t>
-                            </w:r>
-                            <w:r>
-                              <w:rPr>
-                                <w:rStyle w:val="CharacterStyle25"/>
-                                <w:sz w:val="14"/>
-                                <w:szCs w:val="14"/>
-                              </w:rPr>
-                              <w:t>alan şartlara uygun olarak gerçekleştirilmesini ve bu hizmetler karşılığında uygulanacak fiyat ve ödeme koşullarını gayri kabili rücu olarak kabul ettiğimizi beyaz</w:t>
-                            </w:r>
-                            <w:r>
-                              <w:rPr>
-                                <w:rStyle w:val="CharacterStyle25"/>
-                                <w:sz w:val="14"/>
-                                <w:szCs w:val="14"/>
-                              </w:rPr>
-                              <w:br/>
-                              <w:t xml:space="preserve">      </w:t>
-                            </w:r>
-                            <w:r>
-                              <w:rPr>
-                                <w:rStyle w:val="CharacterStyle25"/>
-                                <w:sz w:val="14"/>
-                                <w:szCs w:val="14"/>
-                              </w:rPr>
-                              <w:t xml:space="preserve"> ve taahhüt ederiz.</w:t>
-                            </w:r>
-                            <w:r>
-                              <w:rPr>
-                                <w:rStyle w:val="CharacterStyle25"/>
-                                <w:sz w:val="14"/>
-                                <w:szCs w:val="14"/>
-                              </w:rPr>
-                              <w:br/>
-                            </w:r>
-                          </w:p>
-                          <w:p>
-                            <w:pPr>
-                              <w:rPr>
-                                <w:rStyle w:val="CharacterStyle25"/>
-                                <w:sz w:val="14"/>
-                                <w:szCs w:val="14"/>
-                              </w:rPr>
-                            </w:pPr>
-                          </w:p>
-                          <w:p>
-                            <w:pPr>
-                              <w:jc w:val="right"/>
-                              <w:rPr>
-                                <w:rFonts w:ascii="Tahoma" w:hAnsi="Tahoma" w:cs="Tahoma"/>
-                                <w:sz w:val="20"/>
-                                <w:szCs w:val="20"/>
-                              </w:rPr>
-                            </w:pPr>
-                            <w:r>
-                              <w:rPr>
-                                <w:rFonts w:ascii="Tahoma" w:hAnsi="Tahoma" w:cs="Tahoma"/>
-                                <w:sz w:val="20"/>
-                                <w:szCs w:val="20"/>
-                              </w:rPr>
-                              <w:br/>
-                            </w:r>
-                            <w:r>
-                              <w:rPr>
-                                <w:rFonts w:ascii="Tahoma" w:hAnsi="Tahoma" w:cs="Tahoma"/>
-                                <w:sz w:val="20"/>
-                                <w:szCs w:val="20"/>
-                              </w:rPr>
-                              <w:t>_______________</w:t>
-                            </w:r>
-                          </w:p>
-                          <w:p>
-                            <w:pPr>
-                              <w:jc w:val="right"/>
-                            </w:pPr>
-                            <w:r>
-                              <w:rPr>
-                                <w:rFonts w:ascii="Tahoma" w:hAnsi="Tahoma" w:cs="Tahoma"/>
-                                <w:b/>
-                                <w:bCs/>
-                                <w:sz w:val="18"/>
-                                <w:szCs w:val="18"/>
-                              </w:rPr>
-                              <w:t xml:space="preserve">                                                               </w:t>
-                            </w:r>
-                            <w:r>
-                              <w:rPr>
-                                <w:rFonts w:ascii="Tahoma" w:hAnsi="Tahoma" w:cs="Tahoma"/>
-                                <w:b/>
-                                <w:bCs/>
-                                <w:sz w:val="20"/>
-                                <w:szCs w:val="20"/>
-                              </w:rPr>
-                              <w:t xml:space="preserve">   </w:t>
-                            </w:r>
-                            <w:r>
-                              <w:rPr>
-                                <w:rFonts w:ascii="Tahoma" w:hAnsi="Tahoma" w:cs="Tahoma"/>
-                                <w:b/>
-                                <w:bCs/>
-                                <w:sz w:val="20"/>
-                                <w:szCs w:val="20"/>
-                              </w:rPr>
-                              <w:t xml:space="preserve">  </w:t>
-                            </w:r>
-                            <w:r>
-                              <w:rPr>
-                                <w:rFonts w:ascii="Tahoma" w:hAnsi="Tahoma" w:cs="Tahoma"/>
-                                <w:b/>
-                                <w:bCs/>
-                                <w:sz w:val="18"/>
-                                <w:szCs w:val="18"/>
-                              </w:rPr>
-                              <w:t>ONAYLAYAN</w:t>
-                            </w:r>
-                            <w:r>
-                              <w:rPr>
-                                <w:rFonts w:ascii="Tahoma" w:hAnsi="Tahoma" w:cs="Tahoma"/>
-                                <w:b/>
-                                <w:bCs/>
-                                <w:sz w:val="18"/>
-                                <w:szCs w:val="18"/>
-                              </w:rPr>
-                              <w:br/>
-                            </w:r>
-                            <w:r>
-                              <w:rPr>
-                                <w:rFonts w:ascii="Tahoma" w:hAnsi="Tahoma" w:cs="Tahoma"/>
-                                <w:color w:val="808080" w:themeColor="background1" w:themeShade="80"/>
-                                <w:sz w:val="18"/>
-                                <w:szCs w:val="18"/>
-                              </w:rPr>
-                              <w:t>Kaşe / İmza</w:t>
-                            </w:r>
-                          </w:p>
-                        </w:txbxContent>
-                      </wps:txbx>
-                      <wps:bodyPr rot="0" spcFirstLastPara="0" vertOverflow="overflow" horzOverflow="overflow" vert="horz" wrap="square" lIns="91440" tIns="45720" rIns="91440" bIns="45720" numCol="1" spcCol="0" rtlCol="0" fromWordArt="0" anchor="t" anchorCtr="0" forceAA="0" compatLnSpc="1">
-                        <a:prstTxWarp prst="textNoShape">
-                          <a:avLst/>
-                        </a:prstTxWarp>
-                        <a:noAutofit/>
-                      </wps:bodyPr>
-                    </wps:wsp>
-                  </a:graphicData>
-                </a:graphic>
-                <wp14:sizeRelH relativeFrom="margin">
-                  <wp14:pctWidth>0</wp14:pctWidth>
-                </wp14:sizeRelH>
-                <wp14:sizeRelV relativeFrom="margin">
-                  <wp14:pctHeight>0</wp14:pctHeight>
-                </wp14:sizeRelV>
-              </wp:anchor>
-            </w:drawing>
-          </mc:Choice>
-          <mc:Fallback>
-            <w:pict>
-              <v:shapetype w14:anchorId="228C7ED0" id="_x0000_t202" coordsize="21600,21600" o:spt="202" path="m,l,21600r21600,l21600,xe">
-                <v:stroke joinstyle="miter"/>
-                <v:path gradientshapeok="t" o:connecttype="rect"/>
-              </v:shapetype>
-              <v:shape id="Metin Kutusu 3" o:spid="_x0000_s1026" type="#_x0000_t202" style="position:absolute;margin-left:-35.4pt;margin-top:406.2pt;width:537.7pt;height:217.15pt;z-index:251663360;visibility:visible;mso-wrap-style:square;mso-width-percent:0;mso-height-percent:0;mso-wrap-distance-left:9pt;mso-wrap-distance-top:0;mso-wrap-distance-right:9pt;mso-wrap-distance-bottom:0;mso-position-horizontal:absolute;mso-position-horizontal-relative:margin;mso-position-vertical:absolute;mso-position-vertical-relative:margin;mso-width-percent:0;mso-height-percent:0;mso-width-relative:margin;mso-height-relative:margin;v-text-anchor:top" o:gfxdata="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" fillcolor="white [3201]" strokecolor="white [3212]" strokeweight=".5pt">
-                <v:textbox>
-                  <w:txbxContent>
-                    <w:p>
-                      <w:pPr>
-                        <w:rPr>
-                          <w:rStyle w:val="CharacterStyle25"/>
-                          <w:sz w:val="14"/>
-                          <w:szCs w:val="14"/>
-                        </w:rPr>
-                      </w:pPr>
-                      <w:r>
-                        <w:rPr>
-                          <w:rFonts w:ascii="Tahoma" w:hAnsi="Tahoma" w:cs="Tahoma"/>
-                          <w:b/>
-                          <w:bCs/>
-                          <w:sz w:val="18"/>
-                          <w:szCs w:val="18"/>
-                        </w:rPr>
-                        <w:t>Notlar</w:t>
-                      </w:r>
-                      <w:r>
-                        <w:rPr>
-                          <w:rStyle w:val="CharacterStyle19"/>
-                        </w:rPr>
-                        <w:br/>
-                        <w:t xml:space="preserve">   1. * işaretli analizler laboratuvarımızın TS EN ISO/IEC 17025 standardı akreditasyon kapsamında yer almaktadır.</w:t>
-                      </w:r>
-                      <w:r>
-                        <w:rPr>
-                          <w:rStyle w:val="CharacterStyle19"/>
-                        </w:rPr>
-                        <w:br/>
-                        <w:t xml:space="preserve">   2. 500 g/mlnumune gereklidir. Numune gönderimi kargo ile yapıldığında, kargo ücreti göndericiye aittir. </w:t>
-                      </w:r>
-                      <w:r>
-                        <w:rPr>
-                          <w:rStyle w:val="CharacterStyle19"/>
-                        </w:rPr>
-                        <w:br/>
-                        <w:t xml:space="preserve">   3. Fiyat teklifimizi ıslak imzalı olarak, mail üzerinden veya numune gönderimi sağlayarak onayladığınızı beyan edebilirsiniz.</w:t>
-                      </w:r>
-                      <w:r>
-                        <w:rPr>
-                          <w:rStyle w:val="CharacterStyle19"/>
-                        </w:rPr>
-                        <w:br/>
-                        <w:t xml:space="preserve">   4. Yapılacak analizlere ve hizmetlere ait ücretler, müşteri tarafından peşin olarak ödenir. Rapor, ödeme yapıldıktan sonra müşteriye gönderilir. Ödemenin yapılmaması  </w:t>
-                      </w:r>
-                      <w:r>
-                        <w:rPr>
-                          <w:rStyle w:val="CharacterStyle19"/>
-                        </w:rPr>
-                        <w:br/>
-                        <w:t xml:space="preserve">       halinde, UNIQUE ödeme yapılıncaya kadar analiz hizmetlerine başlamama veya analiz raporunu müşteriye iletmeme hakkına sahiptir.</w:t>
-                      </w:r>
-                      <w:r>
-                        <w:rPr>
-                          <w:rStyle w:val="CharacterStyle19"/>
-                        </w:rPr>
-                        <w:br/>
-                        <w:t xml:space="preserve">   6. İkinci dilde rapor ve/veya eksik bilgi sebebi ile revize rapor ücreti 10,00 $ + KDV şeklindedir.</w:t>
-                      </w:r>
-                      <w:r>
-                        <w:rPr>
-                          <w:rStyle w:val="CharacterStyle19"/>
-                        </w:rPr>
-                        <w:br/>
-                        <w:t xml:space="preserve">   7. İşbu teklifi onaylayarak </w:t>
-                      </w:r>
-                      <w:r>
-                        <w:rPr>
-                          <w:rStyle w:val="CharacterStyle25"/>
-                          <w:sz w:val="14"/>
-                          <w:szCs w:val="14"/>
-                        </w:rPr>
-                        <w:t xml:space="preserve">UNIQUE ANALİZ BELGELENDİRME VE GÖZETİM HİZMETLERİ LTD.ŞTİ tarafından verilecek olan hizmetlerin, bu formun bütün sayfalarında </w:t>
-                      </w:r>
-                      <w:r>
-                        <w:rPr>
-                          <w:rStyle w:val="CharacterStyle25"/>
-                          <w:sz w:val="14"/>
-                          <w:szCs w:val="14"/>
-                        </w:rPr>
-                        <w:br/>
-                        <w:t xml:space="preserve">       </w:t>
-                      </w:r>
-                      <w:r>
-                        <w:rPr>
-                          <w:rStyle w:val="CharacterStyle25"/>
-                          <w:sz w:val="14"/>
-                          <w:szCs w:val="14"/>
-                        </w:rPr>
-                        <w:t>yer</w:t>
-                      </w:r>
-                      <w:r>
-                        <w:rPr>
-                          <w:rStyle w:val="CharacterStyle25"/>
-                          <w:sz w:val="14"/>
-                          <w:szCs w:val="14"/>
-                        </w:rPr>
-                        <w:t xml:space="preserve"> </w:t>
-                      </w:r>
-                      <w:r>
-                        <w:rPr>
-                          <w:rStyle w:val="CharacterStyle25"/>
-                          <w:sz w:val="14"/>
-                          <w:szCs w:val="14"/>
-                        </w:rPr>
-                        <w:t>alan şartlara uygun olarak gerçekleştirilmesini ve bu hizmetler karşılığında uygulanacak fiyat ve ödeme koşullarını gayri kabili rücu olarak kabul ettiğimizi beyaz</w:t>
-                      </w:r>
-                      <w:r>
-                        <w:rPr>
-                          <w:rStyle w:val="CharacterStyle25"/>
-                          <w:sz w:val="14"/>
-                          <w:szCs w:val="14"/>
-                        </w:rPr>
-                        <w:br/>
-                        <w:t xml:space="preserve">      </w:t>
-                      </w:r>
-                      <w:r>
-                        <w:rPr>
-                          <w:rStyle w:val="CharacterStyle25"/>
-                          <w:sz w:val="14"/>
-                          <w:szCs w:val="14"/>
-                        </w:rPr>
-                        <w:t xml:space="preserve"> ve taahhüt ederiz.</w:t>
-                      </w:r>
-                      <w:r>
-                        <w:rPr>
-                          <w:rStyle w:val="CharacterStyle25"/>
-                          <w:sz w:val="14"/>
-                          <w:szCs w:val="14"/>
-                        </w:rPr>
-                        <w:br/>
-                      </w:r>
-                    </w:p>
-                    <w:p>
-                      <w:pPr>
-                        <w:rPr>
-                          <w:rStyle w:val="CharacterStyle25"/>
-                          <w:sz w:val="14"/>
-                          <w:szCs w:val="14"/>
-                        </w:rPr>
-                      </w:pPr>
-                    </w:p>
-                    <w:p>
-                      <w:pPr>
-                        <w:jc w:val="right"/>
-                        <w:rPr>
-                          <w:rFonts w:ascii="Tahoma" w:hAnsi="Tahoma" w:cs="Tahoma"/>
-                          <w:sz w:val="20"/>
-                          <w:szCs w:val="20"/>
-                        </w:rPr>
-                      </w:pPr>
-                      <w:r>
-                        <w:rPr>
-                          <w:rFonts w:ascii="Tahoma" w:hAnsi="Tahoma" w:cs="Tahoma"/>
-                          <w:sz w:val="20"/>
-                          <w:szCs w:val="20"/>
-                        </w:rPr>
-                        <w:br/>
-                      </w:r>
-                      <w:r>
-                        <w:rPr>
-                          <w:rFonts w:ascii="Tahoma" w:hAnsi="Tahoma" w:cs="Tahoma"/>
-                          <w:sz w:val="20"/>
-                          <w:szCs w:val="20"/>
-                        </w:rPr>
-                        <w:t>_______________</w:t>
-                      </w:r>
-                    </w:p>
-                    <w:p>
-                      <w:pPr>
-                        <w:jc w:val="right"/>
-                      </w:pPr>
-                      <w:r>
-                        <w:rPr>
-                          <w:rFonts w:ascii="Tahoma" w:hAnsi="Tahoma" w:cs="Tahoma"/>
-                          <w:b/>
-                          <w:bCs/>
-                          <w:sz w:val="18"/>
-                          <w:szCs w:val="18"/>
-                        </w:rPr>
-                        <w:t xml:space="preserve">                                                               </w:t>
-                      </w:r>
-                      <w:r>
-                        <w:rPr>
-                          <w:rFonts w:ascii="Tahoma" w:hAnsi="Tahoma" w:cs="Tahoma"/>
-                          <w:b/>
-                          <w:bCs/>
-                          <w:sz w:val="20"/>
-                          <w:szCs w:val="20"/>
-                        </w:rPr>
-                        <w:t xml:space="preserve">   </w:t>
-                      </w:r>
-                      <w:r>
-                        <w:rPr>
-                          <w:rFonts w:ascii="Tahoma" w:hAnsi="Tahoma" w:cs="Tahoma"/>
-                          <w:b/>
-                          <w:bCs/>
-                          <w:sz w:val="20"/>
-                          <w:szCs w:val="20"/>
-                        </w:rPr>
-                        <w:t xml:space="preserve">  </w:t>
-                      </w:r>
-                      <w:r>
-                        <w:rPr>
-                          <w:rFonts w:ascii="Tahoma" w:hAnsi="Tahoma" w:cs="Tahoma"/>
-                          <w:b/>
-                          <w:bCs/>
-                          <w:sz w:val="18"/>
-                          <w:szCs w:val="18"/>
-                        </w:rPr>
-                        <w:t>ONAYLAYAN</w:t>
-                      </w:r>
-                      <w:r>
-                        <w:rPr>
-                          <w:rFonts w:ascii="Tahoma" w:hAnsi="Tahoma" w:cs="Tahoma"/>
-                          <w:b/>
-                          <w:bCs/>
-                          <w:sz w:val="18"/>
-                          <w:szCs w:val="18"/>
-                        </w:rPr>
-                        <w:br/>
-                      </w:r>
-                      <w:r>
-                        <w:rPr>
-                          <w:rFonts w:ascii="Tahoma" w:hAnsi="Tahoma" w:cs="Tahoma"/>
-                          <w:color w:val="808080" w:themeColor="background1" w:themeShade="80"/>
-                          <w:sz w:val="18"/>
-                          <w:szCs w:val="18"/>
-                        </w:rPr>
-                        <w:t>Kaşe / İmza</w:t>
-                      </w:r>
-                    </w:p>
-                  </w:txbxContent>
-                </v:textbox>
-                <w10:wrap type="square" anchorx="margin" anchory="margin"/>
-              </v:shape>
-            </w:pict>
-          </mc:Fallback>
-        </mc:AlternateContent>
+      </w:pPr>
+    </w:p>
+    <w:p>
+      <w:pPr>
+        <w:ind w:right="284"/>
+        <w:jc w:val="right"/>
+        <w:rPr>
+          <w:rFonts w:ascii="JetBrains Mono" w:hAnsi="JetBrains Mono" w:cs="JetBrains Mono"/>
+          <w:sz w:val="20"/>
+        </w:rPr>
+      </w:pPr>
+      <w:r>
+        <w:rPr>
+          <w:rFonts w:ascii="JetBrains Mono" w:hAnsi="JetBrains Mono" w:cs="JetBrains Mono"/>
+          <w:sz w:val="20"/>
+        </w:rPr>
+        <w:t>_______________</w:t>
       </w:r>
+    </w:p>
+    <w:p>
+      <w:pPr>
+        <w:ind w:right="284"/>
+        <w:jc w:val="right"/>
+        <w:rPr>
+          <w:rFonts w:ascii="JetBrains Mono" w:hAnsi="JetBrains Mono" w:cs="JetBrains Mono"/>
+        </w:rPr>
+      </w:pPr>
+      <w:r>
+        <w:rPr>
+          <w:rFonts w:ascii="JetBrains Mono" w:hAnsi="JetBrains Mono" w:cs="JetBrains Mono"/>
+          <w:b/>
+          <w:bCs/>
+          <w:sz w:val="18"/>
+          <w:szCs w:val="18"/>
+        </w:rPr>
+        <w:t xml:space="preserve">                                                               </w:t>
+      </w:r>
+      <w:r>
+        <w:rPr>
+          <w:rFonts w:ascii="JetBrains Mono" w:hAnsi="JetBrains Mono" w:cs="JetBrains Mono"/>
+          <w:b/>
+          <w:bCs/>
+          <w:sz w:val="20"/>
+        </w:rPr>
+        <w:t xml:space="preserve">     </w:t>
+      </w:r>
+      <w:r>
+        <w:rPr>
+          <w:rFonts w:ascii="JetBrains Mono" w:hAnsi="JetBrains Mono" w:cs="JetBrains Mono"/>
+          <w:b/>
+          <w:bCs/>
+          <w:sz w:val="18"/>
+          <w:szCs w:val="18"/>
+        </w:rPr>
+        <w:t>ONAYLAYAN</w:t>
+      </w:r>
+      <w:r>
+        <w:rPr>
+          <w:rFonts w:ascii="JetBrains Mono" w:hAnsi="JetBrains Mono" w:cs="JetBrains Mono"/>
+          <w:b/>
+          <w:bCs/>
+          <w:sz w:val="18"/>
+          <w:szCs w:val="18"/>
+        </w:rPr>
+        <w:br/>
+      </w:r>
+      <w:r>
+        <w:rPr>
+          <w:rFonts w:ascii="JetBrains Mono" w:hAnsi="JetBrains Mono" w:cs="JetBrains Mono"/>
+          <w:color w:val="808080" w:themeColor="background1" w:themeShade="80"/>
+          <w:sz w:val="18"/>
+          <w:szCs w:val="18"/>
+        </w:rPr>
+        <w:t>Kaşe / İmza</w:t>
+      </w:r>
+    </w:p>
+    <w:p>
+      <w:pPr>
+        <w:tabs>
+          <w:tab w:val="left" w:pos="3000"/>
+        </w:tabs>
+        <w:rPr>
+          <w:rFonts w:ascii="JetBrains Mono" w:hAnsi="JetBrains Mono" w:cs="JetBrains Mono"/>
+        </w:rPr>
+      </w:pPr>
+    </w:p>
+    <w:p>
+      <w:pPr>
+        <w:tabs>
+          <w:tab w:val="left" w:pos="3000"/>
+        </w:tabs>
+      </w:pPr>
+    </w:p>
+    <w:p>
+      <w:pPr>
+        <w:tabs>
+          <w:tab w:val="left" w:pos="3000"/>
+        </w:tabs>
+      </w:pPr>
+    </w:p>
+    <w:p>
+      <w:pPr>
+        <w:tabs>
+          <w:tab w:val="left" w:pos="3000"/>
+        </w:tabs>
+      </w:pPr>
+    </w:p>
+    <w:p>
+      <w:pPr>
+        <w:tabs>
+          <w:tab w:val="left" w:pos="3000"/>
+        </w:tabs>
+      </w:pPr>
     </w:p>
     <w:sectPr>
       <w:headerReference w:type="default" r:id="rId8"/>
       <w:footerReference w:type="default" r:id="rId9"/>
+      <w:headerReference w:type="first" r:id="rId10"/>
+      <w:footerReference w:type="first" r:id="rId11"/>
       <w:pgSz w:w="11906" w:h="16838"/>
-      <w:pgMar w:top="1417" w:right="424" w:bottom="1276" w:left="1417" w:header="426" w:footer="0" w:gutter="0"/>
+      <w:pgMar w:top="1661" w:right="566" w:bottom="1417" w:left="1417" w:header="426" w:footer="0" w:gutter="0"/>
       <w:cols w:space="708"/>
+      <w:titlePg/>
       <w:docGrid w:linePitch="360"/>
     </w:sectPr>
   </w:body>
@@ -1601,9 +1385,6 @@
 <w:endnotes xmlns:wpc="http://schemas.microsoft.com/office/word/2010/wordprocessingCanvas" xmlns:cx="http://schemas.microsoft.com/office/drawing/2014/chartex" xmlns:cx1="http://schemas.microsoft.com/office/drawing/2015/9/8/chartex" xmlns:cx2="http://schemas.microsoft.com/office/drawing/2015/10/21/chartex" xmlns:cx3="http://schemas.microsoft.com/office/drawing/2016/5/9/chartex" xmlns:cx4="http://schemas.microsoft.com/office/drawing/2016/5/10/chartex" xmlns:cx5="http://schemas.microsoft.com/office/drawing/2016/5/11/chartex" xmlns:cx6="http://schemas.microsoft.com/office/drawing/2016/5/12/chartex" xmlns:cx7="http://schemas.microsoft.com/office/drawing/2016/5/13/chartex" xmlns:cx8="http://schemas.microsoft.com/office/drawing/2016/5/14/chartex" xmlns:mc="http://schemas.openxmlformats.org/markup-compatibility/2006" xmlns:aink="http://schemas.microsoft.com/office/drawing/2016/ink" xmlns:am3d="http://schemas.microsoft.com/office/drawing/2017/model3d" xmlns:o="urn:schemas-microsoft-com:office:office" xmlns:oel="http://schemas.microsoft.com/office/2019/extlst" xmlns:r="http://schemas.openxmlformats.org/officeDocument/2006/relationships" xmlns:m="http://schemas.openxmlformats.org/officeDocument/2006/math" xmlns:v="urn:schemas-microsoft-com:vml" xmlns:wp14="http://schemas.microsoft.com/office/word/2010/wordprocessingDrawing" xmlns:wp="http://schemas.openxmlformats.org/drawingml/2006/wordprocessingDrawing" xmlns:w10="urn:schemas-microsoft-com:office:word" xmlns:w="http://schemas.openxmlformats.org/wordprocessingml/2006/main" xmlns:w14="http://schemas.microsoft.com/office/word/2010/wordml" xmlns:w15="http://schemas.microsoft.com/office/word/2012/wordml" xmlns:w16cex="http://schemas.microsoft.com/office/word/2018/wordml/cex" xmlns:w16cid="http://schemas.microsoft.com/office/word/2016/wordml/cid" xmlns:w16="http://schemas.microsoft.com/office/word/2018/wordml" xmlns:w16du="http://schemas.microsoft.com/office/word/2023/wordml/word16du" xmlns:w16sdtdh="http://schemas.microsoft.com/office/word/2020/wordml/sdtdatahash" xmlns:w16sdtfl="http://schemas.microsoft.com/office/word/2024/wordml/sdtformatlock" xmlns:w16se="http://schemas.microsoft.com/office/word/2015/wordml/symex" xmlns:wpg="http://schemas.microsoft.com/office/word/2010/wordprocessingGroup" xmlns:wpi="http://schemas.microsoft.com/office/word/2010/wordprocessingInk" xmlns:wne="http://schemas.microsoft.com/office/word/2006/wordml" xmlns:wps="http://schemas.microsoft.com/office/word/2010/wordprocessingShape" mc:Ignorable="w14 w15 w16se w16cid w16 w16cex w16sdtdh w16sdtfl w16du wp14">
   <w:endnote w:type="separator" w:id="-1">
     <w:p>
-      <w:pPr>
-        <w:spacing w:after="0" w:line="240" w:lineRule="auto"/>
-      </w:pPr>
       <w:r>
         <w:separator/>
       </w:r>
@@ -1611,9 +1392,6 @@
   </w:endnote>
   <w:endnote w:type="continuationSeparator" w:id="0">
     <w:p>
-      <w:pPr>
-        <w:spacing w:after="0" w:line="240" w:lineRule="auto"/>
-      </w:pPr>
       <w:r>
         <w:continuationSeparator/>
       </w:r>
@@ -1626,503 +1404,9 @@
 <w:ftr xmlns:wpc="http://schemas.microsoft.com/office/word/2010/wordprocessingCanvas" xmlns:cx="http://schemas.microsoft.com/office/drawing/2014/chartex" xmlns:cx1="http://schemas.microsoft.com/office/drawing/2015/9/8/chartex" xmlns:cx2="http://schemas.microsoft.com/office/drawing/2015/10/21/chartex" xmlns:cx3="http://schemas.microsoft.com/office/drawing/2016/5/9/chartex" xmlns:cx4="http://schemas.microsoft.com/office/drawing/2016/5/10/chartex" xmlns:cx5="http://schemas.microsoft.com/office/drawing/2016/5/11/chartex" xmlns:cx6="http://schemas.microsoft.com/office/drawing/2016/5/12/chartex" xmlns:cx7="http://schemas.microsoft.com/office/drawing/2016/5/13/chartex" xmlns:cx8="http://schemas.microsoft.com/office/drawing/2016/5/14/chartex" xmlns:mc="http://schemas.openxmlformats.org/markup-compatibility/2006" xmlns:aink="http://schemas.microsoft.com/office/drawing/2016/ink" xmlns:am3d="http://schemas.microsoft.com/office/drawing/2017/model3d" xmlns:o="urn:schemas-microsoft-com:office:office" xmlns:oel="http://schemas.microsoft.com/office/2019/extlst" xmlns:r="http://schemas.openxmlformats.org/officeDocument/2006/relationships" xmlns:m="http://schemas.openxmlformats.org/officeDocument/2006/math" xmlns:v="urn:schemas-microsoft-com:vml" xmlns:wp14="http://schemas.microsoft.com/office/word/2010/wordprocessingDrawing" xmlns:wp="http://schemas.openxmlformats.org/drawingml/2006/wordprocessingDrawing" xmlns:w10="urn:schemas-microsoft-com:office:word" xmlns:w="http://schemas.openxmlformats.org/wordprocessingml/2006/main" xmlns:w14="http://schemas.microsoft.com/office/word/2010/wordml" xmlns:w15="http://schemas.microsoft.com/office/word/2012/wordml" xmlns:w16cex="http://schemas.microsoft.com/office/word/2018/wordml/cex" xmlns:w16cid="http://schemas.microsoft.com/office/word/2016/wordml/cid" xmlns:w16="http://schemas.microsoft.com/office/word/2018/wordml" xmlns:w16du="http://schemas.microsoft.com/office/word/2023/wordml/word16du" xmlns:w16sdtdh="http://schemas.microsoft.com/office/word/2020/wordml/sdtdatahash" xmlns:w16sdtfl="http://schemas.microsoft.com/office/word/2024/wordml/sdtformatlock" xmlns:w16se="http://schemas.microsoft.com/office/word/2015/wordml/symex" xmlns:wpg="http://schemas.microsoft.com/office/word/2010/wordprocessingGroup" xmlns:wpi="http://schemas.microsoft.com/office/word/2010/wordprocessingInk" xmlns:wne="http://schemas.microsoft.com/office/word/2006/wordml" xmlns:wps="http://schemas.microsoft.com/office/word/2010/wordprocessingShape" mc:Ignorable="w14 w15 w16se w16cid w16 w16cex w16sdtdh w16sdtfl w16du wp14">
   <w:tbl>
     <w:tblPr>
-      <w:tblW w:w="10774" w:type="dxa"/>
-      <w:tblInd w:w="-709" w:type="dxa"/>
-      <w:tblLayout w:type="fixed"/>
-      <w:tblCellMar>
-        <w:left w:w="0" w:type="dxa"/>
-        <w:right w:w="0" w:type="dxa"/>
-      </w:tblCellMar>
-      <w:tblLook w:val="04A0" w:firstRow="1" w:lastRow="0" w:firstColumn="1" w:lastColumn="0" w:noHBand="0" w:noVBand="1"/>
-    </w:tblPr>
-    <w:tblGrid>
-      <w:gridCol w:w="6690"/>
-      <w:gridCol w:w="1815"/>
-      <w:gridCol w:w="2269"/>
-    </w:tblGrid>
-    <w:tr>
-      <w:trPr>
-        <w:trHeight w:hRule="exact" w:val="300"/>
-      </w:trPr>
-      <w:tc>
-        <w:tcPr>
-          <w:tcW w:w="6690" w:type="dxa"/>
-          <w:vAlign w:val="center"/>
-        </w:tcPr>
-        <w:p>
-          <w:pPr>
-            <w:pStyle w:val="ParagraphStyle30"/>
-            <w:rPr>
-              <w:rStyle w:val="CharacterStyle26"/>
-              <w:sz w:val="16"/>
-              <w:szCs w:val="16"/>
-            </w:rPr>
-          </w:pPr>
-          <w:r>
-            <w:rPr>
-              <w:rStyle w:val="CharacterStyle26"/>
-              <w:sz w:val="16"/>
-              <w:szCs w:val="16"/>
-            </w:rPr>
-            <w:t>ROOT KOZMETİK A.Ş.</w:t>
-          </w:r>
-        </w:p>
-      </w:tc>
-      <w:tc>
-        <w:tcPr>
-          <w:tcW w:w="1815" w:type="dxa"/>
-        </w:tcPr>
-        <w:p>
-          <w:pPr>
-            <w:rPr>
-              <w:rStyle w:val="FakeCharacterStyle"/>
-              <w:sz w:val="16"/>
-              <w:szCs w:val="16"/>
-            </w:rPr>
-          </w:pPr>
-        </w:p>
-      </w:tc>
-      <w:tc>
-        <w:tcPr>
-          <w:tcW w:w="2269" w:type="dxa"/>
-          <w:vAlign w:val="center"/>
-        </w:tcPr>
-        <w:p>
-          <w:pPr>
-            <w:pStyle w:val="ParagraphStyle31"/>
-            <w:rPr>
-              <w:rStyle w:val="CharacterStyle27"/>
-              <w:sz w:val="16"/>
-              <w:szCs w:val="16"/>
-            </w:rPr>
-          </w:pPr>
-          <w:r>
-            <w:rPr>
-              <w:rStyle w:val="CharacterStyle27"/>
-              <w:sz w:val="16"/>
-              <w:szCs w:val="16"/>
-            </w:rPr>
-            <w:t>www.rootkozmetik.com</w:t>
-          </w:r>
-        </w:p>
-      </w:tc>
-    </w:tr>
-    <w:tr>
-      <w:trPr>
-        <w:trHeight w:hRule="exact" w:val="285"/>
-      </w:trPr>
-      <w:tc>
-        <w:tcPr>
-          <w:tcW w:w="6690" w:type="dxa"/>
-          <w:vAlign w:val="center"/>
-        </w:tcPr>
-        <w:p>
-          <w:pPr>
-            <w:pStyle w:val="ParagraphStyle32"/>
-            <w:rPr>
-              <w:rStyle w:val="CharacterStyle28"/>
-              <w:sz w:val="16"/>
-              <w:szCs w:val="16"/>
-            </w:rPr>
-          </w:pPr>
-          <w:r>
-            <w:rPr>
-              <w:rStyle w:val="CharacterStyle28"/>
-              <w:sz w:val="16"/>
-              <w:szCs w:val="16"/>
-            </w:rPr>
-            <w:t>Yakuplu Mah. Hürriyet Blv. Yakuplu Eval Plaza No:131/40 Beylikdüzü İstanbul</w:t>
-          </w:r>
-        </w:p>
-      </w:tc>
-      <w:tc>
-        <w:tcPr>
-          <w:tcW w:w="1815" w:type="dxa"/>
-        </w:tcPr>
-        <w:p>
-          <w:pPr>
-            <w:rPr>
-              <w:rStyle w:val="FakeCharacterStyle"/>
-              <w:sz w:val="16"/>
-              <w:szCs w:val="16"/>
-            </w:rPr>
-          </w:pPr>
-        </w:p>
-      </w:tc>
-      <w:tc>
-        <w:tcPr>
-          <w:tcW w:w="2269" w:type="dxa"/>
-          <w:vAlign w:val="center"/>
-        </w:tcPr>
-        <w:p>
-          <w:pPr>
-            <w:pStyle w:val="ParagraphStyle31"/>
-            <w:rPr>
-              <w:rStyle w:val="CharacterStyle27"/>
-              <w:sz w:val="16"/>
-              <w:szCs w:val="16"/>
-            </w:rPr>
-          </w:pPr>
-          <w:r>
-            <w:rPr>
-              <w:rStyle w:val="CharacterStyle27"/>
-              <w:sz w:val="16"/>
-              <w:szCs w:val="16"/>
-            </w:rPr>
-            <w:t>info@rootkozmetik.com</w:t>
-          </w:r>
-        </w:p>
-      </w:tc>
-    </w:tr>
-    <w:tr>
-      <w:trPr>
-        <w:trHeight w:hRule="exact" w:val="57"/>
-      </w:trPr>
-      <w:tc>
-        <w:tcPr>
-          <w:tcW w:w="6690" w:type="dxa"/>
-          <w:vAlign w:val="center"/>
-        </w:tcPr>
-        <w:p>
-          <w:pPr>
-            <w:pStyle w:val="ParagraphStyle32"/>
-            <w:rPr>
-              <w:rStyle w:val="CharacterStyle28"/>
-            </w:rPr>
-          </w:pPr>
-        </w:p>
-      </w:tc>
-      <w:tc>
-        <w:tcPr>
-          <w:tcW w:w="1815" w:type="dxa"/>
-        </w:tcPr>
-        <w:p>
-          <w:pPr>
-            <w:rPr>
-              <w:rStyle w:val="FakeCharacterStyle"/>
-            </w:rPr>
-          </w:pPr>
-        </w:p>
-      </w:tc>
-      <w:tc>
-        <w:tcPr>
-          <w:tcW w:w="2269" w:type="dxa"/>
-          <w:vAlign w:val="center"/>
-        </w:tcPr>
-        <w:p>
-          <w:pPr>
-            <w:pStyle w:val="ParagraphStyle31"/>
-            <w:rPr>
-              <w:rStyle w:val="CharacterStyle27"/>
-            </w:rPr>
-          </w:pPr>
-        </w:p>
-      </w:tc>
-    </w:tr>
-    <w:tr>
-      <w:trPr>
-        <w:trHeight w:hRule="exact" w:val="113"/>
-      </w:trPr>
-      <w:tc>
-        <w:tcPr>
-          <w:tcW w:w="6690" w:type="dxa"/>
-          <w:shd w:val="clear" w:color="auto" w:fill="3333FF"/>
-          <w:vAlign w:val="center"/>
-        </w:tcPr>
-        <w:p>
-          <w:pPr>
-            <w:pStyle w:val="ParagraphStyle32"/>
-            <w:rPr>
-              <w:rStyle w:val="CharacterStyle28"/>
-            </w:rPr>
-          </w:pPr>
-        </w:p>
-      </w:tc>
-      <w:tc>
-        <w:tcPr>
-          <w:tcW w:w="1815" w:type="dxa"/>
-          <w:shd w:val="clear" w:color="auto" w:fill="3333FF"/>
-        </w:tcPr>
-        <w:p>
-          <w:pPr>
-            <w:rPr>
-              <w:rStyle w:val="FakeCharacterStyle"/>
-            </w:rPr>
-          </w:pPr>
-        </w:p>
-      </w:tc>
-      <w:tc>
-        <w:tcPr>
-          <w:tcW w:w="2269" w:type="dxa"/>
-          <w:shd w:val="clear" w:color="auto" w:fill="3333FF"/>
-          <w:vAlign w:val="center"/>
-        </w:tcPr>
-        <w:p>
-          <w:pPr>
-            <w:pStyle w:val="ParagraphStyle31"/>
-            <w:rPr>
-              <w:rStyle w:val="CharacterStyle27"/>
-            </w:rPr>
-          </w:pPr>
-        </w:p>
-      </w:tc>
-    </w:tr>
-    <w:tr>
-      <w:trPr>
-        <w:trHeight w:hRule="exact" w:val="20"/>
-      </w:trPr>
-      <w:tc>
-        <w:tcPr>
-          <w:tcW w:w="6690" w:type="dxa"/>
-          <w:vAlign w:val="center"/>
-        </w:tcPr>
-        <w:p>
-          <w:pPr>
-            <w:pStyle w:val="ParagraphStyle32"/>
-            <w:rPr>
-              <w:rStyle w:val="CharacterStyle28"/>
-            </w:rPr>
-          </w:pPr>
-        </w:p>
-      </w:tc>
-      <w:tc>
-        <w:tcPr>
-          <w:tcW w:w="1815" w:type="dxa"/>
-        </w:tcPr>
-        <w:p>
-          <w:pPr>
-            <w:rPr>
-              <w:rStyle w:val="FakeCharacterStyle"/>
-            </w:rPr>
-          </w:pPr>
-        </w:p>
-      </w:tc>
-      <w:tc>
-        <w:tcPr>
-          <w:tcW w:w="2269" w:type="dxa"/>
-          <w:vAlign w:val="center"/>
-        </w:tcPr>
-        <w:p>
-          <w:pPr>
-            <w:pStyle w:val="ParagraphStyle31"/>
-            <w:rPr>
-              <w:rStyle w:val="CharacterStyle27"/>
-            </w:rPr>
-          </w:pPr>
-        </w:p>
-      </w:tc>
-    </w:tr>
-    <w:tr>
-      <w:trPr>
-        <w:trHeight w:hRule="exact" w:val="285"/>
-      </w:trPr>
-      <w:tc>
-        <w:tcPr>
-          <w:tcW w:w="6690" w:type="dxa"/>
-          <w:vAlign w:val="center"/>
-        </w:tcPr>
-        <w:p>
-          <w:pPr>
-            <w:pStyle w:val="ParagraphStyle32"/>
-            <w:rPr>
-              <w:rStyle w:val="CharacterStyle28"/>
-            </w:rPr>
-          </w:pPr>
-          <w:r>
-            <w:rPr>
-              <w:rStyle w:val="CharacterStyle1"/>
-              <w:sz w:val="14"/>
-              <w:szCs w:val="14"/>
-            </w:rPr>
-            <w:t xml:space="preserve">Doküman No: F.01.PR.03 – Yayın Tarihi: </w:t>
-          </w:r>
-          <w:r>
-            <w:rPr>
-              <w:rStyle w:val="CharacterStyle2"/>
-              <w:sz w:val="14"/>
-              <w:szCs w:val="14"/>
-            </w:rPr>
-            <w:t>27.09.2023</w:t>
-          </w:r>
-        </w:p>
-      </w:tc>
-      <w:tc>
-        <w:tcPr>
-          <w:tcW w:w="1815" w:type="dxa"/>
-        </w:tcPr>
-        <w:p>
-          <w:pPr>
-            <w:rPr>
-              <w:rStyle w:val="FakeCharacterStyle"/>
-            </w:rPr>
-          </w:pPr>
-        </w:p>
-      </w:tc>
-      <w:tc>
-        <w:tcPr>
-          <w:tcW w:w="2269" w:type="dxa"/>
-          <w:vAlign w:val="center"/>
-        </w:tcPr>
-        <w:p>
-          <w:pPr>
-            <w:pStyle w:val="ParagraphStyle31"/>
-            <w:rPr>
-              <w:rStyle w:val="CharacterStyle27"/>
-            </w:rPr>
-          </w:pPr>
-          <w:r>
-            <w:rPr>
-              <w:rFonts w:ascii="Tahoma" w:hAnsi="Tahoma" w:cs="Tahoma"/>
-              <w:sz w:val="16"/>
-              <w:szCs w:val="16"/>
-            </w:rPr>
-            <w:t>Sayfa:</w:t>
-          </w:r>
-          <w:r>
-            <w:rPr>
-              <w:rFonts w:ascii="Tahoma" w:hAnsi="Tahoma" w:cs="Tahoma"/>
-              <w:sz w:val="16"/>
-              <w:szCs w:val="16"/>
-            </w:rPr>
-            <w:t xml:space="preserve"> </w:t>
-          </w:r>
-          <w:r>
-            <w:rPr>
-              <w:rFonts w:ascii="Tahoma" w:hAnsi="Tahoma" w:cs="Tahoma"/>
-              <w:sz w:val="16"/>
-              <w:szCs w:val="16"/>
-            </w:rPr>
-            <w:fldChar w:fldCharType="begin"/>
-          </w:r>
-          <w:r>
-            <w:rPr>
-              <w:rFonts w:ascii="Tahoma" w:hAnsi="Tahoma" w:cs="Tahoma"/>
-              <w:sz w:val="16"/>
-              <w:szCs w:val="16"/>
-            </w:rPr>
-            <w:instrText>PAGE  \* Arabic  \* MERGEFORMAT</w:instrText>
-          </w:r>
-          <w:r>
-            <w:rPr>
-              <w:rFonts w:ascii="Tahoma" w:hAnsi="Tahoma" w:cs="Tahoma"/>
-              <w:sz w:val="16"/>
-              <w:szCs w:val="16"/>
-            </w:rPr>
-            <w:fldChar w:fldCharType="separate"/>
-          </w:r>
-          <w:r>
-            <w:rPr>
-              <w:rFonts w:ascii="Tahoma" w:hAnsi="Tahoma" w:cs="Tahoma"/>
-              <w:sz w:val="16"/>
-              <w:szCs w:val="16"/>
-            </w:rPr>
-            <w:t>1</w:t>
-          </w:r>
-          <w:r>
-            <w:rPr>
-              <w:rFonts w:ascii="Tahoma" w:hAnsi="Tahoma" w:cs="Tahoma"/>
-              <w:sz w:val="16"/>
-              <w:szCs w:val="16"/>
-            </w:rPr>
-            <w:fldChar w:fldCharType="end"/>
-          </w:r>
-          <w:r>
-            <w:rPr>
-              <w:rFonts w:ascii="Tahoma" w:hAnsi="Tahoma" w:cs="Tahoma"/>
-              <w:sz w:val="16"/>
-              <w:szCs w:val="16"/>
-            </w:rPr>
-            <w:t xml:space="preserve"> / </w:t>
-          </w:r>
-          <w:r>
-            <w:rPr>
-              <w:rFonts w:ascii="Tahoma" w:hAnsi="Tahoma" w:cs="Tahoma"/>
-              <w:sz w:val="16"/>
-              <w:szCs w:val="16"/>
-            </w:rPr>
-            <w:fldChar w:fldCharType="begin"/>
-          </w:r>
-          <w:r>
-            <w:rPr>
-              <w:rFonts w:ascii="Tahoma" w:hAnsi="Tahoma" w:cs="Tahoma"/>
-              <w:sz w:val="16"/>
-              <w:szCs w:val="16"/>
-            </w:rPr>
-            <w:instrText>NUMPAGES  \* Arabic  \* MERGEFORMAT</w:instrText>
-          </w:r>
-          <w:r>
-            <w:rPr>
-              <w:rFonts w:ascii="Tahoma" w:hAnsi="Tahoma" w:cs="Tahoma"/>
-              <w:sz w:val="16"/>
-              <w:szCs w:val="16"/>
-            </w:rPr>
-            <w:fldChar w:fldCharType="separate"/>
-          </w:r>
-          <w:r>
-            <w:rPr>
-              <w:rFonts w:ascii="Tahoma" w:hAnsi="Tahoma" w:cs="Tahoma"/>
-              <w:sz w:val="16"/>
-              <w:szCs w:val="16"/>
-            </w:rPr>
-            <w:t>2</w:t>
-          </w:r>
-          <w:r>
-            <w:rPr>
-              <w:rFonts w:ascii="Tahoma" w:hAnsi="Tahoma" w:cs="Tahoma"/>
-              <w:sz w:val="16"/>
-              <w:szCs w:val="16"/>
-            </w:rPr>
-            <w:fldChar w:fldCharType="end"/>
-          </w:r>
-        </w:p>
-      </w:tc>
-    </w:tr>
-  </w:tbl>
-  <w:p>
-    <w:pPr>
-      <w:spacing w:line="45" w:lineRule="exact"/>
-    </w:pPr>
-  </w:p>
-  <w:p>
-    <w:pPr>
-      <w:pStyle w:val="AltBilgi"/>
-    </w:pPr>
-  </w:p>
-</w:ftr>
-</file>
-
-<file path=word/footnotes.xml><?xml version="1.0" encoding="utf-8"?>
-<w:footnotes xmlns:wpc="http://schemas.microsoft.com/office/word/2010/wordprocessingCanvas" xmlns:cx="http://schemas.microsoft.com/office/drawing/2014/chartex" xmlns:cx1="http://schemas.microsoft.com/office/drawing/2015/9/8/chartex" xmlns:cx2="http://schemas.microsoft.com/office/drawing/2015/10/21/chartex" xmlns:cx3="http://schemas.microsoft.com/office/drawing/2016/5/9/chartex" xmlns:cx4="http://schemas.microsoft.com/office/drawing/2016/5/10/chartex" xmlns:cx5="http://schemas.microsoft.com/office/drawing/2016/5/11/chartex" xmlns:cx6="http://schemas.microsoft.com/office/drawing/2016/5/12/chartex" xmlns:cx7="http://schemas.microsoft.com/office/drawing/2016/5/13/chartex" xmlns:cx8="http://schemas.microsoft.com/office/drawing/2016/5/14/chartex" xmlns:mc="http://schemas.openxmlformats.org/markup-compatibility/2006" xmlns:aink="http://schemas.microsoft.com/office/drawing/2016/ink" xmlns:am3d="http://schemas.microsoft.com/office/drawing/2017/model3d" xmlns:o="urn:schemas-microsoft-com:office:office" xmlns:oel="http://schemas.microsoft.com/office/2019/extlst" xmlns:r="http://schemas.openxmlformats.org/officeDocument/2006/relationships" xmlns:m="http://schemas.openxmlformats.org/officeDocument/2006/math" xmlns:v="urn:schemas-microsoft-com:vml" xmlns:wp14="http://schemas.microsoft.com/office/word/2010/wordprocessingDrawing" xmlns:wp="http://schemas.openxmlformats.org/drawingml/2006/wordprocessingDrawing" xmlns:w10="urn:schemas-microsoft-com:office:word" xmlns:w="http://schemas.openxmlformats.org/wordprocessingml/2006/main" xmlns:w14="http://schemas.microsoft.com/office/word/2010/wordml" xmlns:w15="http://schemas.microsoft.com/office/word/2012/wordml" xmlns:w16cex="http://schemas.microsoft.com/office/word/2018/wordml/cex" xmlns:w16cid="http://schemas.microsoft.com/office/word/2016/wordml/cid" xmlns:w16="http://schemas.microsoft.com/office/word/2018/wordml" xmlns:w16du="http://schemas.microsoft.com/office/word/2023/wordml/word16du" xmlns:w16sdtdh="http://schemas.microsoft.com/office/word/2020/wordml/sdtdatahash" xmlns:w16sdtfl="http://schemas.microsoft.com/office/word/2024/wordml/sdtformatlock" xmlns:w16se="http://schemas.microsoft.com/office/word/2015/wordml/symex" xmlns:wpg="http://schemas.microsoft.com/office/word/2010/wordprocessingGroup" xmlns:wpi="http://schemas.microsoft.com/office/word/2010/wordprocessingInk" xmlns:wne="http://schemas.microsoft.com/office/word/2006/wordml" xmlns:wps="http://schemas.microsoft.com/office/word/2010/wordprocessingShape" mc:Ignorable="w14 w15 w16se w16cid w16 w16cex w16sdtdh w16sdtfl w16du wp14">
-  <w:footnote w:type="separator" w:id="-1">
-    <w:p>
-      <w:pPr>
-        <w:spacing w:after="0" w:line="240" w:lineRule="auto"/>
-      </w:pPr>
-      <w:r>
-        <w:separator/>
-      </w:r>
-    </w:p>
-  </w:footnote>
-  <w:footnote w:type="continuationSeparator" w:id="0">
-    <w:p>
-      <w:pPr>
-        <w:spacing w:after="0" w:line="240" w:lineRule="auto"/>
-      </w:pPr>
-      <w:r>
-        <w:continuationSeparator/>
-      </w:r>
-    </w:p>
-  </w:footnote>
-</w:footnotes>
-</file>
-
-<file path=word/header1.xml><?xml version="1.0" encoding="utf-8"?>
-<w:hdr xmlns:wpc="http://schemas.microsoft.com/office/word/2010/wordprocessingCanvas" xmlns:cx="http://schemas.microsoft.com/office/drawing/2014/chartex" xmlns:cx1="http://schemas.microsoft.com/office/drawing/2015/9/8/chartex" xmlns:cx2="http://schemas.microsoft.com/office/drawing/2015/10/21/chartex" xmlns:cx3="http://schemas.microsoft.com/office/drawing/2016/5/9/chartex" xmlns:cx4="http://schemas.microsoft.com/office/drawing/2016/5/10/chartex" xmlns:cx5="http://schemas.microsoft.com/office/drawing/2016/5/11/chartex" xmlns:cx6="http://schemas.microsoft.com/office/drawing/2016/5/12/chartex" xmlns:cx7="http://schemas.microsoft.com/office/drawing/2016/5/13/chartex" xmlns:cx8="http://schemas.microsoft.com/office/drawing/2016/5/14/chartex" xmlns:mc="http://schemas.openxmlformats.org/markup-compatibility/2006" xmlns:aink="http://schemas.microsoft.com/office/drawing/2016/ink" xmlns:am3d="http://schemas.microsoft.com/office/drawing/2017/model3d" xmlns:o="urn:schemas-microsoft-com:office:office" xmlns:oel="http://schemas.microsoft.com/office/2019/extlst" xmlns:r="http://schemas.openxmlformats.org/officeDocument/2006/relationships" xmlns:m="http://schemas.openxmlformats.org/officeDocument/2006/math" xmlns:v="urn:schemas-microsoft-com:vml" xmlns:wp14="http://schemas.microsoft.com/office/word/2010/wordprocessingDrawing" xmlns:wp="http://schemas.openxmlformats.org/drawingml/2006/wordprocessingDrawing" xmlns:w10="urn:schemas-microsoft-com:office:word" xmlns:w="http://schemas.openxmlformats.org/wordprocessingml/2006/main" xmlns:w14="http://schemas.microsoft.com/office/word/2010/wordml" xmlns:w15="http://schemas.microsoft.com/office/word/2012/wordml" xmlns:w16cex="http://schemas.microsoft.com/office/word/2018/wordml/cex" xmlns:w16cid="http://schemas.microsoft.com/office/word/2016/wordml/cid" xmlns:w16="http://schemas.microsoft.com/office/word/2018/wordml" xmlns:w16du="http://schemas.microsoft.com/office/word/2023/wordml/word16du" xmlns:w16sdtdh="http://schemas.microsoft.com/office/word/2020/wordml/sdtdatahash" xmlns:w16sdtfl="http://schemas.microsoft.com/office/word/2024/wordml/sdtformatlock" xmlns:w16se="http://schemas.microsoft.com/office/word/2015/wordml/symex" xmlns:wpg="http://schemas.microsoft.com/office/word/2010/wordprocessingGroup" xmlns:wpi="http://schemas.microsoft.com/office/word/2010/wordprocessingInk" xmlns:wne="http://schemas.microsoft.com/office/word/2006/wordml" xmlns:wps="http://schemas.microsoft.com/office/word/2010/wordprocessingShape" mc:Ignorable="w14 w15 w16se w16cid w16 w16cex w16sdtdh w16sdtfl w16du wp14">
-  <w:tbl>
-    <w:tblPr>
       <w:tblStyle w:val="TabloKlavuzu"/>
-      <w:tblW w:w="10779" w:type="dxa"/>
-      <w:tblInd w:w="-714" w:type="dxa"/>
+      <w:tblW w:w="3091" w:type="dxa"/>
+      <w:tblInd w:w="6799" w:type="dxa"/>
       <w:tblBorders>
         <w:top w:val="none" w:sz="0" w:space="0" w:color="auto"/>
         <w:left w:val="none" w:sz="0" w:space="0" w:color="auto"/>
@@ -2134,44 +1418,32 @@
       <w:tblLook w:val="04A0" w:firstRow="1" w:lastRow="0" w:firstColumn="1" w:lastColumn="0" w:noHBand="0" w:noVBand="1"/>
     </w:tblPr>
     <w:tblGrid>
-      <w:gridCol w:w="3691"/>
-      <w:gridCol w:w="4111"/>
-      <w:gridCol w:w="2977"/>
+      <w:gridCol w:w="1560"/>
+      <w:gridCol w:w="1531"/>
     </w:tblGrid>
     <w:tr>
       <w:trPr>
-        <w:trHeight w:val="988"/>
+        <w:trHeight w:val="1417"/>
       </w:trPr>
       <w:tc>
         <w:tcPr>
-          <w:tcW w:w="3691" w:type="dxa"/>
-          <w:vMerge w:val="restart"/>
+          <w:tcW w:w="1560" w:type="dxa"/>
+          <w:vAlign w:val="center"/>
         </w:tcPr>
         <w:p>
           <w:pPr>
-            <w:pStyle w:val="stBilgi"/>
-            <w:rPr>
-              <w:sz w:val="12"/>
-              <w:szCs w:val="12"/>
-            </w:rPr>
+            <w:jc w:val="center"/>
           </w:pPr>
           <w:r>
             <w:rPr>
               <w:noProof/>
+              <w14:ligatures w14:val="standardContextual"/>
             </w:rPr>
             <w:drawing>
-              <wp:anchor distT="0" distB="0" distL="114300" distR="114300" simplePos="0" relativeHeight="251658240" behindDoc="0" locked="0" layoutInCell="1" allowOverlap="1" wp14:anchorId="331F41AF" wp14:editId="3A46CF04">
-                <wp:simplePos x="0" y="0"/>
-                <wp:positionH relativeFrom="column">
-                  <wp:posOffset>-65929</wp:posOffset>
-                </wp:positionH>
-                <wp:positionV relativeFrom="paragraph">
-                  <wp:posOffset>180340</wp:posOffset>
-                </wp:positionV>
-                <wp:extent cx="657225" cy="818178"/>
-                <wp:effectExtent l="0" t="0" r="0" b="1270"/>
-                <wp:wrapNone/>
-                <wp:docPr id="501492884" name="Grafik 1"/>
+              <wp:inline distT="0" distB="0" distL="0" distR="0" wp14:anchorId="792EA7B9" wp14:editId="0DE55E91">
+                <wp:extent cx="766147" cy="789939"/>
+                <wp:effectExtent l="0" t="0" r="0" b="0"/>
+                <wp:docPr id="1663451141" name="Grafik 1"/>
                 <wp:cNvGraphicFramePr>
                   <a:graphicFrameLocks xmlns:a="http://schemas.openxmlformats.org/drawingml/2006/main" noChangeAspect="1"/>
                 </wp:cNvGraphicFramePr>
@@ -2179,7 +1451,7 @@
                   <a:graphicData uri="http://schemas.openxmlformats.org/drawingml/2006/picture">
                     <pic:pic xmlns:pic="http://schemas.openxmlformats.org/drawingml/2006/picture">
                       <pic:nvPicPr>
-                        <pic:cNvPr id="395951599" name=""/>
+                        <pic:cNvPr id="1175627512" name=""/>
                         <pic:cNvPicPr/>
                       </pic:nvPicPr>
                       <pic:blipFill>
@@ -2197,7 +1469,336 @@
                       <pic:spPr>
                         <a:xfrm>
                           <a:off x="0" y="0"/>
-                          <a:ext cx="657225" cy="818178"/>
+                          <a:ext cx="778237" cy="802404"/>
+                        </a:xfrm>
+                        <a:prstGeom prst="rect">
+                          <a:avLst/>
+                        </a:prstGeom>
+                      </pic:spPr>
+                    </pic:pic>
+                  </a:graphicData>
+                </a:graphic>
+              </wp:inline>
+            </w:drawing>
+          </w:r>
+        </w:p>
+      </w:tc>
+      <w:tc>
+        <w:tcPr>
+          <w:tcW w:w="1531" w:type="dxa"/>
+          <w:vAlign w:val="center"/>
+        </w:tcPr>
+        <w:p>
+          <w:pPr>
+            <w:jc w:val="center"/>
+          </w:pPr>
+          <w:r>
+            <w:rPr>
+              <w:noProof/>
+            </w:rPr>
+            <w:drawing>
+              <wp:inline distT="0" distB="0" distL="0" distR="0" wp14:anchorId="1072A7C6" wp14:editId="199B010B">
+                <wp:extent cx="791155" cy="813996"/>
+                <wp:effectExtent l="0" t="0" r="9525" b="5715"/>
+                <wp:docPr id="1316393692" name="Resim 5" descr="Karekod Nedir? QR Kod Nedir? - Murbay"/>
+                <wp:cNvGraphicFramePr>
+                  <a:graphicFrameLocks xmlns:a="http://schemas.openxmlformats.org/drawingml/2006/main" noChangeAspect="1"/>
+                </wp:cNvGraphicFramePr>
+                <a:graphic xmlns:a="http://schemas.openxmlformats.org/drawingml/2006/main">
+                  <a:graphicData uri="http://schemas.openxmlformats.org/drawingml/2006/picture">
+                    <pic:pic xmlns:pic="http://schemas.openxmlformats.org/drawingml/2006/picture">
+                      <pic:nvPicPr>
+                        <pic:cNvPr id="0" name="Picture 6" descr="Karekod Nedir? QR Kod Nedir? - Murbay"/>
+                        <pic:cNvPicPr>
+                          <a:picLocks noChangeAspect="1" noChangeArrowheads="1"/>
+                        </pic:cNvPicPr>
+                      </pic:nvPicPr>
+                      <pic:blipFill rotWithShape="1">
+                        <a:blip r:embed="rId3" cstate="print">
+                          <a:extLst>
+                            <a:ext uri="{28A0092B-C50C-407E-A947-70E740481C1C}">
+                              <a14:useLocalDpi xmlns:a14="http://schemas.microsoft.com/office/drawing/2010/main" val="0"/>
+                            </a:ext>
+                          </a:extLst>
+                        </a:blip>
+                        <a:srcRect l="14001" t="13063" r="14110" b="12971"/>
+                        <a:stretch>
+                          <a:fillRect/>
+                        </a:stretch>
+                      </pic:blipFill>
+                      <pic:spPr bwMode="auto">
+                        <a:xfrm>
+                          <a:off x="0" y="0"/>
+                          <a:ext cx="802763" cy="825939"/>
+                        </a:xfrm>
+                        <a:prstGeom prst="rect">
+                          <a:avLst/>
+                        </a:prstGeom>
+                        <a:noFill/>
+                        <a:ln>
+                          <a:noFill/>
+                        </a:ln>
+                        <a:extLst>
+                          <a:ext uri="{53640926-AAD7-44D8-BBD7-CCE9431645EC}">
+                            <a14:shadowObscured xmlns:a14="http://schemas.microsoft.com/office/drawing/2010/main"/>
+                          </a:ext>
+                        </a:extLst>
+                      </pic:spPr>
+                    </pic:pic>
+                  </a:graphicData>
+                </a:graphic>
+              </wp:inline>
+            </w:drawing>
+          </w:r>
+        </w:p>
+      </w:tc>
+    </w:tr>
+  </w:tbl>
+  <w:p/>
+  <w:tbl>
+    <w:tblPr>
+      <w:tblW w:w="10774" w:type="dxa"/>
+      <w:tblInd w:w="-851" w:type="dxa"/>
+      <w:tblLayout w:type="fixed"/>
+      <w:tblCellMar>
+        <w:left w:w="0" w:type="dxa"/>
+        <w:right w:w="0" w:type="dxa"/>
+      </w:tblCellMar>
+      <w:tblLook w:val="04A0" w:firstRow="1" w:lastRow="0" w:firstColumn="1" w:lastColumn="0" w:noHBand="0" w:noVBand="1"/>
+    </w:tblPr>
+    <w:tblGrid>
+      <w:gridCol w:w="8504"/>
+      <w:gridCol w:w="994"/>
+      <w:gridCol w:w="624"/>
+      <w:gridCol w:w="652"/>
+    </w:tblGrid>
+    <w:tr>
+      <w:trPr>
+        <w:trHeight w:hRule="exact" w:val="330"/>
+      </w:trPr>
+      <w:tc>
+        <w:tcPr>
+          <w:tcW w:w="8504" w:type="dxa"/>
+          <w:vAlign w:val="center"/>
+        </w:tcPr>
+        <w:p>
+          <w:pPr>
+            <w:pStyle w:val="ParagraphStyle7"/>
+            <w:jc w:val="left"/>
+            <w:rPr>
+              <w:rStyle w:val="CharacterStyle5"/>
+              <w:rFonts w:ascii="TT Interfaces" w:hAnsi="TT Interfaces"/>
+              <w:b w:val="0"/>
+              <w:sz w:val="16"/>
+              <w:szCs w:val="16"/>
+            </w:rPr>
+          </w:pPr>
+          <w:r>
+            <w:rPr>
+              <w:rStyle w:val="CharacterStyle5"/>
+              <w:rFonts w:ascii="TT Interfaces" w:hAnsi="TT Interfaces"/>
+              <w:b w:val="0"/>
+              <w:sz w:val="16"/>
+              <w:szCs w:val="16"/>
+            </w:rPr>
+            <w:t>Ek-1.PR.20</w:t>
+          </w:r>
+          <w:r>
+            <w:rPr>
+              <w:rStyle w:val="CharacterStyle5"/>
+              <w:rFonts w:ascii="TT Interfaces" w:hAnsi="TT Interfaces"/>
+              <w:b w:val="0"/>
+              <w:sz w:val="16"/>
+              <w:szCs w:val="16"/>
+            </w:rPr>
+            <w:t xml:space="preserve"> </w:t>
+          </w:r>
+          <w:r>
+            <w:rPr>
+              <w:rStyle w:val="CharacterStyle5"/>
+              <w:rFonts w:ascii="TT Interfaces" w:hAnsi="TT Interfaces"/>
+              <w:b w:val="0"/>
+              <w:sz w:val="16"/>
+              <w:szCs w:val="16"/>
+            </w:rPr>
+            <w:t>Yayın Tarihi: 27.09.2023   Revizyon Tarih / No:  25.11.2024 / 01</w:t>
+          </w:r>
+        </w:p>
+      </w:tc>
+      <w:tc>
+        <w:tcPr>
+          <w:tcW w:w="994" w:type="dxa"/>
+        </w:tcPr>
+        <w:p>
+          <w:pPr>
+            <w:rPr>
+              <w:rStyle w:val="FakeCharacterStyle"/>
+              <w:rFonts w:ascii="TT Interfaces" w:hAnsi="TT Interfaces"/>
+              <w:sz w:val="16"/>
+              <w:szCs w:val="16"/>
+            </w:rPr>
+          </w:pPr>
+        </w:p>
+      </w:tc>
+      <w:tc>
+        <w:tcPr>
+          <w:tcW w:w="624" w:type="dxa"/>
+          <w:vAlign w:val="center"/>
+        </w:tcPr>
+        <w:p>
+          <w:pPr>
+            <w:pStyle w:val="ParagraphStyle8"/>
+            <w:jc w:val="right"/>
+            <w:rPr>
+              <w:rStyle w:val="CharacterStyle6"/>
+              <w:rFonts w:ascii="TT Interfaces" w:hAnsi="TT Interfaces"/>
+              <w:sz w:val="16"/>
+              <w:szCs w:val="16"/>
+            </w:rPr>
+          </w:pPr>
+        </w:p>
+      </w:tc>
+      <w:tc>
+        <w:tcPr>
+          <w:tcW w:w="652" w:type="dxa"/>
+          <w:vAlign w:val="center"/>
+        </w:tcPr>
+        <w:p>
+          <w:pPr>
+            <w:pStyle w:val="ParagraphStyle9"/>
+            <w:jc w:val="right"/>
+            <w:rPr>
+              <w:rStyle w:val="CharacterStyle7"/>
+              <w:rFonts w:ascii="TT Interfaces" w:hAnsi="TT Interfaces"/>
+              <w:sz w:val="16"/>
+              <w:szCs w:val="16"/>
+            </w:rPr>
+          </w:pPr>
+          <w:r>
+            <w:rPr>
+              <w:rStyle w:val="CharacterStyle7"/>
+              <w:rFonts w:ascii="TT Interfaces" w:hAnsi="TT Interfaces"/>
+              <w:sz w:val="16"/>
+              <w:szCs w:val="16"/>
+            </w:rPr>
+            <w:t>1/2</w:t>
+          </w:r>
+        </w:p>
+      </w:tc>
+    </w:tr>
+  </w:tbl>
+  <w:p>
+    <w:pPr>
+      <w:pStyle w:val="AltBilgi"/>
+    </w:pPr>
+  </w:p>
+</w:ftr>
+</file>
+
+<file path=word/footer2.xml><?xml version="1.0" encoding="utf-8"?>
+<w:ftr xmlns:wpc="http://schemas.microsoft.com/office/word/2010/wordprocessingCanvas" xmlns:cx="http://schemas.microsoft.com/office/drawing/2014/chartex" xmlns:cx1="http://schemas.microsoft.com/office/drawing/2015/9/8/chartex" xmlns:cx2="http://schemas.microsoft.com/office/drawing/2015/10/21/chartex" xmlns:cx3="http://schemas.microsoft.com/office/drawing/2016/5/9/chartex" xmlns:cx4="http://schemas.microsoft.com/office/drawing/2016/5/10/chartex" xmlns:cx5="http://schemas.microsoft.com/office/drawing/2016/5/11/chartex" xmlns:cx6="http://schemas.microsoft.com/office/drawing/2016/5/12/chartex" xmlns:cx7="http://schemas.microsoft.com/office/drawing/2016/5/13/chartex" xmlns:cx8="http://schemas.microsoft.com/office/drawing/2016/5/14/chartex" xmlns:mc="http://schemas.openxmlformats.org/markup-compatibility/2006" xmlns:aink="http://schemas.microsoft.com/office/drawing/2016/ink" xmlns:am3d="http://schemas.microsoft.com/office/drawing/2017/model3d" xmlns:o="urn:schemas-microsoft-com:office:office" xmlns:oel="http://schemas.microsoft.com/office/2019/extlst" xmlns:r="http://schemas.openxmlformats.org/officeDocument/2006/relationships" xmlns:m="http://schemas.openxmlformats.org/officeDocument/2006/math" xmlns:v="urn:schemas-microsoft-com:vml" xmlns:wp14="http://schemas.microsoft.com/office/word/2010/wordprocessingDrawing" xmlns:wp="http://schemas.openxmlformats.org/drawingml/2006/wordprocessingDrawing" xmlns:w10="urn:schemas-microsoft-com:office:word" xmlns:w="http://schemas.openxmlformats.org/wordprocessingml/2006/main" xmlns:w14="http://schemas.microsoft.com/office/word/2010/wordml" xmlns:w15="http://schemas.microsoft.com/office/word/2012/wordml" xmlns:w16cex="http://schemas.microsoft.com/office/word/2018/wordml/cex" xmlns:w16cid="http://schemas.microsoft.com/office/word/2016/wordml/cid" xmlns:w16="http://schemas.microsoft.com/office/word/2018/wordml" xmlns:w16du="http://schemas.microsoft.com/office/word/2023/wordml/word16du" xmlns:w16sdtdh="http://schemas.microsoft.com/office/word/2020/wordml/sdtdatahash" xmlns:w16sdtfl="http://schemas.microsoft.com/office/word/2024/wordml/sdtformatlock" xmlns:w16se="http://schemas.microsoft.com/office/word/2015/wordml/symex" xmlns:wpg="http://schemas.microsoft.com/office/word/2010/wordprocessingGroup" xmlns:wpi="http://schemas.microsoft.com/office/word/2010/wordprocessingInk" xmlns:wne="http://schemas.microsoft.com/office/word/2006/wordml" xmlns:wps="http://schemas.microsoft.com/office/word/2010/wordprocessingShape" mc:Ignorable="w14 w15 w16se w16cid w16 w16cex w16sdtdh w16sdtfl w16du wp14">
+  <w:tbl>
+    <w:tblPr>
+      <w:tblStyle w:val="TabloKlavuzu"/>
+      <w:tblW w:w="3408" w:type="dxa"/>
+      <w:tblInd w:w="-856" w:type="dxa"/>
+      <w:tblBorders>
+        <w:top w:val="none" w:sz="0" w:space="0" w:color="auto"/>
+        <w:left w:val="none" w:sz="0" w:space="0" w:color="auto"/>
+        <w:bottom w:val="none" w:sz="0" w:space="0" w:color="auto"/>
+        <w:right w:val="none" w:sz="0" w:space="0" w:color="auto"/>
+        <w:insideH w:val="none" w:sz="0" w:space="0" w:color="auto"/>
+        <w:insideV w:val="none" w:sz="0" w:space="0" w:color="auto"/>
+      </w:tblBorders>
+      <w:tblLayout w:type="fixed"/>
+      <w:tblLook w:val="04A0" w:firstRow="1" w:lastRow="0" w:firstColumn="1" w:lastColumn="0" w:noHBand="0" w:noVBand="1"/>
+    </w:tblPr>
+    <w:tblGrid>
+      <w:gridCol w:w="3408"/>
+    </w:tblGrid>
+    <w:tr>
+      <w:tc>
+        <w:tcPr>
+          <w:tcW w:w="3408" w:type="dxa"/>
+        </w:tcPr>
+        <w:p>
+          <w:pPr>
+            <w:jc w:val="center"/>
+            <w:rPr>
+              <w:rFonts w:ascii="JetBrains Mono" w:hAnsi="JetBrains Mono" w:cs="JetBrains Mono"/>
+            </w:rPr>
+          </w:pPr>
+          <w:r>
+            <w:rPr>
+              <w:rStyle w:val="CharacterStyle11"/>
+              <w:rFonts w:ascii="JetBrains Mono" w:hAnsi="JetBrains Mono" w:cs="JetBrains Mono"/>
+            </w:rPr>
+            <w:t>Teklifi Hazırlayan</w:t>
+          </w:r>
+        </w:p>
+      </w:tc>
+    </w:tr>
+    <w:tr>
+      <w:trPr>
+        <w:trHeight w:val="624"/>
+      </w:trPr>
+      <w:tc>
+        <w:tcPr>
+          <w:tcW w:w="3408" w:type="dxa"/>
+        </w:tcPr>
+        <w:p>
+          <w:pPr>
+            <w:jc w:val="center"/>
+            <w:rPr>
+              <w:rFonts w:ascii="JetBrains Mono" w:hAnsi="JetBrains Mono" w:cs="JetBrains Mono"/>
+            </w:rPr>
+          </w:pPr>
+          <w:r>
+            <w:rPr>
+              <w:rFonts w:ascii="JetBrains Mono" w:hAnsi="JetBrains Mono" w:cs="JetBrains Mono"/>
+              <w:noProof/>
+              <w:sz w:val="16"/>
+              <w:szCs w:val="16"/>
+            </w:rPr>
+            <w:drawing>
+              <wp:anchor distT="0" distB="0" distL="114300" distR="114300" simplePos="0" relativeHeight="251695104" behindDoc="0" locked="0" layoutInCell="1" allowOverlap="1" wp14:anchorId="2D60DE40" wp14:editId="3350CDC8">
+                <wp:simplePos x="0" y="0"/>
+                <wp:positionH relativeFrom="column">
+                  <wp:posOffset>553720</wp:posOffset>
+                </wp:positionH>
+                <wp:positionV relativeFrom="paragraph">
+                  <wp:posOffset>65405</wp:posOffset>
+                </wp:positionV>
+                <wp:extent cx="830275" cy="279804"/>
+                <wp:effectExtent l="0" t="0" r="8255" b="6350"/>
+                <wp:wrapNone/>
+                <wp:docPr id="1529087827" name="Resim 1"/>
+                <wp:cNvGraphicFramePr>
+                  <a:graphicFrameLocks xmlns:a="http://schemas.openxmlformats.org/drawingml/2006/main" noChangeAspect="1"/>
+                </wp:cNvGraphicFramePr>
+                <a:graphic xmlns:a="http://schemas.openxmlformats.org/drawingml/2006/main">
+                  <a:graphicData uri="http://schemas.openxmlformats.org/drawingml/2006/picture">
+                    <pic:pic xmlns:pic="http://schemas.openxmlformats.org/drawingml/2006/picture">
+                      <pic:nvPicPr>
+                        <pic:cNvPr id="1529087827" name=""/>
+                        <pic:cNvPicPr/>
+                      </pic:nvPicPr>
+                      <pic:blipFill>
+                        <a:blip r:embed="rId1">
+                          <a:extLst>
+                            <a:ext uri="{28A0092B-C50C-407E-A947-70E740481C1C}">
+                              <a14:useLocalDpi xmlns:a14="http://schemas.microsoft.com/office/drawing/2010/main" val="0"/>
+                            </a:ext>
+                          </a:extLst>
+                        </a:blip>
+                        <a:stretch>
+                          <a:fillRect/>
+                        </a:stretch>
+                      </pic:blipFill>
+                      <pic:spPr>
+                        <a:xfrm>
+                          <a:off x="0" y="0"/>
+                          <a:ext cx="830275" cy="279804"/>
                         </a:xfrm>
                         <a:prstGeom prst="rect">
                           <a:avLst/>
@@ -2210,45 +1811,685 @@
             </w:drawing>
           </w:r>
           <w:r>
+            <w:rPr>
+              <w:rFonts w:ascii="JetBrains Mono" w:hAnsi="JetBrains Mono" w:cs="JetBrains Mono"/>
+              <w:sz w:val="16"/>
+              <w:szCs w:val="16"/>
+            </w:rPr>
             <w:br/>
+          </w:r>
+        </w:p>
+      </w:tc>
+    </w:tr>
+    <w:tr>
+      <w:trPr>
+        <w:trHeight w:val="288"/>
+      </w:trPr>
+      <w:tc>
+        <w:tcPr>
+          <w:tcW w:w="3408" w:type="dxa"/>
+        </w:tcPr>
+        <w:p>
+          <w:pPr>
+            <w:jc w:val="center"/>
+            <w:rPr>
+              <w:rFonts w:ascii="JetBrains Mono" w:hAnsi="JetBrains Mono" w:cs="JetBrains Mono"/>
+              <w:sz w:val="16"/>
+              <w:szCs w:val="16"/>
+            </w:rPr>
+          </w:pPr>
+          <w:r>
+            <w:rPr>
+              <w:rStyle w:val="CharacterStyle11"/>
+              <w:rFonts w:ascii="JetBrains Mono" w:hAnsi="JetBrains Mono" w:cs="JetBrains Mono"/>
+              <w:sz w:val="16"/>
+              <w:szCs w:val="16"/>
+            </w:rPr>
+            <w:t xml:space="preserve">{teklifi_veren}</w:t>
+          </w:r>
+        </w:p>
+      </w:tc>
+    </w:tr>
+  </w:tbl>
+  <w:p>
+    <w:pPr>
+      <w:rPr>
+        <w:rFonts w:ascii="JetBrains Mono" w:hAnsi="JetBrains Mono" w:cs="JetBrains Mono"/>
+      </w:rPr>
+    </w:pPr>
+    <w:r>
+      <w:rPr>
+        <w:rFonts w:ascii="JetBrains Mono" w:hAnsi="JetBrains Mono" w:cs="JetBrains Mono"/>
+        <w:noProof/>
+        <w14:ligatures w14:val="standardContextual"/>
+      </w:rPr>
+      <w:drawing>
+        <wp:anchor distT="0" distB="0" distL="114300" distR="114300" simplePos="0" relativeHeight="251692032" behindDoc="0" locked="0" layoutInCell="1" allowOverlap="1" wp14:anchorId="39826286" wp14:editId="2352B743">
+          <wp:simplePos x="0" y="0"/>
+          <wp:positionH relativeFrom="column">
+            <wp:posOffset>5376545</wp:posOffset>
+          </wp:positionH>
+          <wp:positionV relativeFrom="paragraph">
+            <wp:posOffset>-941705</wp:posOffset>
+          </wp:positionV>
+          <wp:extent cx="904875" cy="932815"/>
+          <wp:effectExtent l="0" t="0" r="9525" b="635"/>
+          <wp:wrapNone/>
+          <wp:docPr id="1493742651" name="Grafik 1"/>
+          <wp:cNvGraphicFramePr>
+            <a:graphicFrameLocks xmlns:a="http://schemas.openxmlformats.org/drawingml/2006/main" noChangeAspect="1"/>
+          </wp:cNvGraphicFramePr>
+          <a:graphic xmlns:a="http://schemas.openxmlformats.org/drawingml/2006/main">
+            <a:graphicData uri="http://schemas.openxmlformats.org/drawingml/2006/picture">
+              <pic:pic xmlns:pic="http://schemas.openxmlformats.org/drawingml/2006/picture">
+                <pic:nvPicPr>
+                  <pic:cNvPr id="1175627512" name=""/>
+                  <pic:cNvPicPr/>
+                </pic:nvPicPr>
+                <pic:blipFill>
+                  <a:blip r:embed="rId2">
+                    <a:extLst>
+                      <a:ext uri="{96DAC541-7B7A-43D3-8B79-37D633B846F1}">
+                        <asvg:svgBlip xmlns:asvg="http://schemas.microsoft.com/office/drawing/2016/SVG/main" r:embed="rId3"/>
+                      </a:ext>
+                    </a:extLst>
+                  </a:blip>
+                  <a:stretch>
+                    <a:fillRect/>
+                  </a:stretch>
+                </pic:blipFill>
+                <pic:spPr>
+                  <a:xfrm>
+                    <a:off x="0" y="0"/>
+                    <a:ext cx="904875" cy="932815"/>
+                  </a:xfrm>
+                  <a:prstGeom prst="rect">
+                    <a:avLst/>
+                  </a:prstGeom>
+                </pic:spPr>
+              </pic:pic>
+            </a:graphicData>
+          </a:graphic>
+          <wp14:sizeRelH relativeFrom="margin">
+            <wp14:pctWidth>0</wp14:pctWidth>
+          </wp14:sizeRelH>
+          <wp14:sizeRelV relativeFrom="margin">
+            <wp14:pctHeight>0</wp14:pctHeight>
+          </wp14:sizeRelV>
+        </wp:anchor>
+      </w:drawing>
+    </w:r>
+  </w:p>
+  <w:tbl>
+    <w:tblPr>
+      <w:tblW w:w="10774" w:type="dxa"/>
+      <w:tblInd w:w="-851" w:type="dxa"/>
+      <w:tblLayout w:type="fixed"/>
+      <w:tblCellMar>
+        <w:left w:w="0" w:type="dxa"/>
+        <w:right w:w="0" w:type="dxa"/>
+      </w:tblCellMar>
+      <w:tblLook w:val="04A0" w:firstRow="1" w:lastRow="0" w:firstColumn="1" w:lastColumn="0" w:noHBand="0" w:noVBand="1"/>
+    </w:tblPr>
+    <w:tblGrid>
+      <w:gridCol w:w="8504"/>
+      <w:gridCol w:w="2270"/>
+    </w:tblGrid>
+    <w:tr>
+      <w:trPr>
+        <w:trHeight w:hRule="exact" w:val="330"/>
+      </w:trPr>
+      <w:tc>
+        <w:tcPr>
+          <w:tcW w:w="8504" w:type="dxa"/>
+          <w:vAlign w:val="center"/>
+        </w:tcPr>
+        <w:p>
+          <w:pPr>
+            <w:pStyle w:val="ParagraphStyle7"/>
+            <w:jc w:val="left"/>
+            <w:rPr>
+              <w:rStyle w:val="CharacterStyle5"/>
+              <w:rFonts w:ascii="JetBrains Mono" w:hAnsi="JetBrains Mono" w:cs="JetBrains Mono"/>
+              <w:b w:val="0"/>
+              <w:bCs/>
+              <w:sz w:val="16"/>
+              <w:szCs w:val="16"/>
+            </w:rPr>
+          </w:pPr>
+          <w:r>
+            <w:rPr>
+              <w:rStyle w:val="CharacterStyle5"/>
+              <w:rFonts w:ascii="JetBrains Mono" w:hAnsi="JetBrains Mono" w:cs="JetBrains Mono"/>
+              <w:b w:val="0"/>
+              <w:bCs/>
+              <w:sz w:val="14"/>
+              <w:szCs w:val="14"/>
+            </w:rPr>
+            <w:t>F.01.PR.03 – Yayın Tarihi: 27.09.2023</w:t>
           </w:r>
         </w:p>
       </w:tc>
       <w:tc>
         <w:tcPr>
-          <w:tcW w:w="4111" w:type="dxa"/>
-          <w:vMerge w:val="restart"/>
+          <w:tcW w:w="2270" w:type="dxa"/>
+          <w:vAlign w:val="center"/>
         </w:tcPr>
         <w:p>
           <w:pPr>
-            <w:pStyle w:val="stBilgi"/>
+            <w:pStyle w:val="ParagraphStyle9"/>
+            <w:jc w:val="right"/>
+            <w:rPr>
+              <w:rStyle w:val="CharacterStyle7"/>
+              <w:rFonts w:ascii="JetBrains Mono" w:hAnsi="JetBrains Mono" w:cs="JetBrains Mono"/>
+              <w:sz w:val="16"/>
+              <w:szCs w:val="16"/>
+            </w:rPr>
           </w:pPr>
+          <w:r>
+            <w:rPr>
+              <w:rStyle w:val="CharacterStyle7"/>
+              <w:rFonts w:ascii="JetBrains Mono" w:hAnsi="JetBrains Mono" w:cs="JetBrains Mono"/>
+              <w:sz w:val="14"/>
+              <w:szCs w:val="14"/>
+            </w:rPr>
+            <w:t>info@uniqueanalyse.com</w:t>
+          </w:r>
+        </w:p>
+      </w:tc>
+    </w:tr>
+  </w:tbl>
+  <w:p>
+    <w:pPr>
+      <w:pStyle w:val="AltBilgi"/>
+    </w:pPr>
+  </w:p>
+</w:ftr>
+</file>
+
+<file path=word/footnotes.xml><?xml version="1.0" encoding="utf-8"?>
+<w:footnotes xmlns:wpc="http://schemas.microsoft.com/office/word/2010/wordprocessingCanvas" xmlns:cx="http://schemas.microsoft.com/office/drawing/2014/chartex" xmlns:cx1="http://schemas.microsoft.com/office/drawing/2015/9/8/chartex" xmlns:cx2="http://schemas.microsoft.com/office/drawing/2015/10/21/chartex" xmlns:cx3="http://schemas.microsoft.com/office/drawing/2016/5/9/chartex" xmlns:cx4="http://schemas.microsoft.com/office/drawing/2016/5/10/chartex" xmlns:cx5="http://schemas.microsoft.com/office/drawing/2016/5/11/chartex" xmlns:cx6="http://schemas.microsoft.com/office/drawing/2016/5/12/chartex" xmlns:cx7="http://schemas.microsoft.com/office/drawing/2016/5/13/chartex" xmlns:cx8="http://schemas.microsoft.com/office/drawing/2016/5/14/chartex" xmlns:mc="http://schemas.openxmlformats.org/markup-compatibility/2006" xmlns:aink="http://schemas.microsoft.com/office/drawing/2016/ink" xmlns:am3d="http://schemas.microsoft.com/office/drawing/2017/model3d" xmlns:o="urn:schemas-microsoft-com:office:office" xmlns:oel="http://schemas.microsoft.com/office/2019/extlst" xmlns:r="http://schemas.openxmlformats.org/officeDocument/2006/relationships" xmlns:m="http://schemas.openxmlformats.org/officeDocument/2006/math" xmlns:v="urn:schemas-microsoft-com:vml" xmlns:wp14="http://schemas.microsoft.com/office/word/2010/wordprocessingDrawing" xmlns:wp="http://schemas.openxmlformats.org/drawingml/2006/wordprocessingDrawing" xmlns:w10="urn:schemas-microsoft-com:office:word" xmlns:w="http://schemas.openxmlformats.org/wordprocessingml/2006/main" xmlns:w14="http://schemas.microsoft.com/office/word/2010/wordml" xmlns:w15="http://schemas.microsoft.com/office/word/2012/wordml" xmlns:w16cex="http://schemas.microsoft.com/office/word/2018/wordml/cex" xmlns:w16cid="http://schemas.microsoft.com/office/word/2016/wordml/cid" xmlns:w16="http://schemas.microsoft.com/office/word/2018/wordml" xmlns:w16du="http://schemas.microsoft.com/office/word/2023/wordml/word16du" xmlns:w16sdtdh="http://schemas.microsoft.com/office/word/2020/wordml/sdtdatahash" xmlns:w16sdtfl="http://schemas.microsoft.com/office/word/2024/wordml/sdtformatlock" xmlns:w16se="http://schemas.microsoft.com/office/word/2015/wordml/symex" xmlns:wpg="http://schemas.microsoft.com/office/word/2010/wordprocessingGroup" xmlns:wpi="http://schemas.microsoft.com/office/word/2010/wordprocessingInk" xmlns:wne="http://schemas.microsoft.com/office/word/2006/wordml" xmlns:wps="http://schemas.microsoft.com/office/word/2010/wordprocessingShape" mc:Ignorable="w14 w15 w16se w16cid w16 w16cex w16sdtdh w16sdtfl w16du wp14">
+  <w:footnote w:type="separator" w:id="-1">
+    <w:p>
+      <w:r>
+        <w:separator/>
+      </w:r>
+    </w:p>
+  </w:footnote>
+  <w:footnote w:type="continuationSeparator" w:id="0">
+    <w:p>
+      <w:r>
+        <w:continuationSeparator/>
+      </w:r>
+    </w:p>
+  </w:footnote>
+</w:footnotes>
+</file>
+
+<file path=word/header1.xml><?xml version="1.0" encoding="UTF-8" standalone="yes"?>
+<w:hdr xmlns:wpc="http://schemas.microsoft.com/office/word/2010/wordprocessingCanvas" xmlns:cx="http://schemas.microsoft.com/office/drawing/2014/chartex" xmlns:cx1="http://schemas.microsoft.com/office/drawing/2015/9/8/chartex" xmlns:cx2="http://schemas.microsoft.com/office/drawing/2015/10/21/chartex" xmlns:cx3="http://schemas.microsoft.com/office/drawing/2016/5/9/chartex" xmlns:cx4="http://schemas.microsoft.com/office/drawing/2016/5/10/chartex" xmlns:cx5="http://schemas.microsoft.com/office/drawing/2016/5/11/chartex" xmlns:cx6="http://schemas.microsoft.com/office/drawing/2016/5/12/chartex" xmlns:cx7="http://schemas.microsoft.com/office/drawing/2016/5/13/chartex" xmlns:cx8="http://schemas.microsoft.com/office/drawing/2016/5/14/chartex" xmlns:mc="http://schemas.openxmlformats.org/markup-compatibility/2006" xmlns:aink="http://schemas.microsoft.com/office/drawing/2016/ink" xmlns:am3d="http://schemas.microsoft.com/office/drawing/2017/model3d" xmlns:o="urn:schemas-microsoft-com:office:office" xmlns:oel="http://schemas.microsoft.com/office/2019/extlst" xmlns:r="http://schemas.openxmlformats.org/officeDocument/2006/relationships" xmlns:m="http://schemas.openxmlformats.org/officeDocument/2006/math" xmlns:v="urn:schemas-microsoft-com:vml" xmlns:wp14="http://schemas.microsoft.com/office/word/2010/wordprocessingDrawing" xmlns:wp="http://schemas.openxmlformats.org/drawingml/2006/wordprocessingDrawing" xmlns:w10="urn:schemas-microsoft-com:office:word" xmlns:w="http://schemas.openxmlformats.org/wordprocessingml/2006/main" xmlns:w14="http://schemas.microsoft.com/office/word/2010/wordml" xmlns:w15="http://schemas.microsoft.com/office/word/2012/wordml" xmlns:w16cex="http://schemas.microsoft.com/office/word/2018/wordml/cex" xmlns:w16cid="http://schemas.microsoft.com/office/word/2016/wordml/cid" xmlns:w16="http://schemas.microsoft.com/office/word/2018/wordml" xmlns:w16du="http://schemas.microsoft.com/office/word/2023/wordml/word16du" xmlns:w16sdtdh="http://schemas.microsoft.com/office/word/2020/wordml/sdtdatahash" xmlns:w16sdtfl="http://schemas.microsoft.com/office/word/2024/wordml/sdtformatlock" xmlns:w16se="http://schemas.microsoft.com/office/word/2015/wordml/symex" xmlns:wpg="http://schemas.microsoft.com/office/word/2010/wordprocessingGroup" xmlns:wpi="http://schemas.microsoft.com/office/word/2010/wordprocessingInk" xmlns:wne="http://schemas.microsoft.com/office/word/2006/wordml" xmlns:wps="http://schemas.microsoft.com/office/word/2010/wordprocessingShape" mc:Ignorable="w14 w15 w16se w16cid w16 w16cex w16sdtdh w16sdtfl w16du wp14"><w:tbl><w:tblPr><w:tblStyle w:val="TabloKlavuzu"/><w:tblW w:w="10916" w:type="dxa"/><w:tblInd w:w="-856" w:type="dxa"/><w:tblLook w:val="04A0" w:firstRow="1" w:lastRow="0" w:firstColumn="1" w:lastColumn="0" w:noHBand="0" w:noVBand="1"/></w:tblPr><w:tblGrid><w:gridCol w:w="3008"/><w:gridCol w:w="2984"/><w:gridCol w:w="2407"/><w:gridCol w:w="1175"/><w:gridCol w:w="1261"/><w:gridCol w:w="81"/></w:tblGrid><w:tr><w:trPr><w:trHeight w:val="269"/></w:trPr><w:tc><w:tcPr><w:tcW w:w="3014" w:type="dxa"/><w:vMerge w:val="restart"/><w:tcBorders><w:top w:val="nil"/><w:left w:val="nil"/><w:right w:val="nil"/></w:tcBorders></w:tcPr><w:p><w:r><w:rPr><w:noProof/></w:rPr><w:drawing><wp:anchor distT="0" distB="0" distL="114300" distR="114300" simplePos="0" relativeHeight="251675648" behindDoc="0" locked="0" layoutInCell="1" allowOverlap="1" wp14:anchorId="3307A68C" wp14:editId="226B10C8"><wp:simplePos x="0" y="0"/><wp:positionH relativeFrom="column"><wp:posOffset>635</wp:posOffset></wp:positionH><wp:positionV relativeFrom="paragraph"><wp:posOffset>0</wp:posOffset></wp:positionV><wp:extent cx="1128395" cy="1206500"/><wp:effectExtent l="0" t="0" r="0" b="0"/><wp:wrapSquare wrapText="bothSides"/><wp:docPr id="1032386910" name="Grafik 1"/><wp:cNvGraphicFramePr><a:graphicFrameLocks xmlns:a="http://schemas.openxmlformats.org/drawingml/2006/main" noChangeAspect="1"/></wp:cNvGraphicFramePr><a:graphic xmlns:a="http://schemas.openxmlformats.org/drawingml/2006/main"><a:graphicData uri="http://schemas.openxmlformats.org/drawingml/2006/picture"><pic:pic xmlns:pic="http://schemas.openxmlformats.org/drawingml/2006/picture"><pic:nvPicPr><pic:cNvPr id="1178832745" name=""/><pic:cNvPicPr/></pic:nvPicPr><pic:blipFill><a:blip r:embed="rId1"><a:extLst><a:ext uri="{96DAC541-7B7A-43D3-8B79-37D633B846F1}"><asvg:svgBlip xmlns:asvg="http://schemas.microsoft.com/office/drawing/2016/SVG/main" r:embed="rId2"/></a:ext></a:extLst></a:blip><a:stretch><a:fillRect/></a:stretch></pic:blipFill><pic:spPr><a:xfrm><a:off x="0" y="0"/><a:ext cx="1128395" cy="1206500"/></a:xfrm><a:prstGeom prst="rect"><a:avLst/></a:prstGeom></pic:spPr></pic:pic></a:graphicData></a:graphic><wp14:sizeRelH relativeFrom="page"><wp14:pctWidth>0</wp14:pctWidth></wp14:sizeRelH><wp14:sizeRelV relativeFrom="page"><wp14:pctHeight>0</wp14:pctHeight></wp14:sizeRelV></wp:anchor></w:drawing></w:r></w:p></w:tc><w:tc><w:tcPr><w:tcW w:w="3002" w:type="dxa"/><w:vMerge w:val="restart"/><w:tcBorders><w:top w:val="nil"/><w:left w:val="nil"/><w:right w:val="nil"/></w:tcBorders></w:tcPr><w:p/></w:tc><w:tc><w:tcPr><w:tcW w:w="2422" w:type="dxa"/><w:tcBorders><w:top w:val="nil"/><w:left w:val="nil"/><w:bottom w:val="nil"/><w:right w:val="nil"/></w:tcBorders></w:tcPr><w:p/></w:tc><w:tc><w:tcPr><w:tcW w:w="2478" w:type="dxa"/><w:gridSpan w:val="3"/><w:tcBorders><w:top w:val="nil"/><w:left w:val="nil"/><w:bottom w:val="nil"/><w:right w:val="nil"/></w:tcBorders></w:tcPr><w:p/></w:tc></w:tr><w:tr><w:trPr><w:gridAfter w:val="1"/><w:wAfter w:w="82" w:type="dxa"/><w:trHeight w:val="391"/></w:trPr><w:tc><w:tcPr><w:tcW w:w="3014" w:type="dxa"/><w:vMerge/><w:tcBorders><w:left w:val="nil"/><w:right w:val="nil"/></w:tcBorders></w:tcPr><w:p><w:pPr><w:rPr><w:noProof/></w:rPr></w:pPr></w:p></w:tc><w:tc><w:tcPr><w:tcW w:w="3002" w:type="dxa"/><w:vMerge/><w:tcBorders><w:left w:val="nil"/><w:right w:val="nil"/></w:tcBorders></w:tcPr><w:p/></w:tc><w:tc><w:tcPr><w:tcW w:w="3605" w:type="dxa"/><w:gridSpan w:val="2"/><w:tcBorders><w:top w:val="nil"/><w:left w:val="nil"/><w:bottom w:val="nil"/><w:right w:val="single" w:sz="4" w:space="0" w:color="auto"/></w:tcBorders></w:tcPr><w:p/></w:tc><w:tc><w:tcPr><w:tcW w:w="1213" w:type="dxa"/><w:tcBorders><w:top w:val="single" w:sz="4" w:space="0" w:color="auto"/><w:left w:val="single" w:sz="4" w:space="0" w:color="auto"/><w:bottom w:val="single" w:sz="4" w:space="0" w:color="auto"/><w:right w:val="single" w:sz="4" w:space="0" w:color="auto"/></w:tcBorders><w:vAlign w:val="center"/></w:tcPr><w:p><w:pPr><w:jc w:val="center"/></w:pPr><w:r><w:rPr><w:rStyle w:val="CharacterStyle1"/><w:rFonts w:ascii="TT Interfaces" w:hAnsi="TT Interfaces"/><w:sz w:val="20"/><w:szCs w:val="20"/></w:rPr><w:t>AB-2015-T</w:t></w:r></w:p></w:tc></w:tr><w:tr><w:trPr><w:gridAfter w:val="1"/><w:wAfter w:w="82" w:type="dxa"/><w:trHeight w:val="391"/></w:trPr><w:tc><w:tcPr><w:tcW w:w="3014" w:type="dxa"/><w:vMerge/><w:tcBorders><w:left w:val="nil"/><w:right w:val="nil"/></w:tcBorders></w:tcPr><w:p><w:pPr><w:rPr><w:noProof/></w:rPr></w:pPr></w:p></w:tc><w:tc><w:tcPr><w:tcW w:w="3002" w:type="dxa"/><w:vMerge/><w:tcBorders><w:left w:val="nil"/><w:right w:val="nil"/></w:tcBorders></w:tcPr><w:p/></w:tc><w:tc><w:tcPr><w:tcW w:w="3605" w:type="dxa"/><w:gridSpan w:val="2"/><w:tcBorders><w:top w:val="nil"/><w:left w:val="nil"/><w:bottom w:val="nil"/><w:right w:val="single" w:sz="4" w:space="0" w:color="auto"/></w:tcBorders></w:tcPr><w:p/></w:tc><w:tc><w:tcPr><w:tcW w:w="1213" w:type="dxa"/><w:tcBorders><w:top w:val="single" w:sz="4" w:space="0" w:color="auto"/><w:left w:val="single" w:sz="4" w:space="0" w:color="auto"/><w:bottom w:val="single" w:sz="4" w:space="0" w:color="auto"/><w:right w:val="single" w:sz="4" w:space="0" w:color="auto"/></w:tcBorders><w:vAlign w:val="center"/></w:tcPr><w:p><w:pPr><w:jc w:val="center"/></w:pPr><w:r><w:rPr><w:rFonts w:ascii="TT Interfaces" w:eastAsia="Tahoma" w:hAnsi="TT Interfaces"/><w:noProof/><w:color w:val="000000"/><w:sz w:val="20"/></w:rPr><w:t xml:space="preserve">{teklif_no}</w:t></w:r></w:p></w:tc></w:tr><w:tr><w:trPr><w:gridAfter w:val="1"/><w:wAfter w:w="82" w:type="dxa"/><w:trHeight w:val="391"/></w:trPr><w:tc><w:tcPr><w:tcW w:w="3014" w:type="dxa"/><w:vMerge/><w:tcBorders><w:left w:val="nil"/><w:right w:val="nil"/></w:tcBorders></w:tcPr><w:p><w:pPr><w:rPr><w:noProof/></w:rPr></w:pPr></w:p></w:tc><w:tc><w:tcPr><w:tcW w:w="3002" w:type="dxa"/><w:vMerge/><w:tcBorders><w:left w:val="nil"/><w:right w:val="nil"/></w:tcBorders></w:tcPr><w:p/></w:tc><w:tc><w:tcPr><w:tcW w:w="3605" w:type="dxa"/><w:gridSpan w:val="2"/><w:tcBorders><w:top w:val="nil"/><w:left w:val="nil"/><w:bottom w:val="nil"/><w:right w:val="single" w:sz="4" w:space="0" w:color="auto"/></w:tcBorders></w:tcPr><w:p/></w:tc><w:tc><w:tcPr><w:tcW w:w="1213" w:type="dxa"/><w:tcBorders><w:top w:val="single" w:sz="4" w:space="0" w:color="auto"/><w:left w:val="single" w:sz="4" w:space="0" w:color="auto"/><w:bottom w:val="single" w:sz="4" w:space="0" w:color="auto"/><w:right w:val="single" w:sz="4" w:space="0" w:color="auto"/></w:tcBorders><w:vAlign w:val="center"/></w:tcPr><w:p><w:pPr><w:jc w:val="center"/></w:pPr><w:r><w:rPr><w:rFonts w:ascii="TT Interfaces" w:eastAsia="Tahoma" w:hAnsi="TT Interfaces"/><w:noProof/><w:color w:val="000000"/><w:sz w:val="20"/></w:rPr><w:t xml:space="preserve">{teklif_tarihi}</w:t></w:r></w:p></w:tc></w:tr><w:tr><w:trPr><w:trHeight w:val="269"/></w:trPr><w:tc><w:tcPr><w:tcW w:w="3014" w:type="dxa"/><w:vMerge/><w:tcBorders><w:left w:val="nil"/><w:bottom w:val="nil"/><w:right w:val="nil"/></w:tcBorders></w:tcPr><w:p><w:pPr><w:rPr><w:noProof/></w:rPr></w:pPr></w:p></w:tc><w:tc><w:tcPr><w:tcW w:w="3002" w:type="dxa"/><w:vMerge/><w:tcBorders><w:left w:val="nil"/><w:bottom w:val="nil"/><w:right w:val="nil"/></w:tcBorders></w:tcPr><w:p/></w:tc><w:tc><w:tcPr><w:tcW w:w="2422" w:type="dxa"/><w:tcBorders><w:top w:val="nil"/><w:left w:val="nil"/><w:bottom w:val="nil"/><w:right w:val="nil"/></w:tcBorders></w:tcPr><w:p/></w:tc><w:tc><w:tcPr><w:tcW w:w="2478" w:type="dxa"/><w:gridSpan w:val="3"/><w:tcBorders><w:top w:val="nil"/><w:left w:val="nil"/><w:bottom w:val="nil"/><w:right w:val="nil"/></w:tcBorders></w:tcPr><w:p/></w:tc></w:tr></w:tbl><w:p><w:pPr><w:pStyle w:val="stBilgi"/><w:rPr><w:sz w:val="6"/><w:szCs w:val="6"/></w:rPr></w:pPr></w:p><w:p><w:pPr><w:ind w:left="-851"/><w:rPr><w:rFonts w:ascii="TT Interfaces" w:hAnsi="TT Interfaces"/><w:sz w:val="18"/><w:szCs w:val="18"/></w:rPr></w:pPr></w:p><w:p><w:pPr><w:ind w:left="-851"/><w:rPr><w:rFonts w:ascii="TT Interfaces" w:hAnsi="TT Interfaces"/><w:sz w:val="18"/><w:szCs w:val="18"/></w:rPr></w:pPr><w:r><w:rPr><w:noProof/></w:rPr><w:t xml:space="preserve">Fiyat Teklifi</w:t></w:r></w:p></w:txbxContent></wps:txbx><wps:bodyPr rot="0" spcFirstLastPara="0" vertOverflow="overflow" horzOverflow="overflow" vert="horz" wrap="square" lIns="91440" tIns="45720" rIns="91440" bIns="45720" numCol="1" spcCol="0" rtlCol="0" fromWordArt="0" anchor="t" anchorCtr="0" forceAA="0" compatLnSpc="1"><a:prstTxWarp prst="textNoShape"><a:avLst/></a:prstTxWarp><a:noAutofit/></wps:bodyPr></wps:wsp></a:graphicData></a:graphic><wp14:sizeRelV relativeFrom="margin"><wp14:pctHeight>0</wp14:pctHeight></wp14:sizeRelV></wp:anchor></w:drawing></mc:Choice><mc:Fallback><w:pict><v:shapetype w14:anchorId="1F0DD4C6" id="_x0000_t202" coordsize="21600,21600" o:spt="202" path="m,l,21600r21600,l21600,xe"><v:stroke joinstyle="miter"/><v:path gradientshapeok="t" o:connecttype="rect"/></v:shapetype><v:shape id="Metin Kutusu 1" o:spid="_x0000_s1026" type="#_x0000_t202" style="position:absolute;left:0;text-align:left;margin-left:-48.8pt;margin-top:6.7pt;width:149.35pt;height:26.5pt;z-index:251661312;visibility:visible;mso-wrap-style:square;mso-height-percent:0;mso-wrap-distance-left:9pt;mso-wrap-distance-top:0;mso-wrap-distance-right:9pt;mso-wrap-distance-bottom:0;mso-position-horizontal:absolute;mso-position-horizontal-relative:text;mso-position-vertical:absolute;mso-position-vertical-relative:text;mso-height-percent:0;mso-height-relative:margin;v-text-anchor:top" o:gfxdata="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" fillcolor="white [3201]" stroked="f" strokeweight=".5pt"><v:textbox><w:txbxContent><w:p><w:pPr><w:rPr><w:rFonts w:ascii="TT Interfaces ExtraBold" w:hAnsi="TT Interfaces ExtraBold"/><w:b/><w:bCs/><w:sz w:val="32"/><w:szCs w:val="32"/></w:rPr></w:pPr><w:r><w:rPr><w:rFonts w:ascii="TT Interfaces ExtraBold" w:hAnsi="TT Interfaces ExtraBold"/><w:b/><w:bCs/><w:sz w:val="32"/><w:szCs w:val="32"/></w:rPr><w:t xml:space="preserve">Fiyat Teklifi</w:t></w:r></w:p></w:txbxContent></v:textbox></v:shape></w:pict></mc:Fallback></mc:AlternateContent></w:r></w:p><w:p><w:pPr><w:ind w:left="-851"/><w:rPr><w:rFonts w:ascii="TT Interfaces" w:hAnsi="TT Interfaces"/><w:sz w:val="18"/><w:szCs w:val="18"/></w:rPr></w:pPr></w:p><w:p><w:pPr><w:ind w:left="-851"/><w:rPr><w:rFonts w:ascii="TT Interfaces" w:hAnsi="TT Interfaces"/><w:sz w:val="18"/><w:szCs w:val="18"/></w:rPr></w:pPr></w:p><w:p><w:pPr><w:ind w:left="-851"/><w:rPr><w:rStyle w:val="CharacterStyle10"/><w:rFonts w:ascii="TT Interfaces" w:hAnsi="TT Interfaces"/></w:rPr></w:pPr><w:r><w:rPr><w:rFonts w:ascii="TT Interfaces" w:hAnsi="TT Interfaces"/><w:sz w:val="18"/><w:szCs w:val="18"/></w:rPr><w:t xml:space="preserve">Teklif No / Rev: {teklif_no} / {revizyon_no}</w:t></w:r><w:proofErr w:type="spellStart"/><w:proofErr w:type="spellEnd"/></w:p><w:p/></w:hdr>
+</file>
+
+<file path=word/header2.xml><?xml version="1.0" encoding="utf-8"?>
+<w:hdr xmlns:wpc="http://schemas.microsoft.com/office/word/2010/wordprocessingCanvas" xmlns:cx="http://schemas.microsoft.com/office/drawing/2014/chartex" xmlns:cx1="http://schemas.microsoft.com/office/drawing/2015/9/8/chartex" xmlns:cx2="http://schemas.microsoft.com/office/drawing/2015/10/21/chartex" xmlns:cx3="http://schemas.microsoft.com/office/drawing/2016/5/9/chartex" xmlns:cx4="http://schemas.microsoft.com/office/drawing/2016/5/10/chartex" xmlns:cx5="http://schemas.microsoft.com/office/drawing/2016/5/11/chartex" xmlns:cx6="http://schemas.microsoft.com/office/drawing/2016/5/12/chartex" xmlns:cx7="http://schemas.microsoft.com/office/drawing/2016/5/13/chartex" xmlns:cx8="http://schemas.microsoft.com/office/drawing/2016/5/14/chartex" xmlns:mc="http://schemas.openxmlformats.org/markup-compatibility/2006" xmlns:aink="http://schemas.microsoft.com/office/drawing/2016/ink" xmlns:am3d="http://schemas.microsoft.com/office/drawing/2017/model3d" xmlns:o="urn:schemas-microsoft-com:office:office" xmlns:oel="http://schemas.microsoft.com/office/2019/extlst" xmlns:r="http://schemas.openxmlformats.org/officeDocument/2006/relationships" xmlns:m="http://schemas.openxmlformats.org/officeDocument/2006/math" xmlns:v="urn:schemas-microsoft-com:vml" xmlns:wp14="http://schemas.microsoft.com/office/word/2010/wordprocessingDrawing" xmlns:wp="http://schemas.openxmlformats.org/drawingml/2006/wordprocessingDrawing" xmlns:w10="urn:schemas-microsoft-com:office:word" xmlns:w="http://schemas.openxmlformats.org/wordprocessingml/2006/main" xmlns:w14="http://schemas.microsoft.com/office/word/2010/wordml" xmlns:w15="http://schemas.microsoft.com/office/word/2012/wordml" xmlns:w16cex="http://schemas.microsoft.com/office/word/2018/wordml/cex" xmlns:w16cid="http://schemas.microsoft.com/office/word/2016/wordml/cid" xmlns:w16="http://schemas.microsoft.com/office/word/2018/wordml" xmlns:w16du="http://schemas.microsoft.com/office/word/2023/wordml/word16du" xmlns:w16sdtdh="http://schemas.microsoft.com/office/word/2020/wordml/sdtdatahash" xmlns:w16sdtfl="http://schemas.microsoft.com/office/word/2024/wordml/sdtformatlock" xmlns:w16se="http://schemas.microsoft.com/office/word/2015/wordml/symex" xmlns:wpg="http://schemas.microsoft.com/office/word/2010/wordprocessingGroup" xmlns:wpi="http://schemas.microsoft.com/office/word/2010/wordprocessingInk" xmlns:wne="http://schemas.microsoft.com/office/word/2006/wordml" xmlns:wps="http://schemas.microsoft.com/office/word/2010/wordprocessingShape" mc:Ignorable="w14 w15 w16se w16cid w16 w16cex w16sdtdh w16sdtfl w16du wp14">
+  <w:tbl>
+    <w:tblPr>
+      <w:tblStyle w:val="TabloKlavuzu"/>
+      <w:tblW w:w="10916" w:type="dxa"/>
+      <w:tblInd w:w="-856" w:type="dxa"/>
+      <w:tblLook w:val="04A0" w:firstRow="1" w:lastRow="0" w:firstColumn="1" w:lastColumn="0" w:noHBand="0" w:noVBand="1"/>
+    </w:tblPr>
+    <w:tblGrid>
+      <w:gridCol w:w="3020"/>
+      <w:gridCol w:w="3021"/>
+      <w:gridCol w:w="4875"/>
+    </w:tblGrid>
+    <w:tr>
+      <w:tc>
+        <w:tcPr>
+          <w:tcW w:w="3020" w:type="dxa"/>
+          <w:tcBorders>
+            <w:top w:val="nil"/>
+            <w:left w:val="nil"/>
+            <w:bottom w:val="nil"/>
+            <w:right w:val="nil"/>
+          </w:tcBorders>
+        </w:tcPr>
+        <w:p>
+          <w:r>
+            <w:rPr>
+              <w:noProof/>
+            </w:rPr>
+            <w:drawing>
+              <wp:anchor distT="0" distB="0" distL="114300" distR="114300" simplePos="0" relativeHeight="251680768" behindDoc="0" locked="0" layoutInCell="1" allowOverlap="1" wp14:anchorId="30503E6B" wp14:editId="46143B7A">
+                <wp:simplePos x="0" y="0"/>
+                <wp:positionH relativeFrom="column">
+                  <wp:posOffset>-196215</wp:posOffset>
+                </wp:positionH>
+                <wp:positionV relativeFrom="paragraph">
+                  <wp:posOffset>320040</wp:posOffset>
+                </wp:positionV>
+                <wp:extent cx="2990850" cy="425265"/>
+                <wp:effectExtent l="0" t="0" r="0" b="0"/>
+                <wp:wrapNone/>
+                <wp:docPr id="145729905" name="Grafik 1"/>
+                <wp:cNvGraphicFramePr>
+                  <a:graphicFrameLocks xmlns:a="http://schemas.openxmlformats.org/drawingml/2006/main" noChangeAspect="1"/>
+                </wp:cNvGraphicFramePr>
+                <a:graphic xmlns:a="http://schemas.openxmlformats.org/drawingml/2006/main">
+                  <a:graphicData uri="http://schemas.openxmlformats.org/drawingml/2006/picture">
+                    <pic:pic xmlns:pic="http://schemas.openxmlformats.org/drawingml/2006/picture">
+                      <pic:nvPicPr>
+                        <pic:cNvPr id="1591634445" name=""/>
+                        <pic:cNvPicPr/>
+                      </pic:nvPicPr>
+                      <pic:blipFill>
+                        <a:blip r:embed="rId1">
+                          <a:extLst>
+                            <a:ext uri="{96DAC541-7B7A-43D3-8B79-37D633B846F1}">
+                              <asvg:svgBlip xmlns:asvg="http://schemas.microsoft.com/office/drawing/2016/SVG/main" r:embed="rId2"/>
+                            </a:ext>
+                          </a:extLst>
+                        </a:blip>
+                        <a:stretch>
+                          <a:fillRect/>
+                        </a:stretch>
+                      </pic:blipFill>
+                      <pic:spPr>
+                        <a:xfrm>
+                          <a:off x="0" y="0"/>
+                          <a:ext cx="3061570" cy="435321"/>
+                        </a:xfrm>
+                        <a:prstGeom prst="rect">
+                          <a:avLst/>
+                        </a:prstGeom>
+                      </pic:spPr>
+                    </pic:pic>
+                  </a:graphicData>
+                </a:graphic>
+                <wp14:sizeRelH relativeFrom="margin">
+                  <wp14:pctWidth>0</wp14:pctWidth>
+                </wp14:sizeRelH>
+                <wp14:sizeRelV relativeFrom="margin">
+                  <wp14:pctHeight>0</wp14:pctHeight>
+                </wp14:sizeRelV>
+              </wp:anchor>
+            </w:drawing>
+          </w:r>
         </w:p>
       </w:tc>
       <w:tc>
         <w:tcPr>
-          <w:tcW w:w="2977" w:type="dxa"/>
+          <w:tcW w:w="3021" w:type="dxa"/>
+          <w:tcBorders>
+            <w:top w:val="nil"/>
+            <w:left w:val="nil"/>
+            <w:bottom w:val="nil"/>
+            <w:right w:val="nil"/>
+          </w:tcBorders>
+        </w:tcPr>
+        <w:p/>
+      </w:tc>
+      <w:tc>
+        <w:tcPr>
+          <w:tcW w:w="4875" w:type="dxa"/>
+          <w:tcBorders>
+            <w:top w:val="nil"/>
+            <w:left w:val="nil"/>
+            <w:bottom w:val="nil"/>
+            <w:right w:val="nil"/>
+          </w:tcBorders>
+        </w:tcPr>
+        <w:p/>
+      </w:tc>
+    </w:tr>
+  </w:tbl>
+  <w:p>
+    <w:pPr>
+      <w:pStyle w:val="stBilgi"/>
+      <w:rPr>
+        <w:sz w:val="6"/>
+        <w:szCs w:val="6"/>
+      </w:rPr>
+    </w:pPr>
+  </w:p>
+  <w:p>
+    <w:pPr>
+      <w:pStyle w:val="stBilgi"/>
+      <w:ind w:left="-851"/>
+      <w:rPr>
+        <w:rStyle w:val="CharacterStyle10"/>
+        <w:rFonts w:ascii="TT Interfaces" w:hAnsi="TT Interfaces"/>
+      </w:rPr>
+    </w:pPr>
+    <w:r>
+      <w:rPr>
+        <w:noProof/>
+      </w:rPr>
+      <mc:AlternateContent>
+        <mc:Choice Requires="wps">
+          <w:drawing>
+            <wp:anchor distT="0" distB="0" distL="114300" distR="114300" simplePos="0" relativeHeight="251669504" behindDoc="0" locked="0" layoutInCell="1" allowOverlap="1" wp14:anchorId="47DC09A2" wp14:editId="5C5BF3CC">
+              <wp:simplePos x="0" y="0"/>
+              <wp:positionH relativeFrom="column">
+                <wp:posOffset>4311650</wp:posOffset>
+              </wp:positionH>
+              <wp:positionV relativeFrom="paragraph">
+                <wp:posOffset>137160</wp:posOffset>
+              </wp:positionV>
+              <wp:extent cx="2039620" cy="419735"/>
+              <wp:effectExtent l="0" t="0" r="0" b="0"/>
+              <wp:wrapNone/>
+              <wp:docPr id="16045984" name="Metin Kutusu 1"/>
+              <wp:cNvGraphicFramePr/>
+              <a:graphic xmlns:a="http://schemas.openxmlformats.org/drawingml/2006/main">
+                <a:graphicData uri="http://schemas.microsoft.com/office/word/2010/wordprocessingShape">
+                  <wps:wsp>
+                    <wps:cNvSpPr txBox="1"/>
+                    <wps:spPr>
+                      <a:xfrm>
+                        <a:off x="0" y="0"/>
+                        <a:ext cx="2039620" cy="419735"/>
+                      </a:xfrm>
+                      <a:prstGeom prst="rect">
+                        <a:avLst/>
+                      </a:prstGeom>
+                      <a:solidFill>
+                        <a:schemeClr val="lt1"/>
+                      </a:solidFill>
+                      <a:ln w="6350">
+                        <a:noFill/>
+                      </a:ln>
+                    </wps:spPr>
+                    <wps:txbx>
+                      <w:txbxContent>
+                        <w:p>
+                          <w:pPr>
+                            <w:jc w:val="right"/>
+                            <w:rPr>
+                              <w:rFonts w:ascii="JetBrains Mono ExtraBold" w:hAnsi="JetBrains Mono ExtraBold" w:cs="JetBrains Mono ExtraBold"/>
+                              <w:b/>
+                              <w:bCs/>
+                              <w:sz w:val="36"/>
+                              <w:szCs w:val="36"/>
+                            </w:rPr>
+                          </w:pPr>
+                          <w:r>
+                            <w:rPr>
+                              <w:rFonts w:ascii="JetBrains Mono ExtraBold" w:hAnsi="JetBrains Mono ExtraBold" w:cs="JetBrains Mono ExtraBold"/>
+                              <w:b/>
+                              <w:bCs/>
+                              <w:sz w:val="36"/>
+                              <w:szCs w:val="36"/>
+                            </w:rPr>
+                            <w:t>FİYAT TEKLİFİ</w:t>
+                          </w:r>
+                        </w:p>
+                      </w:txbxContent>
+                    </wps:txbx>
+                    <wps:bodyPr rot="0" spcFirstLastPara="0" vertOverflow="overflow" horzOverflow="overflow" vert="horz" wrap="square" lIns="91440" tIns="45720" rIns="91440" bIns="45720" numCol="1" spcCol="0" rtlCol="0" fromWordArt="0" anchor="t" anchorCtr="0" forceAA="0" compatLnSpc="1">
+                      <a:prstTxWarp prst="textNoShape">
+                        <a:avLst/>
+                      </a:prstTxWarp>
+                      <a:noAutofit/>
+                    </wps:bodyPr>
+                  </wps:wsp>
+                </a:graphicData>
+              </a:graphic>
+              <wp14:sizeRelH relativeFrom="margin">
+                <wp14:pctWidth>0</wp14:pctWidth>
+              </wp14:sizeRelH>
+              <wp14:sizeRelV relativeFrom="margin">
+                <wp14:pctHeight>0</wp14:pctHeight>
+              </wp14:sizeRelV>
+            </wp:anchor>
+          </w:drawing>
+        </mc:Choice>
+        <mc:Fallback>
+          <w:pict>
+            <v:shapetype w14:anchorId="47DC09A2" id="_x0000_t202" coordsize="21600,21600" o:spt="202" path="m,l,21600r21600,l21600,xe">
+              <v:stroke joinstyle="miter"/>
+              <v:path gradientshapeok="t" o:connecttype="rect"/>
+            </v:shapetype>
+            <v:shape id="_x0000_s1027" type="#_x0000_t202" style="position:absolute;left:0;text-align:left;margin-left:339.5pt;margin-top:10.8pt;width:160.6pt;height:33.05pt;z-index:251669504;visibility:visible;mso-wrap-style:square;mso-width-percent:0;mso-height-percent:0;mso-wrap-distance-left:9pt;mso-wrap-distance-top:0;mso-wrap-distance-right:9pt;mso-wrap-distance-bottom:0;mso-position-horizontal:absolute;mso-position-horizontal-relative:text;mso-position-vertical:absolute;mso-position-vertical-relative:text;mso-width-percent:0;mso-height-percent:0;mso-width-relative:margin;mso-height-relative:margin;v-text-anchor:top" o:gfxdata="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" fillcolor="white [3201]" stroked="f" strokeweight=".5pt">
+              <v:textbox>
+                <w:txbxContent>
+                  <w:p>
+                    <w:pPr>
+                      <w:jc w:val="right"/>
+                      <w:rPr>
+                        <w:rFonts w:ascii="JetBrains Mono ExtraBold" w:hAnsi="JetBrains Mono ExtraBold" w:cs="JetBrains Mono ExtraBold"/>
+                        <w:b/>
+                        <w:bCs/>
+                        <w:sz w:val="36"/>
+                        <w:szCs w:val="36"/>
+                      </w:rPr>
+                    </w:pPr>
+                    <w:r>
+                      <w:rPr>
+                        <w:rFonts w:ascii="JetBrains Mono ExtraBold" w:hAnsi="JetBrains Mono ExtraBold" w:cs="JetBrains Mono ExtraBold"/>
+                        <w:b/>
+                        <w:bCs/>
+                        <w:sz w:val="36"/>
+                        <w:szCs w:val="36"/>
+                      </w:rPr>
+                      <w:t>FİYAT TEKLİFİ</w:t>
+                    </w:r>
+                  </w:p>
+                </w:txbxContent>
+              </v:textbox>
+            </v:shape>
+          </w:pict>
+        </mc:Fallback>
+      </mc:AlternateContent>
+    </w:r>
+  </w:p>
+  <w:p>
+    <w:pPr>
+      <w:pStyle w:val="stBilgi"/>
+      <w:ind w:left="-851"/>
+      <w:rPr>
+        <w:rStyle w:val="CharacterStyle10"/>
+      </w:rPr>
+    </w:pPr>
+  </w:p>
+  <w:p>
+    <w:pPr>
+      <w:pStyle w:val="stBilgi"/>
+      <w:ind w:left="-851"/>
+      <w:rPr>
+        <w:rStyle w:val="CharacterStyle10"/>
+      </w:rPr>
+    </w:pPr>
+  </w:p>
+  <w:p>
+    <w:pPr>
+      <w:pStyle w:val="stBilgi"/>
+      <w:ind w:left="-851"/>
+      <w:rPr>
+        <w:rStyle w:val="CharacterStyle10"/>
+      </w:rPr>
+    </w:pPr>
+  </w:p>
+  <w:p>
+    <w:pPr>
+      <w:pStyle w:val="stBilgi"/>
+      <w:ind w:left="-851"/>
+      <w:rPr>
+        <w:rStyle w:val="CharacterStyle10"/>
+      </w:rPr>
+    </w:pPr>
+  </w:p>
+  <w:p>
+    <w:pPr>
+      <w:pStyle w:val="stBilgi"/>
+      <w:ind w:left="-851"/>
+      <w:rPr>
+        <w:rStyle w:val="CharacterStyle10"/>
+        <w:rFonts w:ascii="TT Interfaces" w:hAnsi="TT Interfaces"/>
+      </w:rPr>
+    </w:pPr>
+  </w:p>
+  <w:tbl>
+    <w:tblPr>
+      <w:tblStyle w:val="TabloKlavuzu"/>
+      <w:tblW w:w="10871" w:type="dxa"/>
+      <w:tblInd w:w="-851" w:type="dxa"/>
+      <w:tblBorders>
+        <w:top w:val="none" w:sz="0" w:space="0" w:color="auto"/>
+        <w:left w:val="none" w:sz="0" w:space="0" w:color="auto"/>
+        <w:bottom w:val="none" w:sz="0" w:space="0" w:color="auto"/>
+        <w:right w:val="none" w:sz="0" w:space="0" w:color="auto"/>
+        <w:insideH w:val="none" w:sz="0" w:space="0" w:color="auto"/>
+        <w:insideV w:val="none" w:sz="0" w:space="0" w:color="auto"/>
+      </w:tblBorders>
+      <w:tblLook w:val="04A0" w:firstRow="1" w:lastRow="0" w:firstColumn="1" w:lastColumn="0" w:noHBand="0" w:noVBand="1"/>
+    </w:tblPr>
+    <w:tblGrid>
+      <w:gridCol w:w="2268"/>
+      <w:gridCol w:w="5329"/>
+      <w:gridCol w:w="2098"/>
+      <w:gridCol w:w="1176"/>
+    </w:tblGrid>
+    <w:tr>
+      <w:trPr>
+        <w:trHeight w:val="340"/>
+      </w:trPr>
+      <w:tc>
+        <w:tcPr>
+          <w:tcW w:w="2268" w:type="dxa"/>
           <w:vAlign w:val="center"/>
         </w:tcPr>
         <w:p>
           <w:pPr>
             <w:pStyle w:val="stBilgi"/>
-            <w:jc w:val="right"/>
             <w:rPr>
-              <w:rFonts w:ascii="Tahoma" w:hAnsi="Tahoma" w:cs="Tahoma"/>
+              <w:rFonts w:ascii="JetBrains Mono" w:hAnsi="JetBrains Mono" w:cs="JetBrains Mono"/>
               <w:b/>
               <w:bCs/>
+              <w:sz w:val="16"/>
+              <w:szCs w:val="16"/>
             </w:rPr>
           </w:pPr>
           <w:r>
             <w:rPr>
-              <w:rFonts w:ascii="Tahoma" w:hAnsi="Tahoma" w:cs="Tahoma"/>
+              <w:rFonts w:ascii="JetBrains Mono" w:hAnsi="JetBrains Mono" w:cs="JetBrains Mono"/>
               <w:b/>
               <w:bCs/>
-              <w:sz w:val="28"/>
-              <w:szCs w:val="28"/>
+              <w:sz w:val="16"/>
+              <w:szCs w:val="16"/>
             </w:rPr>
-            <w:t>Fiyat Teklifi</w:t>
+            <w:t>Teklif</w:t>
+          </w:r>
+          <w:r>
+            <w:rPr>
+              <w:rFonts w:ascii="JetBrains Mono" w:hAnsi="JetBrains Mono" w:cs="JetBrains Mono"/>
+              <w:b/>
+              <w:bCs/>
+              <w:sz w:val="16"/>
+              <w:szCs w:val="16"/>
+            </w:rPr>
+            <w:t xml:space="preserve"> No / </w:t>
+          </w:r>
+          <w:proofErr w:type="spellStart"/>
+          <w:r>
+            <w:rPr>
+              <w:rFonts w:ascii="JetBrains Mono" w:hAnsi="JetBrains Mono" w:cs="JetBrains Mono"/>
+              <w:b/>
+              <w:bCs/>
+              <w:sz w:val="16"/>
+              <w:szCs w:val="16"/>
+            </w:rPr>
+            <w:t>Rev</w:t>
+          </w:r>
+          <w:proofErr w:type="spellEnd"/>
+          <w:r>
+            <w:rPr>
+              <w:rFonts w:ascii="JetBrains Mono" w:hAnsi="JetBrains Mono" w:cs="JetBrains Mono"/>
+              <w:b/>
+              <w:bCs/>
+              <w:sz w:val="16"/>
+              <w:szCs w:val="16"/>
+            </w:rPr>
+            <w:t>. No:</w:t>
+          </w:r>
+        </w:p>
+      </w:tc>
+      <w:tc>
+        <w:tcPr>
+          <w:tcW w:w="5329" w:type="dxa"/>
+          <w:vAlign w:val="center"/>
+        </w:tcPr>
+        <w:p>
+          <w:pPr>
+            <w:pStyle w:val="stBilgi"/>
+            <w:rPr>
+              <w:rFonts w:ascii="JetBrains Mono" w:hAnsi="JetBrains Mono" w:cs="JetBrains Mono"/>
+              <w:sz w:val="16"/>
+              <w:szCs w:val="16"/>
+            </w:rPr>
+          </w:pPr>
+          <w:r>
+            <w:rPr>
+              <w:rStyle w:val="CharacterStyle10"/>
+              <w:rFonts w:ascii="JetBrains Mono" w:hAnsi="JetBrains Mono" w:cs="JetBrains Mono"/>
+              <w:sz w:val="16"/>
+              <w:szCs w:val="16"/>
+            </w:rPr>
+            <w:t>26050021 / 0</w:t>
+          </w:r>
+        </w:p>
+      </w:tc>
+      <w:tc>
+        <w:tcPr>
+          <w:tcW w:w="2098" w:type="dxa"/>
+          <w:vAlign w:val="center"/>
+        </w:tcPr>
+        <w:p>
+          <w:pPr>
+            <w:pStyle w:val="stBilgi"/>
+            <w:rPr>
+              <w:rFonts w:ascii="JetBrains Mono" w:hAnsi="JetBrains Mono" w:cs="JetBrains Mono"/>
+              <w:b/>
+              <w:bCs/>
+              <w:sz w:val="16"/>
+              <w:szCs w:val="16"/>
+            </w:rPr>
+          </w:pPr>
+          <w:r>
+            <w:rPr>
+              <w:rFonts w:ascii="JetBrains Mono" w:hAnsi="JetBrains Mono" w:cs="JetBrains Mono"/>
+              <w:b/>
+              <w:bCs/>
+              <w:sz w:val="16"/>
+              <w:szCs w:val="16"/>
+            </w:rPr>
+            <w:t>Sayfa:</w:t>
+          </w:r>
+        </w:p>
+      </w:tc>
+      <w:tc>
+        <w:tcPr>
+          <w:tcW w:w="1176" w:type="dxa"/>
+          <w:vAlign w:val="center"/>
+        </w:tcPr>
+        <w:p>
+          <w:pPr>
+            <w:pStyle w:val="stBilgi"/>
+            <w:rPr>
+              <w:rFonts w:ascii="JetBrains Mono" w:hAnsi="JetBrains Mono" w:cs="JetBrains Mono"/>
+              <w:sz w:val="16"/>
+              <w:szCs w:val="16"/>
+            </w:rPr>
+          </w:pPr>
+          <w:r>
+            <w:rPr>
+              <w:rStyle w:val="CharacterStyle12"/>
+              <w:rFonts w:ascii="JetBrains Mono" w:hAnsi="JetBrains Mono" w:cs="JetBrains Mono"/>
+              <w:sz w:val="16"/>
+              <w:szCs w:val="16"/>
+            </w:rPr>
+            <w:t>1 / 1</w:t>
           </w:r>
         </w:p>
       </w:tc>
@@ -2259,40 +2500,14 @@
       </w:trPr>
       <w:tc>
         <w:tcPr>
-          <w:tcW w:w="3691" w:type="dxa"/>
-          <w:vMerge/>
+          <w:tcW w:w="2268" w:type="dxa"/>
+          <w:vAlign w:val="center"/>
         </w:tcPr>
         <w:p>
           <w:pPr>
             <w:pStyle w:val="stBilgi"/>
             <w:rPr>
-              <w:noProof/>
-            </w:rPr>
-          </w:pPr>
-        </w:p>
-      </w:tc>
-      <w:tc>
-        <w:tcPr>
-          <w:tcW w:w="4111" w:type="dxa"/>
-          <w:vMerge/>
-        </w:tcPr>
-        <w:p>
-          <w:pPr>
-            <w:pStyle w:val="stBilgi"/>
-          </w:pPr>
-        </w:p>
-      </w:tc>
-      <w:tc>
-        <w:tcPr>
-          <w:tcW w:w="2977" w:type="dxa"/>
-          <w:vAlign w:val="center"/>
-        </w:tcPr>
-        <w:p>
-          <w:pPr>
-            <w:pStyle w:val="stBilgi"/>
-            <w:jc w:val="right"/>
-            <w:rPr>
-              <w:rFonts w:ascii="Tahoma" w:hAnsi="Tahoma" w:cs="Tahoma"/>
+              <w:rFonts w:ascii="JetBrains Mono" w:hAnsi="JetBrains Mono" w:cs="JetBrains Mono"/>
               <w:b/>
               <w:bCs/>
               <w:sz w:val="16"/>
@@ -2301,239 +2516,197 @@
           </w:pPr>
           <w:r>
             <w:rPr>
-              <w:rFonts w:ascii="Tahoma" w:hAnsi="Tahoma" w:cs="Tahoma"/>
+              <w:rStyle w:val="CharacterStyle2"/>
+              <w:rFonts w:ascii="JetBrains Mono" w:hAnsi="JetBrains Mono" w:cs="JetBrains Mono"/>
               <w:b/>
               <w:bCs/>
               <w:sz w:val="16"/>
               <w:szCs w:val="16"/>
             </w:rPr>
-            <w:t xml:space="preserve">Tarih: </w:t>
+            <w:t>T</w:t>
           </w:r>
           <w:r>
             <w:rPr>
-              <w:rFonts w:ascii="Tahoma" w:eastAsia="Tahoma" w:hAnsi="Tahoma" w:cs="Tahoma"/>
-              <w:noProof/>
-              <w:color w:val="000000"/>
+              <w:rStyle w:val="CharacterStyle2"/>
+              <w:rFonts w:ascii="JetBrains Mono" w:hAnsi="JetBrains Mono" w:cs="JetBrains Mono"/>
+            </w:rPr>
+            <w:t>eklif</w:t>
+          </w:r>
+          <w:r>
+            <w:rPr>
+              <w:rStyle w:val="CharacterStyle2"/>
+              <w:rFonts w:ascii="JetBrains Mono" w:hAnsi="JetBrains Mono" w:cs="JetBrains Mono"/>
+              <w:b/>
+              <w:bCs/>
               <w:sz w:val="16"/>
               <w:szCs w:val="16"/>
             </w:rPr>
-            <w:t>{teklif_tarihi}</w:t>
+            <w:t xml:space="preserve"> Tarihi:</w:t>
+          </w:r>
+        </w:p>
+      </w:tc>
+      <w:tc>
+        <w:tcPr>
+          <w:tcW w:w="5329" w:type="dxa"/>
+          <w:vAlign w:val="center"/>
+        </w:tcPr>
+        <w:p>
+          <w:pPr>
+            <w:pStyle w:val="stBilgi"/>
+            <w:rPr>
+              <w:rFonts w:ascii="JetBrains Mono" w:hAnsi="JetBrains Mono" w:cs="JetBrains Mono"/>
+              <w:sz w:val="16"/>
+              <w:szCs w:val="16"/>
+            </w:rPr>
+          </w:pPr>
+          <w:r>
+            <w:rPr>
+              <w:rStyle w:val="CharacterStyle3"/>
+              <w:rFonts w:ascii="JetBrains Mono" w:hAnsi="JetBrains Mono" w:cs="JetBrains Mono"/>
+              <w:sz w:val="16"/>
+              <w:szCs w:val="16"/>
+            </w:rPr>
+            <w:t>28.11.2025</w:t>
+          </w:r>
+        </w:p>
+      </w:tc>
+      <w:tc>
+        <w:tcPr>
+          <w:tcW w:w="2098" w:type="dxa"/>
+          <w:vAlign w:val="center"/>
+        </w:tcPr>
+        <w:p>
+          <w:pPr>
+            <w:pStyle w:val="stBilgi"/>
+            <w:rPr>
+              <w:rFonts w:ascii="JetBrains Mono" w:hAnsi="JetBrains Mono" w:cs="JetBrains Mono"/>
+              <w:b/>
+              <w:bCs/>
+              <w:sz w:val="16"/>
+              <w:szCs w:val="16"/>
+            </w:rPr>
+          </w:pPr>
+          <w:r>
+            <w:rPr>
+              <w:rFonts w:ascii="JetBrains Mono" w:hAnsi="JetBrains Mono" w:cs="JetBrains Mono"/>
+              <w:b/>
+              <w:bCs/>
+              <w:sz w:val="16"/>
+              <w:szCs w:val="16"/>
+            </w:rPr>
+            <w:t>Geçerlilik Süresi:</w:t>
+          </w:r>
+        </w:p>
+      </w:tc>
+      <w:tc>
+        <w:tcPr>
+          <w:tcW w:w="1176" w:type="dxa"/>
+          <w:vAlign w:val="center"/>
+        </w:tcPr>
+        <w:p>
+          <w:pPr>
+            <w:pStyle w:val="stBilgi"/>
+            <w:rPr>
+              <w:rFonts w:ascii="JetBrains Mono" w:hAnsi="JetBrains Mono" w:cs="JetBrains Mono"/>
+              <w:sz w:val="16"/>
+              <w:szCs w:val="16"/>
+            </w:rPr>
+          </w:pPr>
+          <w:r>
+            <w:rPr>
+              <w:rFonts w:ascii="JetBrains Mono" w:hAnsi="JetBrains Mono" w:cs="JetBrains Mono"/>
+              <w:sz w:val="16"/>
+              <w:szCs w:val="16"/>
+            </w:rPr>
+            <w:t>18.05.2026</w:t>
           </w:r>
         </w:p>
       </w:tc>
     </w:tr>
     <w:tr>
       <w:trPr>
-        <w:trHeight w:val="283"/>
+        <w:trHeight w:val="20"/>
       </w:trPr>
       <w:tc>
         <w:tcPr>
-          <w:tcW w:w="3691" w:type="dxa"/>
-          <w:vMerge/>
+          <w:tcW w:w="2268" w:type="dxa"/>
+          <w:tcBorders>
+            <w:bottom w:val="single" w:sz="12" w:space="0" w:color="auto"/>
+          </w:tcBorders>
+          <w:vAlign w:val="center"/>
         </w:tcPr>
         <w:p>
           <w:pPr>
             <w:pStyle w:val="stBilgi"/>
             <w:rPr>
-              <w:noProof/>
+              <w:rStyle w:val="CharacterStyle2"/>
+              <w:rFonts w:ascii="TT Interfaces" w:hAnsi="TT Interfaces"/>
+              <w:b/>
+              <w:bCs/>
+              <w:sz w:val="6"/>
+              <w:szCs w:val="6"/>
             </w:rPr>
           </w:pPr>
         </w:p>
       </w:tc>
       <w:tc>
         <w:tcPr>
-          <w:tcW w:w="4111" w:type="dxa"/>
-          <w:vMerge/>
-        </w:tcPr>
-        <w:p>
-          <w:pPr>
-            <w:pStyle w:val="stBilgi"/>
-          </w:pPr>
-        </w:p>
-      </w:tc>
-      <w:tc>
-        <w:tcPr>
-          <w:tcW w:w="2977" w:type="dxa"/>
+          <w:tcW w:w="5329" w:type="dxa"/>
+          <w:tcBorders>
+            <w:bottom w:val="single" w:sz="12" w:space="0" w:color="auto"/>
+          </w:tcBorders>
           <w:vAlign w:val="center"/>
         </w:tcPr>
         <w:p>
           <w:pPr>
             <w:pStyle w:val="stBilgi"/>
-            <w:jc w:val="right"/>
             <w:rPr>
-              <w:rFonts w:ascii="Tahoma" w:hAnsi="Tahoma" w:cs="Tahoma"/>
-              <w:sz w:val="16"/>
-              <w:szCs w:val="16"/>
-            </w:rPr>
-          </w:pPr>
-          <w:r>
-            <w:rPr>
-              <w:rFonts w:ascii="Tahoma" w:hAnsi="Tahoma" w:cs="Tahoma"/>
-              <w:b/>
-              <w:bCs/>
-              <w:sz w:val="16"/>
-              <w:szCs w:val="16"/>
-            </w:rPr>
-            <w:t>Teklif No:</w:t>
-          </w:r>
-          <w:r>
-            <w:rPr>
-              <w:rFonts w:ascii="Tahoma" w:hAnsi="Tahoma" w:cs="Tahoma"/>
-              <w:sz w:val="16"/>
-              <w:szCs w:val="16"/>
-            </w:rPr>
-            <w:t xml:space="preserve"> </w:t>
-          </w:r>
-          <w:r>
-            <w:rPr>
-              <w:rFonts w:ascii="Tahoma" w:eastAsia="Tahoma" w:hAnsi="Tahoma" w:cs="Tahoma"/>
-              <w:noProof/>
-              <w:color w:val="000000"/>
-              <w:sz w:val="16"/>
-              <w:szCs w:val="16"/>
-            </w:rPr>
-            <w:t xml:space="preserve">{teklif_no} </w:t>
-          </w:r>
-          <w:r>
-            <w:rPr>
-              <w:rFonts w:ascii="Tahoma" w:hAnsi="Tahoma" w:cs="Tahoma"/>
-              <w:sz w:val="16"/>
-              <w:szCs w:val="16"/>
-            </w:rPr>
-            <w:t xml:space="preserve"> </w:t>
-          </w:r>
-        </w:p>
-      </w:tc>
-    </w:tr>
-    <w:tr>
-      <w:trPr>
-        <w:trHeight w:val="283"/>
-      </w:trPr>
-      <w:tc>
-        <w:tcPr>
-          <w:tcW w:w="3691" w:type="dxa"/>
-          <w:vMerge/>
-        </w:tcPr>
-        <w:p>
-          <w:pPr>
-            <w:pStyle w:val="stBilgi"/>
-            <w:rPr>
-              <w:noProof/>
+              <w:rStyle w:val="CharacterStyle3"/>
+              <w:rFonts w:ascii="TT Interfaces" w:hAnsi="TT Interfaces"/>
+              <w:sz w:val="6"/>
+              <w:szCs w:val="6"/>
             </w:rPr>
           </w:pPr>
         </w:p>
       </w:tc>
       <w:tc>
         <w:tcPr>
-          <w:tcW w:w="4111" w:type="dxa"/>
-          <w:vMerge/>
-        </w:tcPr>
-        <w:p>
-          <w:pPr>
-            <w:pStyle w:val="stBilgi"/>
-          </w:pPr>
-        </w:p>
-      </w:tc>
-      <w:tc>
-        <w:tcPr>
-          <w:tcW w:w="2977" w:type="dxa"/>
+          <w:tcW w:w="2098" w:type="dxa"/>
+          <w:tcBorders>
+            <w:bottom w:val="single" w:sz="12" w:space="0" w:color="auto"/>
+          </w:tcBorders>
           <w:vAlign w:val="center"/>
         </w:tcPr>
         <w:p>
           <w:pPr>
             <w:pStyle w:val="stBilgi"/>
-            <w:jc w:val="right"/>
             <w:rPr>
-              <w:rFonts w:ascii="Tahoma" w:hAnsi="Tahoma" w:cs="Tahoma"/>
-              <w:sz w:val="16"/>
-              <w:szCs w:val="16"/>
-            </w:rPr>
-          </w:pPr>
-          <w:r>
-            <w:rPr>
-              <w:rFonts w:ascii="Tahoma" w:hAnsi="Tahoma" w:cs="Tahoma"/>
+              <w:rFonts w:ascii="TT Interfaces" w:hAnsi="TT Interfaces"/>
               <w:b/>
               <w:bCs/>
-              <w:sz w:val="16"/>
-              <w:szCs w:val="16"/>
-            </w:rPr>
-            <w:t xml:space="preserve">Teklifi Sunan: </w:t>
-          </w:r>
-          <w:r>
-            <w:rPr>
-              <w:rFonts w:ascii="Tahoma" w:eastAsia="Tahoma" w:hAnsi="Tahoma" w:cs="Tahoma"/>
-              <w:noProof/>
-              <w:color w:val="000000"/>
-              <w:sz w:val="16"/>
-              <w:szCs w:val="16"/>
-            </w:rPr>
-            <w:t>{teklifi_veren}</w:t>
-          </w:r>
-        </w:p>
-      </w:tc>
-    </w:tr>
-    <w:tr>
-      <w:trPr>
-        <w:trHeight w:val="283"/>
-      </w:trPr>
-      <w:tc>
-        <w:tcPr>
-          <w:tcW w:w="3691" w:type="dxa"/>
-          <w:vMerge/>
-        </w:tcPr>
-        <w:p>
-          <w:pPr>
-            <w:pStyle w:val="stBilgi"/>
-            <w:rPr>
-              <w:noProof/>
+              <w:sz w:val="6"/>
+              <w:szCs w:val="6"/>
             </w:rPr>
           </w:pPr>
         </w:p>
       </w:tc>
       <w:tc>
         <w:tcPr>
-          <w:tcW w:w="4111" w:type="dxa"/>
-          <w:vMerge/>
-        </w:tcPr>
-        <w:p>
-          <w:pPr>
-            <w:pStyle w:val="stBilgi"/>
-          </w:pPr>
-        </w:p>
-      </w:tc>
-      <w:tc>
-        <w:tcPr>
-          <w:tcW w:w="2977" w:type="dxa"/>
+          <w:tcW w:w="1176" w:type="dxa"/>
+          <w:tcBorders>
+            <w:bottom w:val="single" w:sz="12" w:space="0" w:color="auto"/>
+          </w:tcBorders>
           <w:vAlign w:val="center"/>
         </w:tcPr>
         <w:p>
           <w:pPr>
             <w:pStyle w:val="stBilgi"/>
-            <w:jc w:val="right"/>
             <w:rPr>
-              <w:rFonts w:ascii="Tahoma" w:hAnsi="Tahoma" w:cs="Tahoma"/>
-              <w:sz w:val="16"/>
-              <w:szCs w:val="16"/>
+              <w:rFonts w:ascii="TT Interfaces" w:hAnsi="TT Interfaces"/>
+              <w:sz w:val="6"/>
+              <w:szCs w:val="6"/>
             </w:rPr>
           </w:pPr>
-          <w:r>
-            <w:rPr>
-              <w:rFonts w:ascii="Tahoma" w:hAnsi="Tahoma" w:cs="Tahoma"/>
-              <w:b/>
-              <w:bCs/>
-              <w:sz w:val="16"/>
-              <w:szCs w:val="16"/>
-            </w:rPr>
-            <w:t>Geçerlilik:</w:t>
-          </w:r>
-          <w:r>
-            <w:rPr>
-              <w:rFonts w:ascii="Tahoma" w:hAnsi="Tahoma" w:cs="Tahoma"/>
-              <w:sz w:val="16"/>
-              <w:szCs w:val="16"/>
-            </w:rPr>
-            <w:t xml:space="preserve"> 30 Gün</w:t>
-          </w:r>
         </w:p>
       </w:tc>
     </w:tr>
@@ -2541,6 +2714,21 @@
   <w:p>
     <w:pPr>
       <w:pStyle w:val="stBilgi"/>
+      <w:ind w:left="-851"/>
+      <w:rPr>
+        <w:rFonts w:ascii="TT Interfaces" w:hAnsi="TT Interfaces"/>
+        <w:sz w:val="18"/>
+        <w:szCs w:val="18"/>
+      </w:rPr>
+    </w:pPr>
+  </w:p>
+  <w:p>
+    <w:pPr>
+      <w:pStyle w:val="stBilgi"/>
+      <w:rPr>
+        <w:sz w:val="10"/>
+        <w:szCs w:val="8"/>
+      </w:rPr>
     </w:pPr>
   </w:p>
 </w:hdr>
@@ -2549,10 +2737,10 @@
 <file path=word/numbering.xml><?xml version="1.0" encoding="utf-8"?>
 <w:numbering xmlns:wpc="http://schemas.microsoft.com/office/word/2010/wordprocessingCanvas" xmlns:cx="http://schemas.microsoft.com/office/drawing/2014/chartex" xmlns:cx1="http://schemas.microsoft.com/office/drawing/2015/9/8/chartex" xmlns:cx2="http://schemas.microsoft.com/office/drawing/2015/10/21/chartex" xmlns:cx3="http://schemas.microsoft.com/office/drawing/2016/5/9/chartex" xmlns:cx4="http://schemas.microsoft.com/office/drawing/2016/5/10/chartex" xmlns:cx5="http://schemas.microsoft.com/office/drawing/2016/5/11/chartex" xmlns:cx6="http://schemas.microsoft.com/office/drawing/2016/5/12/chartex" xmlns:cx7="http://schemas.microsoft.com/office/drawing/2016/5/13/chartex" xmlns:cx8="http://schemas.microsoft.com/office/drawing/2016/5/14/chartex" xmlns:mc="http://schemas.openxmlformats.org/markup-compatibility/2006" xmlns:aink="http://schemas.microsoft.com/office/drawing/2016/ink" xmlns:am3d="http://schemas.microsoft.com/office/drawing/2017/model3d" xmlns:o="urn:schemas-microsoft-com:office:office" xmlns:oel="http://schemas.microsoft.com/office/2019/extlst" xmlns:r="http://schemas.openxmlformats.org/officeDocument/2006/relationships" xmlns:m="http://schemas.openxmlformats.org/officeDocument/2006/math" xmlns:v="urn:schemas-microsoft-com:vml" xmlns:wp14="http://schemas.microsoft.com/office/word/2010/wordprocessingDrawing" xmlns:wp="http://schemas.openxmlformats.org/drawingml/2006/wordprocessingDrawing" xmlns:w10="urn:schemas-microsoft-com:office:word" xmlns:w="http://schemas.openxmlformats.org/wordprocessingml/2006/main" xmlns:w14="http://schemas.microsoft.com/office/word/2010/wordml" xmlns:w15="http://schemas.microsoft.com/office/word/2012/wordml" xmlns:w16cex="http://schemas.microsoft.com/office/word/2018/wordml/cex" xmlns:w16cid="http://schemas.microsoft.com/office/word/2016/wordml/cid" xmlns:w16="http://schemas.microsoft.com/office/word/2018/wordml" xmlns:w16du="http://schemas.microsoft.com/office/word/2023/wordml/word16du" xmlns:w16sdtdh="http://schemas.microsoft.com/office/word/2020/wordml/sdtdatahash" xmlns:w16sdtfl="http://schemas.microsoft.com/office/word/2024/wordml/sdtformatlock" xmlns:w16se="http://schemas.microsoft.com/office/word/2015/wordml/symex" xmlns:wpg="http://schemas.microsoft.com/office/word/2010/wordprocessingGroup" xmlns:wpi="http://schemas.microsoft.com/office/word/2010/wordprocessingInk" xmlns:wne="http://schemas.microsoft.com/office/word/2006/wordml" xmlns:wps="http://schemas.microsoft.com/office/word/2010/wordprocessingShape" mc:Ignorable="w14 w15 w16se w16cid w16 w16cex w16sdtdh w16sdtfl w16du wp14">
   <w:abstractNum w:abstractNumId="0" w15:restartNumberingAfterBreak="0">
-    <w:nsid w:val="775A07AE"/>
+    <w:nsid w:val="248B1C8F"/>
     <w:multiLevelType w:val="hybridMultilevel"/>
-    <w:tmpl w:val="97C4C49A"/>
-    <w:lvl w:ilvl="0" w:tplc="041F000F">
+    <w:tmpl w:val="2E0E3DDE"/>
+    <w:lvl w:ilvl="0" w:tplc="00000100">
       <w:start w:val="1"/>
       <w:numFmt w:val="decimal"/>
       <w:lvlText w:val="%1."/>
@@ -2561,10 +2749,10 @@
         <w:ind w:left="720" w:hanging="360"/>
       </w:pPr>
       <w:rPr>
-        <w:rFonts w:hint="default"/>
+        <w:b/>
       </w:rPr>
     </w:lvl>
-    <w:lvl w:ilvl="1" w:tplc="041F0019" w:tentative="1">
+    <w:lvl w:ilvl="1" w:tplc="00000101">
       <w:start w:val="1"/>
       <w:numFmt w:val="lowerLetter"/>
       <w:lvlText w:val="%2."/>
@@ -2573,7 +2761,7 @@
         <w:ind w:left="1440" w:hanging="360"/>
       </w:pPr>
     </w:lvl>
-    <w:lvl w:ilvl="2" w:tplc="041F001B" w:tentative="1">
+    <w:lvl w:ilvl="2" w:tplc="00000102">
       <w:start w:val="1"/>
       <w:numFmt w:val="lowerRoman"/>
       <w:lvlText w:val="%3."/>
@@ -2582,7 +2770,7 @@
         <w:ind w:left="2160" w:hanging="180"/>
       </w:pPr>
     </w:lvl>
-    <w:lvl w:ilvl="3" w:tplc="041F000F" w:tentative="1">
+    <w:lvl w:ilvl="3" w:tplc="00000103">
       <w:start w:val="1"/>
       <w:numFmt w:val="decimal"/>
       <w:lvlText w:val="%4."/>
@@ -2591,7 +2779,7 @@
         <w:ind w:left="2880" w:hanging="360"/>
       </w:pPr>
     </w:lvl>
-    <w:lvl w:ilvl="4" w:tplc="041F0019" w:tentative="1">
+    <w:lvl w:ilvl="4" w:tplc="00000104">
       <w:start w:val="1"/>
       <w:numFmt w:val="lowerLetter"/>
       <w:lvlText w:val="%5."/>
@@ -2600,7 +2788,7 @@
         <w:ind w:left="3600" w:hanging="360"/>
       </w:pPr>
     </w:lvl>
-    <w:lvl w:ilvl="5" w:tplc="041F001B" w:tentative="1">
+    <w:lvl w:ilvl="5" w:tplc="00000105">
       <w:start w:val="1"/>
       <w:numFmt w:val="lowerRoman"/>
       <w:lvlText w:val="%6."/>
@@ -2609,7 +2797,7 @@
         <w:ind w:left="4320" w:hanging="180"/>
       </w:pPr>
     </w:lvl>
-    <w:lvl w:ilvl="6" w:tplc="041F000F" w:tentative="1">
+    <w:lvl w:ilvl="6" w:tplc="00000106">
       <w:start w:val="1"/>
       <w:numFmt w:val="decimal"/>
       <w:lvlText w:val="%7."/>
@@ -2618,7 +2806,7 @@
         <w:ind w:left="5040" w:hanging="360"/>
       </w:pPr>
     </w:lvl>
-    <w:lvl w:ilvl="7" w:tplc="041F0019" w:tentative="1">
+    <w:lvl w:ilvl="7" w:tplc="00000107">
       <w:start w:val="1"/>
       <w:numFmt w:val="lowerLetter"/>
       <w:lvlText w:val="%8."/>
@@ -2627,7 +2815,7 @@
         <w:ind w:left="5760" w:hanging="360"/>
       </w:pPr>
     </w:lvl>
-    <w:lvl w:ilvl="8" w:tplc="041F001B" w:tentative="1">
+    <w:lvl w:ilvl="8" w:tplc="00000108">
       <w:start w:val="1"/>
       <w:numFmt w:val="lowerRoman"/>
       <w:lvlText w:val="%9."/>
@@ -2637,8 +2825,35 @@
       </w:pPr>
     </w:lvl>
   </w:abstractNum>
-  <w:num w:numId="1" w16cid:durableId="877428449">
+  <w:num w:numId="1" w16cid:durableId="840697936">
     <w:abstractNumId w:val="0"/>
+    <w:lvlOverride w:ilvl="0">
+      <w:startOverride w:val="1"/>
+    </w:lvlOverride>
+    <w:lvlOverride w:ilvl="1">
+      <w:startOverride w:val="1"/>
+    </w:lvlOverride>
+    <w:lvlOverride w:ilvl="2">
+      <w:startOverride w:val="1"/>
+    </w:lvlOverride>
+    <w:lvlOverride w:ilvl="3">
+      <w:startOverride w:val="1"/>
+    </w:lvlOverride>
+    <w:lvlOverride w:ilvl="4">
+      <w:startOverride w:val="1"/>
+    </w:lvlOverride>
+    <w:lvlOverride w:ilvl="5">
+      <w:startOverride w:val="1"/>
+    </w:lvlOverride>
+    <w:lvlOverride w:ilvl="6">
+      <w:startOverride w:val="1"/>
+    </w:lvlOverride>
+    <w:lvlOverride w:ilvl="7">
+      <w:startOverride w:val="1"/>
+    </w:lvlOverride>
+    <w:lvlOverride w:ilvl="8">
+      <w:startOverride w:val="1"/>
+    </w:lvlOverride>
   </w:num>
 </w:numbering>
 </file>
@@ -3043,7 +3258,17 @@
   <w:style w:type="paragraph" w:default="1" w:styleId="Normal">
     <w:name w:val="Normal"/>
     <w:qFormat/>
-    <w:rsid w:val="00B01A5E"/>
+    <w:rsid w:val="00113A61"/>
+    <w:pPr>
+      <w:spacing w:after="0" w:line="240" w:lineRule="auto"/>
+    </w:pPr>
+    <w:rPr>
+      <w:rFonts w:ascii="Calibri" w:eastAsia="Calibri" w:hAnsi="Calibri" w:cs="Times New Roman"/>
+      <w:kern w:val="0"/>
+      <w:szCs w:val="20"/>
+      <w:lang w:eastAsia="tr-TR"/>
+      <w14:ligatures w14:val="none"/>
+    </w:rPr>
   </w:style>
   <w:style w:type="paragraph" w:styleId="Balk1">
     <w:name w:val="heading 1"/>
@@ -3052,7 +3277,7 @@
     <w:link w:val="Balk1Char"/>
     <w:uiPriority w:val="9"/>
     <w:qFormat/>
-    <w:rsid w:val="004106D9"/>
+    <w:rsid w:val="002E7FD7"/>
     <w:pPr>
       <w:keepNext/>
       <w:keepLines/>
@@ -3075,7 +3300,7 @@
     <w:semiHidden/>
     <w:unhideWhenUsed/>
     <w:qFormat/>
-    <w:rsid w:val="004106D9"/>
+    <w:rsid w:val="002E7FD7"/>
     <w:pPr>
       <w:keepNext/>
       <w:keepLines/>
@@ -3098,7 +3323,7 @@
     <w:semiHidden/>
     <w:unhideWhenUsed/>
     <w:qFormat/>
-    <w:rsid w:val="004106D9"/>
+    <w:rsid w:val="002E7FD7"/>
     <w:pPr>
       <w:keepNext/>
       <w:keepLines/>
@@ -3121,7 +3346,7 @@
     <w:semiHidden/>
     <w:unhideWhenUsed/>
     <w:qFormat/>
-    <w:rsid w:val="004106D9"/>
+    <w:rsid w:val="002E7FD7"/>
     <w:pPr>
       <w:keepNext/>
       <w:keepLines/>
@@ -3144,7 +3369,7 @@
     <w:semiHidden/>
     <w:unhideWhenUsed/>
     <w:qFormat/>
-    <w:rsid w:val="004106D9"/>
+    <w:rsid w:val="002E7FD7"/>
     <w:pPr>
       <w:keepNext/>
       <w:keepLines/>
@@ -3165,11 +3390,11 @@
     <w:semiHidden/>
     <w:unhideWhenUsed/>
     <w:qFormat/>
-    <w:rsid w:val="004106D9"/>
+    <w:rsid w:val="002E7FD7"/>
     <w:pPr>
       <w:keepNext/>
       <w:keepLines/>
-      <w:spacing w:before="40" w:after="0"/>
+      <w:spacing w:before="40"/>
       <w:outlineLvl w:val="5"/>
     </w:pPr>
     <w:rPr>
@@ -3188,11 +3413,11 @@
     <w:semiHidden/>
     <w:unhideWhenUsed/>
     <w:qFormat/>
-    <w:rsid w:val="004106D9"/>
+    <w:rsid w:val="002E7FD7"/>
     <w:pPr>
       <w:keepNext/>
       <w:keepLines/>
-      <w:spacing w:before="40" w:after="0"/>
+      <w:spacing w:before="40"/>
       <w:outlineLvl w:val="6"/>
     </w:pPr>
     <w:rPr>
@@ -3209,11 +3434,10 @@
     <w:semiHidden/>
     <w:unhideWhenUsed/>
     <w:qFormat/>
-    <w:rsid w:val="004106D9"/>
+    <w:rsid w:val="002E7FD7"/>
     <w:pPr>
       <w:keepNext/>
       <w:keepLines/>
-      <w:spacing w:after="0"/>
       <w:outlineLvl w:val="7"/>
     </w:pPr>
     <w:rPr>
@@ -3232,11 +3456,10 @@
     <w:semiHidden/>
     <w:unhideWhenUsed/>
     <w:qFormat/>
-    <w:rsid w:val="004106D9"/>
+    <w:rsid w:val="002E7FD7"/>
     <w:pPr>
       <w:keepNext/>
       <w:keepLines/>
-      <w:spacing w:after="0"/>
       <w:outlineLvl w:val="8"/>
     </w:pPr>
     <w:rPr>
@@ -3325,7 +3548,7 @@
     <w:basedOn w:val="VarsaylanParagrafYazTipi"/>
     <w:link w:val="Balk1"/>
     <w:uiPriority w:val="9"/>
-    <w:rsid w:val="004106D9"/>
+    <w:rsid w:val="002E7FD7"/>
     <w:rPr>
       <w:rFonts w:asciiTheme="majorHAnsi" w:eastAsiaTheme="majorEastAsia" w:hAnsiTheme="majorHAnsi" w:cstheme="majorBidi"/>
       <w:color w:val="0F4761" w:themeColor="accent1" w:themeShade="BF"/>
@@ -3339,7 +3562,7 @@
     <w:link w:val="Balk2"/>
     <w:uiPriority w:val="9"/>
     <w:semiHidden/>
-    <w:rsid w:val="004106D9"/>
+    <w:rsid w:val="002E7FD7"/>
     <w:rPr>
       <w:rFonts w:asciiTheme="majorHAnsi" w:eastAsiaTheme="majorEastAsia" w:hAnsiTheme="majorHAnsi" w:cstheme="majorBidi"/>
       <w:color w:val="0F4761" w:themeColor="accent1" w:themeShade="BF"/>
@@ -3353,7 +3576,7 @@
     <w:link w:val="Balk3"/>
     <w:uiPriority w:val="9"/>
     <w:semiHidden/>
-    <w:rsid w:val="004106D9"/>
+    <w:rsid w:val="002E7FD7"/>
     <w:rPr>
       <w:rFonts w:eastAsiaTheme="majorEastAsia" w:cstheme="majorBidi"/>
       <w:color w:val="0F4761" w:themeColor="accent1" w:themeShade="BF"/>
@@ -3367,7 +3590,7 @@
     <w:link w:val="Balk4"/>
     <w:uiPriority w:val="9"/>
     <w:semiHidden/>
-    <w:rsid w:val="004106D9"/>
+    <w:rsid w:val="002E7FD7"/>
     <w:rPr>
       <w:rFonts w:eastAsiaTheme="majorEastAsia" w:cstheme="majorBidi"/>
       <w:i/>
@@ -3381,7 +3604,7 @@
     <w:link w:val="Balk5"/>
     <w:uiPriority w:val="9"/>
     <w:semiHidden/>
-    <w:rsid w:val="004106D9"/>
+    <w:rsid w:val="002E7FD7"/>
     <w:rPr>
       <w:rFonts w:eastAsiaTheme="majorEastAsia" w:cstheme="majorBidi"/>
       <w:color w:val="0F4761" w:themeColor="accent1" w:themeShade="BF"/>
@@ -3393,7 +3616,7 @@
     <w:link w:val="Balk6"/>
     <w:uiPriority w:val="9"/>
     <w:semiHidden/>
-    <w:rsid w:val="004106D9"/>
+    <w:rsid w:val="002E7FD7"/>
     <w:rPr>
       <w:rFonts w:eastAsiaTheme="majorEastAsia" w:cstheme="majorBidi"/>
       <w:i/>
@@ -3407,7 +3630,7 @@
     <w:link w:val="Balk7"/>
     <w:uiPriority w:val="9"/>
     <w:semiHidden/>
-    <w:rsid w:val="004106D9"/>
+    <w:rsid w:val="002E7FD7"/>
     <w:rPr>
       <w:rFonts w:eastAsiaTheme="majorEastAsia" w:cstheme="majorBidi"/>
       <w:color w:val="595959" w:themeColor="text1" w:themeTint="A6"/>
@@ -3419,7 +3642,7 @@
     <w:link w:val="Balk8"/>
     <w:uiPriority w:val="9"/>
     <w:semiHidden/>
-    <w:rsid w:val="004106D9"/>
+    <w:rsid w:val="002E7FD7"/>
     <w:rPr>
       <w:rFonts w:eastAsiaTheme="majorEastAsia" w:cstheme="majorBidi"/>
       <w:i/>
@@ -3433,7 +3656,7 @@
     <w:link w:val="Balk9"/>
     <w:uiPriority w:val="9"/>
     <w:semiHidden/>
-    <w:rsid w:val="004106D9"/>
+    <w:rsid w:val="002E7FD7"/>
     <w:rPr>
       <w:rFonts w:eastAsiaTheme="majorEastAsia" w:cstheme="majorBidi"/>
       <w:color w:val="272727" w:themeColor="text1" w:themeTint="D8"/>
@@ -3446,9 +3669,9 @@
     <w:link w:val="KonuBalChar"/>
     <w:uiPriority w:val="10"/>
     <w:qFormat/>
-    <w:rsid w:val="004106D9"/>
-    <w:pPr>
-      <w:spacing w:after="80" w:line="240" w:lineRule="auto"/>
+    <w:rsid w:val="002E7FD7"/>
+    <w:pPr>
+      <w:spacing w:after="80"/>
       <w:contextualSpacing/>
     </w:pPr>
     <w:rPr>
@@ -3464,7 +3687,7 @@
     <w:basedOn w:val="VarsaylanParagrafYazTipi"/>
     <w:link w:val="KonuBal"/>
     <w:uiPriority w:val="10"/>
-    <w:rsid w:val="004106D9"/>
+    <w:rsid w:val="002E7FD7"/>
     <w:rPr>
       <w:rFonts w:asciiTheme="majorHAnsi" w:eastAsiaTheme="majorEastAsia" w:hAnsiTheme="majorHAnsi" w:cstheme="majorBidi"/>
       <w:spacing w:val="-10"/>
@@ -3480,7 +3703,7 @@
     <w:link w:val="AltyazChar"/>
     <w:uiPriority w:val="11"/>
     <w:qFormat/>
-    <w:rsid w:val="004106D9"/>
+    <w:rsid w:val="002E7FD7"/>
     <w:pPr>
       <w:numPr>
         <w:ilvl w:val="1"/>
@@ -3499,7 +3722,7 @@
     <w:basedOn w:val="VarsaylanParagrafYazTipi"/>
     <w:link w:val="Altyaz"/>
     <w:uiPriority w:val="11"/>
-    <w:rsid w:val="004106D9"/>
+    <w:rsid w:val="002E7FD7"/>
     <w:rPr>
       <w:rFonts w:eastAsiaTheme="majorEastAsia" w:cstheme="majorBidi"/>
       <w:color w:val="595959" w:themeColor="text1" w:themeTint="A6"/>
@@ -3515,7 +3738,7 @@
     <w:link w:val="AlntChar"/>
     <w:uiPriority w:val="29"/>
     <w:qFormat/>
-    <w:rsid w:val="004106D9"/>
+    <w:rsid w:val="002E7FD7"/>
     <w:pPr>
       <w:spacing w:before="160"/>
       <w:jc w:val="center"/>
@@ -3531,7 +3754,7 @@
     <w:basedOn w:val="VarsaylanParagrafYazTipi"/>
     <w:link w:val="Alnt"/>
     <w:uiPriority w:val="29"/>
-    <w:rsid w:val="004106D9"/>
+    <w:rsid w:val="002E7FD7"/>
     <w:rPr>
       <w:i/>
       <w:iCs/>
@@ -3543,7 +3766,7 @@
     <w:basedOn w:val="Normal"/>
     <w:uiPriority w:val="34"/>
     <w:qFormat/>
-    <w:rsid w:val="004106D9"/>
+    <w:rsid w:val="002E7FD7"/>
     <w:pPr>
       <w:ind w:left="720"/>
       <w:contextualSpacing/>
@@ -3554,7 +3777,7 @@
     <w:basedOn w:val="VarsaylanParagrafYazTipi"/>
     <w:uiPriority w:val="21"/>
     <w:qFormat/>
-    <w:rsid w:val="004106D9"/>
+    <w:rsid w:val="002E7FD7"/>
     <w:rPr>
       <w:i/>
       <w:iCs/>
@@ -3568,7 +3791,7 @@
     <w:link w:val="GlAlntChar"/>
     <w:uiPriority w:val="30"/>
     <w:qFormat/>
-    <w:rsid w:val="004106D9"/>
+    <w:rsid w:val="002E7FD7"/>
     <w:pPr>
       <w:pBdr>
         <w:top w:val="single" w:sz="4" w:space="10" w:color="0F4761" w:themeColor="accent1" w:themeShade="BF"/>
@@ -3589,7 +3812,7 @@
     <w:basedOn w:val="VarsaylanParagrafYazTipi"/>
     <w:link w:val="GlAlnt"/>
     <w:uiPriority w:val="30"/>
-    <w:rsid w:val="004106D9"/>
+    <w:rsid w:val="002E7FD7"/>
     <w:rPr>
       <w:i/>
       <w:iCs/>
@@ -3601,7 +3824,7 @@
     <w:basedOn w:val="VarsaylanParagrafYazTipi"/>
     <w:uiPriority w:val="32"/>
     <w:qFormat/>
-    <w:rsid w:val="004106D9"/>
+    <w:rsid w:val="002E7FD7"/>
     <w:rPr>
       <w:b/>
       <w:bCs/>
@@ -3610,55 +3833,11 @@
       <w:spacing w:val="5"/>
     </w:rPr>
   </w:style>
-  <w:style w:type="paragraph" w:styleId="stBilgi">
-    <w:name w:val="header"/>
-    <w:basedOn w:val="Normal"/>
-    <w:link w:val="stBilgiChar"/>
-    <w:uiPriority w:val="99"/>
-    <w:unhideWhenUsed/>
-    <w:rsid w:val="004106D9"/>
-    <w:pPr>
-      <w:tabs>
-        <w:tab w:val="center" w:pos="4536"/>
-        <w:tab w:val="right" w:pos="9072"/>
-      </w:tabs>
-      <w:spacing w:after="0" w:line="240" w:lineRule="auto"/>
-    </w:pPr>
-  </w:style>
-  <w:style w:type="character" w:customStyle="1" w:styleId="stBilgiChar">
-    <w:name w:val="Üst Bilgi Char"/>
-    <w:basedOn w:val="VarsaylanParagrafYazTipi"/>
-    <w:link w:val="stBilgi"/>
-    <w:uiPriority w:val="99"/>
-    <w:rsid w:val="004106D9"/>
-  </w:style>
-  <w:style w:type="paragraph" w:styleId="AltBilgi">
-    <w:name w:val="footer"/>
-    <w:basedOn w:val="Normal"/>
-    <w:link w:val="AltBilgiChar"/>
-    <w:uiPriority w:val="99"/>
-    <w:unhideWhenUsed/>
-    <w:rsid w:val="004106D9"/>
-    <w:pPr>
-      <w:tabs>
-        <w:tab w:val="center" w:pos="4536"/>
-        <w:tab w:val="right" w:pos="9072"/>
-      </w:tabs>
-      <w:spacing w:after="0" w:line="240" w:lineRule="auto"/>
-    </w:pPr>
-  </w:style>
-  <w:style w:type="character" w:customStyle="1" w:styleId="AltBilgiChar">
-    <w:name w:val="Alt Bilgi Char"/>
-    <w:basedOn w:val="VarsaylanParagrafYazTipi"/>
-    <w:link w:val="AltBilgi"/>
-    <w:uiPriority w:val="99"/>
-    <w:rsid w:val="004106D9"/>
-  </w:style>
   <w:style w:type="table" w:styleId="TabloKlavuzu">
     <w:name w:val="Table Grid"/>
     <w:basedOn w:val="NormalTablo"/>
     <w:uiPriority w:val="39"/>
-    <w:rsid w:val="004106D9"/>
+    <w:rsid w:val="002E7FD7"/>
     <w:pPr>
       <w:spacing w:after="0" w:line="240" w:lineRule="auto"/>
     </w:pPr>
@@ -3673,33 +3852,95 @@
       </w:tblBorders>
     </w:tblPr>
   </w:style>
-  <w:style w:type="character" w:styleId="Kpr">
-    <w:name w:val="Hyperlink"/>
-    <w:basedOn w:val="VarsaylanParagrafYazTipi"/>
+  <w:style w:type="paragraph" w:styleId="stBilgi">
+    <w:name w:val="header"/>
+    <w:basedOn w:val="Normal"/>
+    <w:link w:val="stBilgiChar"/>
     <w:uiPriority w:val="99"/>
     <w:unhideWhenUsed/>
-    <w:rsid w:val="00FE79DB"/>
-    <w:rPr>
-      <w:color w:val="467886" w:themeColor="hyperlink"/>
-      <w:u w:val="single"/>
-    </w:rPr>
-  </w:style>
-  <w:style w:type="character" w:styleId="zmlenmeyenBahsetme">
-    <w:name w:val="Unresolved Mention"/>
+    <w:rsid w:val="002E7FD7"/>
+    <w:pPr>
+      <w:tabs>
+        <w:tab w:val="center" w:pos="4536"/>
+        <w:tab w:val="right" w:pos="9072"/>
+      </w:tabs>
+    </w:pPr>
+  </w:style>
+  <w:style w:type="character" w:customStyle="1" w:styleId="stBilgiChar">
+    <w:name w:val="Üst Bilgi Char"/>
     <w:basedOn w:val="VarsaylanParagrafYazTipi"/>
+    <w:link w:val="stBilgi"/>
     <w:uiPriority w:val="99"/>
-    <w:semiHidden/>
+    <w:rsid w:val="002E7FD7"/>
+  </w:style>
+  <w:style w:type="paragraph" w:styleId="AltBilgi">
+    <w:name w:val="footer"/>
+    <w:basedOn w:val="Normal"/>
+    <w:link w:val="AltBilgiChar"/>
+    <w:uiPriority w:val="99"/>
     <w:unhideWhenUsed/>
-    <w:rsid w:val="00FE79DB"/>
-    <w:rPr>
-      <w:color w:val="605E5C"/>
-      <w:shd w:val="clear" w:color="auto" w:fill="E1DFDD"/>
-    </w:rPr>
-  </w:style>
-  <w:style w:type="character" w:customStyle="1" w:styleId="CharacterStyle19">
-    <w:name w:val="CharacterStyle19"/>
+    <w:rsid w:val="002E7FD7"/>
+    <w:pPr>
+      <w:tabs>
+        <w:tab w:val="center" w:pos="4536"/>
+        <w:tab w:val="right" w:pos="9072"/>
+      </w:tabs>
+    </w:pPr>
+  </w:style>
+  <w:style w:type="character" w:customStyle="1" w:styleId="AltBilgiChar">
+    <w:name w:val="Alt Bilgi Char"/>
+    <w:basedOn w:val="VarsaylanParagrafYazTipi"/>
+    <w:link w:val="AltBilgi"/>
+    <w:uiPriority w:val="99"/>
+    <w:rsid w:val="002E7FD7"/>
+  </w:style>
+  <w:style w:type="paragraph" w:customStyle="1" w:styleId="ParagraphStyle3">
+    <w:name w:val="ParagraphStyle3"/>
     <w:hidden/>
-    <w:rsid w:val="005D2E2E"/>
+    <w:rsid w:val="002E7FD7"/>
+    <w:pPr>
+      <w:spacing w:after="0" w:line="240" w:lineRule="auto"/>
+      <w:ind w:left="28" w:right="28"/>
+      <w:jc w:val="center"/>
+    </w:pPr>
+    <w:rPr>
+      <w:rFonts w:ascii="Calibri" w:eastAsia="Calibri" w:hAnsi="Calibri" w:cs="Times New Roman"/>
+      <w:kern w:val="0"/>
+      <w:szCs w:val="20"/>
+      <w:lang w:eastAsia="tr-TR"/>
+      <w14:ligatures w14:val="none"/>
+    </w:rPr>
+  </w:style>
+  <w:style w:type="paragraph" w:customStyle="1" w:styleId="ParagraphStyle4">
+    <w:name w:val="ParagraphStyle4"/>
+    <w:hidden/>
+    <w:rsid w:val="002E7FD7"/>
+    <w:pPr>
+      <w:spacing w:after="0" w:line="240" w:lineRule="auto"/>
+      <w:ind w:left="28" w:right="28"/>
+      <w:jc w:val="center"/>
+    </w:pPr>
+    <w:rPr>
+      <w:rFonts w:ascii="Calibri" w:eastAsia="Calibri" w:hAnsi="Calibri" w:cs="Times New Roman"/>
+      <w:kern w:val="0"/>
+      <w:szCs w:val="20"/>
+      <w:lang w:eastAsia="tr-TR"/>
+      <w14:ligatures w14:val="none"/>
+    </w:rPr>
+  </w:style>
+  <w:style w:type="character" w:customStyle="1" w:styleId="FakeCharacterStyle">
+    <w:name w:val="FakeCharacterStyle"/>
+    <w:hidden/>
+    <w:rsid w:val="002E7FD7"/>
+    <w:rPr>
+      <w:sz w:val="1"/>
+      <w:szCs w:val="1"/>
+    </w:rPr>
+  </w:style>
+  <w:style w:type="character" w:customStyle="1" w:styleId="CharacterStyle1">
+    <w:name w:val="CharacterStyle1"/>
+    <w:hidden/>
+    <w:rsid w:val="002E7FD7"/>
     <w:rPr>
       <w:rFonts w:ascii="Tahoma" w:eastAsia="Tahoma" w:hAnsi="Tahoma"/>
       <w:b w:val="0"/>
@@ -3707,15 +3948,31 @@
       <w:strike w:val="0"/>
       <w:noProof/>
       <w:color w:val="000000"/>
-      <w:sz w:val="14"/>
-      <w:szCs w:val="14"/>
+      <w:sz w:val="18"/>
+      <w:szCs w:val="18"/>
       <w:u w:val="none"/>
     </w:rPr>
   </w:style>
-  <w:style w:type="paragraph" w:customStyle="1" w:styleId="ParagraphStyle30">
-    <w:name w:val="ParagraphStyle30"/>
+  <w:style w:type="character" w:customStyle="1" w:styleId="CharacterStyle2">
+    <w:name w:val="CharacterStyle2"/>
     <w:hidden/>
-    <w:rsid w:val="00021709"/>
+    <w:rsid w:val="002E7FD7"/>
+    <w:rPr>
+      <w:rFonts w:ascii="Tahoma" w:eastAsia="Tahoma" w:hAnsi="Tahoma"/>
+      <w:b w:val="0"/>
+      <w:i w:val="0"/>
+      <w:strike w:val="0"/>
+      <w:noProof/>
+      <w:color w:val="000000"/>
+      <w:sz w:val="18"/>
+      <w:szCs w:val="18"/>
+      <w:u w:val="none"/>
+    </w:rPr>
+  </w:style>
+  <w:style w:type="paragraph" w:customStyle="1" w:styleId="ParagraphStyle10">
+    <w:name w:val="ParagraphStyle10"/>
+    <w:hidden/>
+    <w:rsid w:val="002E7FD7"/>
     <w:pPr>
       <w:spacing w:after="0" w:line="240" w:lineRule="auto"/>
       <w:ind w:left="28" w:right="28"/>
@@ -3728,14 +3985,13 @@
       <w14:ligatures w14:val="none"/>
     </w:rPr>
   </w:style>
-  <w:style w:type="paragraph" w:customStyle="1" w:styleId="ParagraphStyle31">
-    <w:name w:val="ParagraphStyle31"/>
+  <w:style w:type="paragraph" w:customStyle="1" w:styleId="ParagraphStyle11">
+    <w:name w:val="ParagraphStyle11"/>
     <w:hidden/>
-    <w:rsid w:val="00021709"/>
+    <w:rsid w:val="002E7FD7"/>
     <w:pPr>
       <w:spacing w:after="0" w:line="240" w:lineRule="auto"/>
       <w:ind w:left="28" w:right="28"/>
-      <w:jc w:val="right"/>
     </w:pPr>
     <w:rPr>
       <w:rFonts w:ascii="Calibri" w:eastAsia="Calibri" w:hAnsi="Calibri" w:cs="Times New Roman"/>
@@ -3745,10 +4001,10 @@
       <w14:ligatures w14:val="none"/>
     </w:rPr>
   </w:style>
-  <w:style w:type="paragraph" w:customStyle="1" w:styleId="ParagraphStyle32">
-    <w:name w:val="ParagraphStyle32"/>
+  <w:style w:type="paragraph" w:customStyle="1" w:styleId="ParagraphStyle12">
+    <w:name w:val="ParagraphStyle12"/>
     <w:hidden/>
-    <w:rsid w:val="00021709"/>
+    <w:rsid w:val="002E7FD7"/>
     <w:pPr>
       <w:spacing w:after="0" w:line="240" w:lineRule="auto"/>
       <w:ind w:left="28" w:right="28"/>
@@ -3761,12 +4017,61 @@
       <w14:ligatures w14:val="none"/>
     </w:rPr>
   </w:style>
-  <w:style w:type="paragraph" w:customStyle="1" w:styleId="ParagraphStyle33">
-    <w:name w:val="ParagraphStyle33"/>
+  <w:style w:type="character" w:customStyle="1" w:styleId="CharacterStyle8">
+    <w:name w:val="CharacterStyle8"/>
     <w:hidden/>
-    <w:rsid w:val="00021709"/>
+    <w:rsid w:val="002E7FD7"/>
+    <w:rPr>
+      <w:rFonts w:ascii="Tahoma" w:eastAsia="Tahoma" w:hAnsi="Tahoma"/>
+      <w:b/>
+      <w:i w:val="0"/>
+      <w:strike w:val="0"/>
+      <w:noProof/>
+      <w:color w:val="000000"/>
+      <w:sz w:val="22"/>
+      <w:szCs w:val="22"/>
+      <w:u w:val="none"/>
+    </w:rPr>
+  </w:style>
+  <w:style w:type="character" w:customStyle="1" w:styleId="CharacterStyle9">
+    <w:name w:val="CharacterStyle9"/>
+    <w:hidden/>
+    <w:rsid w:val="002E7FD7"/>
+    <w:rPr>
+      <w:rFonts w:ascii="Tahoma" w:eastAsia="Tahoma" w:hAnsi="Tahoma"/>
+      <w:b w:val="0"/>
+      <w:i w:val="0"/>
+      <w:strike w:val="0"/>
+      <w:noProof/>
+      <w:color w:val="000000"/>
+      <w:sz w:val="18"/>
+      <w:szCs w:val="18"/>
+      <w:u w:val="none"/>
+    </w:rPr>
+  </w:style>
+  <w:style w:type="character" w:customStyle="1" w:styleId="CharacterStyle10">
+    <w:name w:val="CharacterStyle10"/>
+    <w:hidden/>
+    <w:rsid w:val="002E7FD7"/>
+    <w:rPr>
+      <w:rFonts w:ascii="Tahoma" w:eastAsia="Tahoma" w:hAnsi="Tahoma"/>
+      <w:b w:val="0"/>
+      <w:i w:val="0"/>
+      <w:strike w:val="0"/>
+      <w:noProof/>
+      <w:color w:val="000000"/>
+      <w:sz w:val="18"/>
+      <w:szCs w:val="18"/>
+      <w:u w:val="none"/>
+    </w:rPr>
+  </w:style>
+  <w:style w:type="paragraph" w:customStyle="1" w:styleId="ParagraphStyle5">
+    <w:name w:val="ParagraphStyle5"/>
+    <w:hidden/>
+    <w:rsid w:val="002E7FD7"/>
     <w:pPr>
       <w:spacing w:after="0" w:line="240" w:lineRule="auto"/>
+      <w:ind w:left="28" w:right="28"/>
       <w:jc w:val="center"/>
     </w:pPr>
     <w:rPr>
@@ -3777,19 +4082,221 @@
       <w14:ligatures w14:val="none"/>
     </w:rPr>
   </w:style>
-  <w:style w:type="character" w:customStyle="1" w:styleId="FakeCharacterStyle">
-    <w:name w:val="FakeCharacterStyle"/>
+  <w:style w:type="paragraph" w:customStyle="1" w:styleId="ParagraphStyle6">
+    <w:name w:val="ParagraphStyle6"/>
     <w:hidden/>
-    <w:rsid w:val="00021709"/>
-    <w:rPr>
-      <w:sz w:val="1"/>
-      <w:szCs w:val="1"/>
-    </w:rPr>
-  </w:style>
-  <w:style w:type="character" w:customStyle="1" w:styleId="CharacterStyle26">
-    <w:name w:val="CharacterStyle26"/>
+    <w:rsid w:val="002E7FD7"/>
+    <w:pPr>
+      <w:spacing w:after="0" w:line="240" w:lineRule="auto"/>
+      <w:ind w:left="28" w:right="28"/>
+      <w:jc w:val="center"/>
+    </w:pPr>
+    <w:rPr>
+      <w:rFonts w:ascii="Calibri" w:eastAsia="Calibri" w:hAnsi="Calibri" w:cs="Times New Roman"/>
+      <w:kern w:val="0"/>
+      <w:szCs w:val="20"/>
+      <w:lang w:eastAsia="tr-TR"/>
+      <w14:ligatures w14:val="none"/>
+    </w:rPr>
+  </w:style>
+  <w:style w:type="paragraph" w:customStyle="1" w:styleId="ParagraphStyle7">
+    <w:name w:val="ParagraphStyle7"/>
     <w:hidden/>
-    <w:rsid w:val="00021709"/>
+    <w:rsid w:val="002E7FD7"/>
+    <w:pPr>
+      <w:spacing w:after="0" w:line="240" w:lineRule="auto"/>
+      <w:ind w:left="28" w:right="28"/>
+      <w:jc w:val="center"/>
+    </w:pPr>
+    <w:rPr>
+      <w:rFonts w:ascii="Calibri" w:eastAsia="Calibri" w:hAnsi="Calibri" w:cs="Times New Roman"/>
+      <w:kern w:val="0"/>
+      <w:szCs w:val="20"/>
+      <w:lang w:eastAsia="tr-TR"/>
+      <w14:ligatures w14:val="none"/>
+    </w:rPr>
+  </w:style>
+  <w:style w:type="paragraph" w:customStyle="1" w:styleId="ParagraphStyle8">
+    <w:name w:val="ParagraphStyle8"/>
+    <w:hidden/>
+    <w:rsid w:val="002E7FD7"/>
+    <w:pPr>
+      <w:spacing w:after="0" w:line="240" w:lineRule="auto"/>
+      <w:ind w:left="28" w:right="28"/>
+    </w:pPr>
+    <w:rPr>
+      <w:rFonts w:ascii="Calibri" w:eastAsia="Calibri" w:hAnsi="Calibri" w:cs="Times New Roman"/>
+      <w:kern w:val="0"/>
+      <w:szCs w:val="20"/>
+      <w:lang w:eastAsia="tr-TR"/>
+      <w14:ligatures w14:val="none"/>
+    </w:rPr>
+  </w:style>
+  <w:style w:type="paragraph" w:customStyle="1" w:styleId="ParagraphStyle9">
+    <w:name w:val="ParagraphStyle9"/>
+    <w:hidden/>
+    <w:rsid w:val="002E7FD7"/>
+    <w:pPr>
+      <w:spacing w:after="0" w:line="240" w:lineRule="auto"/>
+      <w:ind w:left="28" w:right="28"/>
+    </w:pPr>
+    <w:rPr>
+      <w:rFonts w:ascii="Calibri" w:eastAsia="Calibri" w:hAnsi="Calibri" w:cs="Times New Roman"/>
+      <w:kern w:val="0"/>
+      <w:szCs w:val="20"/>
+      <w:lang w:eastAsia="tr-TR"/>
+      <w14:ligatures w14:val="none"/>
+    </w:rPr>
+  </w:style>
+  <w:style w:type="character" w:customStyle="1" w:styleId="CharacterStyle3">
+    <w:name w:val="CharacterStyle3"/>
+    <w:hidden/>
+    <w:rsid w:val="002E7FD7"/>
+    <w:rPr>
+      <w:rFonts w:ascii="Tahoma" w:eastAsia="Tahoma" w:hAnsi="Tahoma"/>
+      <w:b w:val="0"/>
+      <w:i w:val="0"/>
+      <w:strike w:val="0"/>
+      <w:noProof/>
+      <w:color w:val="000000"/>
+      <w:sz w:val="19"/>
+      <w:szCs w:val="19"/>
+      <w:u w:val="none"/>
+    </w:rPr>
+  </w:style>
+  <w:style w:type="character" w:customStyle="1" w:styleId="CharacterStyle4">
+    <w:name w:val="CharacterStyle4"/>
+    <w:hidden/>
+    <w:rsid w:val="002E7FD7"/>
+    <w:rPr>
+      <w:rFonts w:ascii="Tahoma" w:eastAsia="Tahoma" w:hAnsi="Tahoma"/>
+      <w:b/>
+      <w:i w:val="0"/>
+      <w:strike w:val="0"/>
+      <w:noProof/>
+      <w:color w:val="000000"/>
+      <w:sz w:val="19"/>
+      <w:szCs w:val="19"/>
+      <w:u w:val="none"/>
+    </w:rPr>
+  </w:style>
+  <w:style w:type="character" w:customStyle="1" w:styleId="CharacterStyle5">
+    <w:name w:val="CharacterStyle5"/>
+    <w:hidden/>
+    <w:rsid w:val="002E7FD7"/>
+    <w:rPr>
+      <w:rFonts w:ascii="Tahoma" w:eastAsia="Tahoma" w:hAnsi="Tahoma"/>
+      <w:b/>
+      <w:i w:val="0"/>
+      <w:strike w:val="0"/>
+      <w:noProof/>
+      <w:color w:val="000000"/>
+      <w:sz w:val="19"/>
+      <w:szCs w:val="19"/>
+      <w:u w:val="none"/>
+    </w:rPr>
+  </w:style>
+  <w:style w:type="character" w:customStyle="1" w:styleId="CharacterStyle6">
+    <w:name w:val="CharacterStyle6"/>
+    <w:hidden/>
+    <w:rsid w:val="002E7FD7"/>
+    <w:rPr>
+      <w:rFonts w:ascii="Tahoma" w:eastAsia="Tahoma" w:hAnsi="Tahoma"/>
+      <w:b w:val="0"/>
+      <w:i w:val="0"/>
+      <w:strike w:val="0"/>
+      <w:noProof/>
+      <w:color w:val="000000"/>
+      <w:sz w:val="19"/>
+      <w:szCs w:val="19"/>
+      <w:u w:val="none"/>
+    </w:rPr>
+  </w:style>
+  <w:style w:type="character" w:customStyle="1" w:styleId="CharacterStyle7">
+    <w:name w:val="CharacterStyle7"/>
+    <w:hidden/>
+    <w:rsid w:val="002E7FD7"/>
+    <w:rPr>
+      <w:rFonts w:ascii="Tahoma" w:eastAsia="Tahoma" w:hAnsi="Tahoma"/>
+      <w:b w:val="0"/>
+      <w:i w:val="0"/>
+      <w:strike w:val="0"/>
+      <w:noProof/>
+      <w:color w:val="000000"/>
+      <w:sz w:val="19"/>
+      <w:szCs w:val="19"/>
+      <w:u w:val="none"/>
+    </w:rPr>
+  </w:style>
+  <w:style w:type="paragraph" w:customStyle="1" w:styleId="ParagraphStyle13">
+    <w:name w:val="ParagraphStyle13"/>
+    <w:hidden/>
+    <w:rsid w:val="002E7FD7"/>
+    <w:pPr>
+      <w:spacing w:after="0" w:line="240" w:lineRule="auto"/>
+      <w:ind w:left="28" w:right="28"/>
+      <w:jc w:val="center"/>
+    </w:pPr>
+    <w:rPr>
+      <w:rFonts w:ascii="Calibri" w:eastAsia="Calibri" w:hAnsi="Calibri" w:cs="Times New Roman"/>
+      <w:kern w:val="0"/>
+      <w:szCs w:val="20"/>
+      <w:lang w:eastAsia="tr-TR"/>
+      <w14:ligatures w14:val="none"/>
+    </w:rPr>
+  </w:style>
+  <w:style w:type="paragraph" w:customStyle="1" w:styleId="ParagraphStyle14">
+    <w:name w:val="ParagraphStyle14"/>
+    <w:hidden/>
+    <w:rsid w:val="002E7FD7"/>
+    <w:pPr>
+      <w:spacing w:after="0" w:line="240" w:lineRule="auto"/>
+    </w:pPr>
+    <w:rPr>
+      <w:rFonts w:ascii="Calibri" w:eastAsia="Calibri" w:hAnsi="Calibri" w:cs="Times New Roman"/>
+      <w:kern w:val="0"/>
+      <w:szCs w:val="20"/>
+      <w:lang w:eastAsia="tr-TR"/>
+      <w14:ligatures w14:val="none"/>
+    </w:rPr>
+  </w:style>
+  <w:style w:type="paragraph" w:customStyle="1" w:styleId="ParagraphStyle15">
+    <w:name w:val="ParagraphStyle15"/>
+    <w:hidden/>
+    <w:rsid w:val="002E7FD7"/>
+    <w:pPr>
+      <w:spacing w:after="0" w:line="240" w:lineRule="auto"/>
+      <w:jc w:val="center"/>
+    </w:pPr>
+    <w:rPr>
+      <w:rFonts w:ascii="Calibri" w:eastAsia="Calibri" w:hAnsi="Calibri" w:cs="Times New Roman"/>
+      <w:kern w:val="0"/>
+      <w:szCs w:val="20"/>
+      <w:lang w:eastAsia="tr-TR"/>
+      <w14:ligatures w14:val="none"/>
+    </w:rPr>
+  </w:style>
+  <w:style w:type="paragraph" w:customStyle="1" w:styleId="ParagraphStyle16">
+    <w:name w:val="ParagraphStyle16"/>
+    <w:hidden/>
+    <w:rsid w:val="002E7FD7"/>
+    <w:pPr>
+      <w:spacing w:after="0" w:line="240" w:lineRule="auto"/>
+      <w:ind w:left="28" w:right="28"/>
+      <w:jc w:val="center"/>
+    </w:pPr>
+    <w:rPr>
+      <w:rFonts w:ascii="Calibri" w:eastAsia="Calibri" w:hAnsi="Calibri" w:cs="Times New Roman"/>
+      <w:kern w:val="0"/>
+      <w:szCs w:val="20"/>
+      <w:lang w:eastAsia="tr-TR"/>
+      <w14:ligatures w14:val="none"/>
+    </w:rPr>
+  </w:style>
+  <w:style w:type="character" w:customStyle="1" w:styleId="CharacterStyle11">
+    <w:name w:val="CharacterStyle11"/>
+    <w:hidden/>
+    <w:rsid w:val="002E7FD7"/>
     <w:rPr>
       <w:rFonts w:ascii="Tahoma" w:eastAsia="Tahoma" w:hAnsi="Tahoma"/>
       <w:b/>
@@ -3802,10 +4309,10 @@
       <w:u w:val="none"/>
     </w:rPr>
   </w:style>
-  <w:style w:type="character" w:customStyle="1" w:styleId="CharacterStyle27">
-    <w:name w:val="CharacterStyle27"/>
+  <w:style w:type="character" w:customStyle="1" w:styleId="CharacterStyle12">
+    <w:name w:val="CharacterStyle12"/>
     <w:hidden/>
-    <w:rsid w:val="00021709"/>
+    <w:rsid w:val="002E7FD7"/>
     <w:rPr>
       <w:rFonts w:ascii="Tahoma" w:eastAsia="Tahoma" w:hAnsi="Tahoma"/>
       <w:b w:val="0"/>
@@ -3818,10 +4325,173 @@
       <w:u w:val="none"/>
     </w:rPr>
   </w:style>
-  <w:style w:type="character" w:customStyle="1" w:styleId="CharacterStyle28">
-    <w:name w:val="CharacterStyle28"/>
+  <w:style w:type="paragraph" w:customStyle="1" w:styleId="ParagraphStyle1">
+    <w:name w:val="ParagraphStyle1"/>
     <w:hidden/>
-    <w:rsid w:val="00021709"/>
+    <w:rsid w:val="002E7FD7"/>
+    <w:pPr>
+      <w:spacing w:after="0" w:line="240" w:lineRule="auto"/>
+      <w:jc w:val="center"/>
+    </w:pPr>
+    <w:rPr>
+      <w:rFonts w:ascii="Calibri" w:eastAsia="Calibri" w:hAnsi="Calibri" w:cs="Times New Roman"/>
+      <w:kern w:val="0"/>
+      <w:szCs w:val="20"/>
+      <w:lang w:eastAsia="tr-TR"/>
+      <w14:ligatures w14:val="none"/>
+    </w:rPr>
+  </w:style>
+  <w:style w:type="paragraph" w:customStyle="1" w:styleId="ParagraphStyle26">
+    <w:name w:val="ParagraphStyle26"/>
+    <w:hidden/>
+    <w:rsid w:val="001F5339"/>
+    <w:pPr>
+      <w:spacing w:after="0" w:line="240" w:lineRule="auto"/>
+      <w:ind w:left="28" w:right="28"/>
+    </w:pPr>
+    <w:rPr>
+      <w:rFonts w:ascii="Calibri" w:eastAsia="Calibri" w:hAnsi="Calibri" w:cs="Times New Roman"/>
+      <w:kern w:val="0"/>
+      <w:szCs w:val="20"/>
+      <w:lang w:eastAsia="tr-TR"/>
+      <w14:ligatures w14:val="none"/>
+    </w:rPr>
+  </w:style>
+  <w:style w:type="paragraph" w:customStyle="1" w:styleId="ParagraphStyle27">
+    <w:name w:val="ParagraphStyle27"/>
+    <w:hidden/>
+    <w:rsid w:val="001F5339"/>
+    <w:pPr>
+      <w:spacing w:after="0" w:line="240" w:lineRule="auto"/>
+      <w:ind w:left="28" w:right="28"/>
+    </w:pPr>
+    <w:rPr>
+      <w:rFonts w:ascii="Calibri" w:eastAsia="Calibri" w:hAnsi="Calibri" w:cs="Times New Roman"/>
+      <w:kern w:val="0"/>
+      <w:szCs w:val="20"/>
+      <w:lang w:eastAsia="tr-TR"/>
+      <w14:ligatures w14:val="none"/>
+    </w:rPr>
+  </w:style>
+  <w:style w:type="paragraph" w:customStyle="1" w:styleId="ParagraphStyle28">
+    <w:name w:val="ParagraphStyle28"/>
+    <w:hidden/>
+    <w:rsid w:val="001F5339"/>
+    <w:pPr>
+      <w:spacing w:after="0" w:line="240" w:lineRule="auto"/>
+      <w:ind w:left="28" w:right="28"/>
+      <w:jc w:val="center"/>
+    </w:pPr>
+    <w:rPr>
+      <w:rFonts w:ascii="Calibri" w:eastAsia="Calibri" w:hAnsi="Calibri" w:cs="Times New Roman"/>
+      <w:kern w:val="0"/>
+      <w:szCs w:val="20"/>
+      <w:lang w:eastAsia="tr-TR"/>
+      <w14:ligatures w14:val="none"/>
+    </w:rPr>
+  </w:style>
+  <w:style w:type="paragraph" w:customStyle="1" w:styleId="ParagraphStyle29">
+    <w:name w:val="ParagraphStyle29"/>
+    <w:hidden/>
+    <w:rsid w:val="001F5339"/>
+    <w:pPr>
+      <w:spacing w:after="0" w:line="240" w:lineRule="auto"/>
+      <w:ind w:left="28" w:right="28"/>
+      <w:jc w:val="center"/>
+    </w:pPr>
+    <w:rPr>
+      <w:rFonts w:ascii="Calibri" w:eastAsia="Calibri" w:hAnsi="Calibri" w:cs="Times New Roman"/>
+      <w:kern w:val="0"/>
+      <w:szCs w:val="20"/>
+      <w:lang w:eastAsia="tr-TR"/>
+      <w14:ligatures w14:val="none"/>
+    </w:rPr>
+  </w:style>
+  <w:style w:type="paragraph" w:customStyle="1" w:styleId="ParagraphStyle30">
+    <w:name w:val="ParagraphStyle30"/>
+    <w:hidden/>
+    <w:rsid w:val="001F5339"/>
+    <w:pPr>
+      <w:spacing w:after="0" w:line="240" w:lineRule="auto"/>
+      <w:ind w:left="100" w:right="28"/>
+    </w:pPr>
+    <w:rPr>
+      <w:rFonts w:ascii="Calibri" w:eastAsia="Calibri" w:hAnsi="Calibri" w:cs="Times New Roman"/>
+      <w:kern w:val="0"/>
+      <w:szCs w:val="20"/>
+      <w:lang w:eastAsia="tr-TR"/>
+      <w14:ligatures w14:val="none"/>
+    </w:rPr>
+  </w:style>
+  <w:style w:type="paragraph" w:customStyle="1" w:styleId="ParagraphStyle31">
+    <w:name w:val="ParagraphStyle31"/>
+    <w:hidden/>
+    <w:rsid w:val="001F5339"/>
+    <w:pPr>
+      <w:spacing w:after="0" w:line="240" w:lineRule="auto"/>
+      <w:ind w:left="28" w:right="28"/>
+      <w:jc w:val="center"/>
+    </w:pPr>
+    <w:rPr>
+      <w:rFonts w:ascii="Calibri" w:eastAsia="Calibri" w:hAnsi="Calibri" w:cs="Times New Roman"/>
+      <w:kern w:val="0"/>
+      <w:szCs w:val="20"/>
+      <w:lang w:eastAsia="tr-TR"/>
+      <w14:ligatures w14:val="none"/>
+    </w:rPr>
+  </w:style>
+  <w:style w:type="paragraph" w:customStyle="1" w:styleId="ParagraphStyle32">
+    <w:name w:val="ParagraphStyle32"/>
+    <w:hidden/>
+    <w:rsid w:val="001F5339"/>
+    <w:pPr>
+      <w:spacing w:after="0" w:line="240" w:lineRule="auto"/>
+    </w:pPr>
+    <w:rPr>
+      <w:rFonts w:ascii="Calibri" w:eastAsia="Calibri" w:hAnsi="Calibri" w:cs="Times New Roman"/>
+      <w:kern w:val="0"/>
+      <w:szCs w:val="20"/>
+      <w:lang w:eastAsia="tr-TR"/>
+      <w14:ligatures w14:val="none"/>
+    </w:rPr>
+  </w:style>
+  <w:style w:type="paragraph" w:customStyle="1" w:styleId="ParagraphStyle33">
+    <w:name w:val="ParagraphStyle33"/>
+    <w:hidden/>
+    <w:rsid w:val="001F5339"/>
+    <w:pPr>
+      <w:spacing w:after="0" w:line="240" w:lineRule="auto"/>
+      <w:ind w:left="28" w:right="28"/>
+      <w:jc w:val="center"/>
+    </w:pPr>
+    <w:rPr>
+      <w:rFonts w:ascii="Calibri" w:eastAsia="Calibri" w:hAnsi="Calibri" w:cs="Times New Roman"/>
+      <w:kern w:val="0"/>
+      <w:szCs w:val="20"/>
+      <w:lang w:eastAsia="tr-TR"/>
+      <w14:ligatures w14:val="none"/>
+    </w:rPr>
+  </w:style>
+  <w:style w:type="character" w:customStyle="1" w:styleId="CharacterStyle22">
+    <w:name w:val="CharacterStyle22"/>
+    <w:hidden/>
+    <w:rsid w:val="001F5339"/>
+    <w:rPr>
+      <w:rFonts w:ascii="Tahoma" w:eastAsia="Tahoma" w:hAnsi="Tahoma"/>
+      <w:b/>
+      <w:i w:val="0"/>
+      <w:strike w:val="0"/>
+      <w:noProof/>
+      <w:color w:val="000000"/>
+      <w:sz w:val="22"/>
+      <w:szCs w:val="22"/>
+      <w:u w:val="none"/>
+    </w:rPr>
+  </w:style>
+  <w:style w:type="character" w:customStyle="1" w:styleId="CharacterStyle23">
+    <w:name w:val="CharacterStyle23"/>
+    <w:hidden/>
+    <w:rsid w:val="001F5339"/>
     <w:rPr>
       <w:rFonts w:ascii="Tahoma" w:eastAsia="Tahoma" w:hAnsi="Tahoma"/>
       <w:b w:val="0"/>
@@ -3834,10 +4504,42 @@
       <w:u w:val="none"/>
     </w:rPr>
   </w:style>
-  <w:style w:type="character" w:customStyle="1" w:styleId="CharacterStyle1">
-    <w:name w:val="CharacterStyle1"/>
+  <w:style w:type="character" w:customStyle="1" w:styleId="CharacterStyle24">
+    <w:name w:val="CharacterStyle24"/>
     <w:hidden/>
-    <w:rsid w:val="00021709"/>
+    <w:rsid w:val="001F5339"/>
+    <w:rPr>
+      <w:rFonts w:ascii="Tahoma" w:eastAsia="Tahoma" w:hAnsi="Tahoma"/>
+      <w:b/>
+      <w:i w:val="0"/>
+      <w:strike w:val="0"/>
+      <w:noProof/>
+      <w:color w:val="FFFFFF"/>
+      <w:sz w:val="16"/>
+      <w:szCs w:val="16"/>
+      <w:u w:val="none"/>
+    </w:rPr>
+  </w:style>
+  <w:style w:type="character" w:customStyle="1" w:styleId="CharacterStyle25">
+    <w:name w:val="CharacterStyle25"/>
+    <w:hidden/>
+    <w:rsid w:val="001F5339"/>
+    <w:rPr>
+      <w:rFonts w:ascii="Tahoma" w:eastAsia="Tahoma" w:hAnsi="Tahoma"/>
+      <w:b/>
+      <w:i w:val="0"/>
+      <w:strike w:val="0"/>
+      <w:noProof/>
+      <w:color w:val="FFFFFF"/>
+      <w:sz w:val="16"/>
+      <w:szCs w:val="16"/>
+      <w:u w:val="none"/>
+    </w:rPr>
+  </w:style>
+  <w:style w:type="character" w:customStyle="1" w:styleId="CharacterStyle26">
+    <w:name w:val="CharacterStyle26"/>
+    <w:hidden/>
+    <w:rsid w:val="001F5339"/>
     <w:rPr>
       <w:rFonts w:ascii="Tahoma" w:eastAsia="Tahoma" w:hAnsi="Tahoma"/>
       <w:b w:val="0"/>
@@ -3850,10 +4552,10 @@
       <w:u w:val="none"/>
     </w:rPr>
   </w:style>
-  <w:style w:type="character" w:customStyle="1" w:styleId="CharacterStyle2">
-    <w:name w:val="CharacterStyle2"/>
+  <w:style w:type="character" w:customStyle="1" w:styleId="CharacterStyle27">
+    <w:name w:val="CharacterStyle27"/>
     <w:hidden/>
-    <w:rsid w:val="00021709"/>
+    <w:rsid w:val="001F5339"/>
     <w:rPr>
       <w:rFonts w:ascii="Tahoma" w:eastAsia="Tahoma" w:hAnsi="Tahoma"/>
       <w:b w:val="0"/>
@@ -3866,20 +4568,43 @@
       <w:u w:val="none"/>
     </w:rPr>
   </w:style>
-  <w:style w:type="character" w:customStyle="1" w:styleId="CharacterStyle25">
-    <w:name w:val="CharacterStyle25"/>
+  <w:style w:type="character" w:customStyle="1" w:styleId="CharacterStyle28">
+    <w:name w:val="CharacterStyle28"/>
     <w:hidden/>
-    <w:rsid w:val="00021709"/>
+    <w:rsid w:val="001F5339"/>
     <w:rPr>
       <w:rFonts w:ascii="Tahoma" w:eastAsia="Tahoma" w:hAnsi="Tahoma"/>
-      <w:b w:val="0"/>
+      <w:b/>
       <w:i w:val="0"/>
       <w:strike w:val="0"/>
       <w:noProof/>
       <w:color w:val="000000"/>
-      <w:sz w:val="13"/>
-      <w:szCs w:val="13"/>
+      <w:sz w:val="18"/>
+      <w:szCs w:val="18"/>
       <w:u w:val="none"/>
+    </w:rPr>
+  </w:style>
+  <w:style w:type="character" w:styleId="Kpr">
+    <w:name w:val="Hyperlink"/>
+    <w:basedOn w:val="VarsaylanParagrafYazTipi"/>
+    <w:uiPriority w:val="99"/>
+    <w:unhideWhenUsed/>
+    <w:rsid w:val="00113A61"/>
+    <w:rPr>
+      <w:color w:val="467886" w:themeColor="hyperlink"/>
+      <w:u w:val="single"/>
+    </w:rPr>
+  </w:style>
+  <w:style w:type="character" w:styleId="zmlenmeyenBahsetme">
+    <w:name w:val="Unresolved Mention"/>
+    <w:basedOn w:val="VarsaylanParagrafYazTipi"/>
+    <w:uiPriority w:val="99"/>
+    <w:semiHidden/>
+    <w:unhideWhenUsed/>
+    <w:rsid w:val="00113A61"/>
+    <w:rPr>
+      <w:color w:val="605E5C"/>
+      <w:shd w:val="clear" w:color="auto" w:fill="E1DFDD"/>
     </w:rPr>
   </w:style>
 </w:styles>
@@ -4185,7 +4910,7 @@
 </file>
 
 <file path=customXml/itemProps1.xml><?xml version="1.0" encoding="utf-8"?>
-<ds:datastoreItem xmlns:ds="http://schemas.openxmlformats.org/officeDocument/2006/customXml" ds:itemID="{D318343D-E977-44DD-AC4D-EF948B42AD0C}">
+<ds:datastoreItem xmlns:ds="http://schemas.openxmlformats.org/officeDocument/2006/customXml" ds:itemID="{B0B39102-B02A-48F9-9309-83595EFFF37A}">
   <ds:schemaRefs>
     <ds:schemaRef ds:uri="http://schemas.openxmlformats.org/officeDocument/2006/bibliography"/>
   </ds:schemaRefs>
